--- a/Minería de datos/Practica 2/1924910, Crema, 5N1, 2.docx
+++ b/Minería de datos/Practica 2/1924910, Crema, 5N1, 2.docx
@@ -259,7 +259,6 @@
         </w:rPr>
         <w:t xml:space="preserve"> de la </w:t>
       </w:r>
-      <w:proofErr w:type="spellStart"/>
       <w:r>
         <w:rPr>
           <w:rFonts w:ascii="Aptos" w:eastAsia="Aptos" w:hAnsi="Aptos" w:cs="Aptos"/>
@@ -272,9 +271,8 @@
           <w:szCs w:val="48"/>
           <w:lang w:val="es-MX"/>
         </w:rPr>
-        <w:t>Ingenieria</w:t>
-      </w:r>
-      <w:proofErr w:type="spellEnd"/>
+        <w:t>Ingeniería</w:t>
+      </w:r>
       <w:r>
         <w:rPr>
           <w:rFonts w:ascii="Aptos" w:eastAsia="Aptos" w:hAnsi="Aptos" w:cs="Aptos"/>
@@ -371,7 +369,25 @@
           <w:szCs w:val="32"/>
           <w:lang w:val="es-MX"/>
         </w:rPr>
-        <w:t>RAYMUNDO SAID ZAMORA PEQUENO</w:t>
+        <w:t>RAYMUNDO SAID ZAMORA PEQUE</w:t>
+      </w:r>
+      <w:r>
+        <w:rPr>
+          <w:rFonts w:ascii="Aptos" w:eastAsia="Aptos" w:hAnsi="Aptos" w:cs="Aptos"/>
+          <w:sz w:val="32"/>
+          <w:szCs w:val="32"/>
+          <w:lang w:val="es-MX"/>
+        </w:rPr>
+        <w:t>Ñ</w:t>
+      </w:r>
+      <w:r>
+        <w:rPr>
+          <w:rFonts w:ascii="Aptos" w:eastAsia="Aptos" w:hAnsi="Aptos" w:cs="Aptos"/>
+          <w:sz w:val="32"/>
+          <w:szCs w:val="32"/>
+          <w:lang w:val="es-MX"/>
+        </w:rPr>
+        <w:t>O</w:t>
       </w:r>
     </w:p>
     <w:tbl>
@@ -613,7 +629,57 @@
                 <w:szCs w:val="32"/>
                 <w:lang w:val="es-MX"/>
               </w:rPr>
-              <w:t>Karyme Gpe. Gonzalez Castillo</w:t>
+              <w:t xml:space="preserve">Karyme </w:t>
+            </w:r>
+            <w:proofErr w:type="spellStart"/>
+            <w:r>
+              <w:rPr>
+                <w:rFonts w:ascii="Aptos" w:eastAsia="Aptos" w:hAnsi="Aptos" w:cs="Aptos"/>
+                <w:b/>
+                <w:bCs/>
+                <w:color w:val="000000" w:themeColor="text1"/>
+                <w:sz w:val="32"/>
+                <w:szCs w:val="32"/>
+                <w:lang w:val="es-MX"/>
+              </w:rPr>
+              <w:t>Gpe</w:t>
+            </w:r>
+            <w:proofErr w:type="spellEnd"/>
+            <w:r>
+              <w:rPr>
+                <w:rFonts w:ascii="Aptos" w:eastAsia="Aptos" w:hAnsi="Aptos" w:cs="Aptos"/>
+                <w:b/>
+                <w:bCs/>
+                <w:color w:val="000000" w:themeColor="text1"/>
+                <w:sz w:val="32"/>
+                <w:szCs w:val="32"/>
+                <w:lang w:val="es-MX"/>
+              </w:rPr>
+              <w:t xml:space="preserve">. </w:t>
+            </w:r>
+            <w:r>
+              <w:rPr>
+                <w:rFonts w:ascii="Aptos" w:eastAsia="Aptos" w:hAnsi="Aptos" w:cs="Aptos"/>
+                <w:b/>
+                <w:bCs/>
+                <w:color w:val="000000" w:themeColor="text1"/>
+                <w:sz w:val="32"/>
+                <w:szCs w:val="32"/>
+                <w:lang w:val="es-MX"/>
+              </w:rPr>
+              <w:t>González</w:t>
+            </w:r>
+            <w:r>
+              <w:rPr>
+                <w:rFonts w:ascii="Aptos" w:eastAsia="Aptos" w:hAnsi="Aptos" w:cs="Aptos"/>
+                <w:b/>
+                <w:bCs/>
+                <w:color w:val="000000" w:themeColor="text1"/>
+                <w:sz w:val="32"/>
+                <w:szCs w:val="32"/>
+                <w:lang w:val="es-MX"/>
+              </w:rPr>
+              <w:t xml:space="preserve"> Castillo</w:t>
             </w:r>
           </w:p>
         </w:tc>
@@ -928,7 +994,11 @@
     <w:sdt>
       <w:sdtPr>
         <w:rPr>
-          <w:lang w:val="es-ES"/>
+          <w:rFonts w:asciiTheme="minorHAnsi" w:eastAsiaTheme="minorHAnsi" w:hAnsiTheme="minorHAnsi" w:cstheme="minorBidi"/>
+          <w:color w:val="auto"/>
+          <w:sz w:val="24"/>
+          <w:szCs w:val="24"/>
+          <w:lang w:val="es-ES" w:eastAsia="en-US"/>
         </w:rPr>
         <w:id w:val="58293229"/>
         <w:docPartObj>
@@ -938,13 +1008,8 @@
       </w:sdtPr>
       <w:sdtEndPr>
         <w:rPr>
-          <w:rFonts w:asciiTheme="minorHAnsi" w:eastAsiaTheme="minorHAnsi" w:hAnsiTheme="minorHAnsi" w:cstheme="minorBidi"/>
           <w:b/>
           <w:bCs/>
-          <w:color w:val="auto"/>
-          <w:sz w:val="24"/>
-          <w:szCs w:val="24"/>
-          <w:lang w:eastAsia="en-US"/>
         </w:rPr>
       </w:sdtEndPr>
       <w:sdtContent>
@@ -982,33 +1047,13 @@
           <w:r>
             <w:fldChar w:fldCharType="separate"/>
           </w:r>
-          <w:hyperlink w:anchor="_Toc224594606" w:history="1">
+          <w:hyperlink w:anchor="_Toc225049653" w:history="1">
             <w:r>
               <w:rPr>
                 <w:rStyle w:val="Hipervnculo"/>
-                <w:rFonts w:ascii="Calibri Light" w:eastAsia="Calibri Light" w:hAnsi="Calibri Light" w:cs="Calibri Light"/>
                 <w:noProof/>
-                <w:lang w:val="es-MX"/>
-              </w:rPr>
-              <w:t>Obje</w:t>
-            </w:r>
-            <w:r>
-              <w:rPr>
-                <w:rStyle w:val="Hipervnculo"/>
-                <w:rFonts w:ascii="Calibri Light" w:eastAsia="Calibri Light" w:hAnsi="Calibri Light" w:cs="Calibri Light"/>
-                <w:noProof/>
-                <w:lang w:val="es-MX"/>
-              </w:rPr>
-              <w:t>t</w:t>
-            </w:r>
-            <w:r>
-              <w:rPr>
-                <w:rStyle w:val="Hipervnculo"/>
-                <w:rFonts w:ascii="Calibri Light" w:eastAsia="Calibri Light" w:hAnsi="Calibri Light" w:cs="Calibri Light"/>
-                <w:noProof/>
-                <w:lang w:val="es-MX"/>
-              </w:rPr>
-              <w:t>ivo</w:t>
+              </w:rPr>
+              <w:t>Objetivo</w:t>
             </w:r>
             <w:r>
               <w:rPr>
@@ -1029,7 +1074,7 @@
                 <w:noProof/>
                 <w:webHidden/>
               </w:rPr>
-              <w:instrText xml:space="preserve"> PAGEREF _Toc224594606 \h </w:instrText>
+              <w:instrText xml:space="preserve"> PAGEREF _Toc225049653 \h </w:instrText>
             </w:r>
             <w:r>
               <w:rPr>
@@ -1074,15 +1119,82 @@
               <w14:ligatures w14:val="standardContextual"/>
             </w:rPr>
           </w:pPr>
-          <w:hyperlink w:anchor="_Toc224594607" w:history="1">
+          <w:hyperlink w:anchor="_Toc225049654" w:history="1">
             <w:r>
               <w:rPr>
                 <w:rStyle w:val="Hipervnculo"/>
-                <w:rFonts w:ascii="Calibri Light" w:eastAsia="Calibri Light" w:hAnsi="Calibri Light" w:cs="Calibri Light"/>
+                <w:noProof/>
+              </w:rPr>
+              <w:t>Marco teórico</w:t>
+            </w:r>
+            <w:r>
+              <w:rPr>
+                <w:noProof/>
+                <w:webHidden/>
+              </w:rPr>
+              <w:tab/>
+            </w:r>
+            <w:r>
+              <w:rPr>
+                <w:noProof/>
+                <w:webHidden/>
+              </w:rPr>
+              <w:fldChar w:fldCharType="begin"/>
+            </w:r>
+            <w:r>
+              <w:rPr>
+                <w:noProof/>
+                <w:webHidden/>
+              </w:rPr>
+              <w:instrText xml:space="preserve"> PAGEREF _Toc225049654 \h </w:instrText>
+            </w:r>
+            <w:r>
+              <w:rPr>
+                <w:noProof/>
+                <w:webHidden/>
+              </w:rPr>
+            </w:r>
+            <w:r>
+              <w:rPr>
+                <w:noProof/>
+                <w:webHidden/>
+              </w:rPr>
+              <w:fldChar w:fldCharType="separate"/>
+            </w:r>
+            <w:r>
+              <w:rPr>
+                <w:noProof/>
+                <w:webHidden/>
+              </w:rPr>
+              <w:t>3</w:t>
+            </w:r>
+            <w:r>
+              <w:rPr>
+                <w:noProof/>
+                <w:webHidden/>
+              </w:rPr>
+              <w:fldChar w:fldCharType="end"/>
+            </w:r>
+          </w:hyperlink>
+        </w:p>
+        <w:p>
+          <w:pPr>
+            <w:pStyle w:val="TDC3"/>
+            <w:tabs>
+              <w:tab w:val="right" w:leader="dot" w:pos="9016"/>
+            </w:tabs>
+            <w:rPr>
+              <w:noProof/>
+            </w:rPr>
+          </w:pPr>
+          <w:hyperlink w:anchor="_Toc225049655" w:history="1">
+            <w:r>
+              <w:rPr>
+                <w:rStyle w:val="Hipervnculo"/>
                 <w:noProof/>
                 <w:lang w:val="es-MX"/>
               </w:rPr>
-              <w:t>Marco teórico</w:t>
+              <w:t>Minería de Procesos (Process Mining)</w:t>
             </w:r>
             <w:r>
               <w:rPr>
@@ -1103,7 +1215,7 @@
                 <w:noProof/>
                 <w:webHidden/>
               </w:rPr>
-              <w:instrText xml:space="preserve"> PAGEREF _Toc224594607 \h </w:instrText>
+              <w:instrText xml:space="preserve"> PAGEREF _Toc225049655 \h </w:instrText>
             </w:r>
             <w:r>
               <w:rPr>
@@ -1124,6 +1236,282 @@
                 <w:webHidden/>
               </w:rPr>
               <w:t>3</w:t>
+            </w:r>
+            <w:r>
+              <w:rPr>
+                <w:noProof/>
+                <w:webHidden/>
+              </w:rPr>
+              <w:fldChar w:fldCharType="end"/>
+            </w:r>
+          </w:hyperlink>
+        </w:p>
+        <w:p>
+          <w:pPr>
+            <w:pStyle w:val="TDC3"/>
+            <w:tabs>
+              <w:tab w:val="right" w:leader="dot" w:pos="9016"/>
+            </w:tabs>
+            <w:rPr>
+              <w:noProof/>
+            </w:rPr>
+          </w:pPr>
+          <w:hyperlink w:anchor="_Toc225049656" w:history="1">
+            <w:r>
+              <w:rPr>
+                <w:rStyle w:val="Hipervnculo"/>
+                <w:noProof/>
+                <w:lang w:val="es-MX"/>
+              </w:rPr>
+              <w:t>Concepto de Event Log (Registro de Eventos)</w:t>
+            </w:r>
+            <w:r>
+              <w:rPr>
+                <w:noProof/>
+                <w:webHidden/>
+              </w:rPr>
+              <w:tab/>
+            </w:r>
+            <w:r>
+              <w:rPr>
+                <w:noProof/>
+                <w:webHidden/>
+              </w:rPr>
+              <w:fldChar w:fldCharType="begin"/>
+            </w:r>
+            <w:r>
+              <w:rPr>
+                <w:noProof/>
+                <w:webHidden/>
+              </w:rPr>
+              <w:instrText xml:space="preserve"> PAGEREF _Toc225049656 \h </w:instrText>
+            </w:r>
+            <w:r>
+              <w:rPr>
+                <w:noProof/>
+                <w:webHidden/>
+              </w:rPr>
+            </w:r>
+            <w:r>
+              <w:rPr>
+                <w:noProof/>
+                <w:webHidden/>
+              </w:rPr>
+              <w:fldChar w:fldCharType="separate"/>
+            </w:r>
+            <w:r>
+              <w:rPr>
+                <w:noProof/>
+                <w:webHidden/>
+              </w:rPr>
+              <w:t>3</w:t>
+            </w:r>
+            <w:r>
+              <w:rPr>
+                <w:noProof/>
+                <w:webHidden/>
+              </w:rPr>
+              <w:fldChar w:fldCharType="end"/>
+            </w:r>
+          </w:hyperlink>
+        </w:p>
+        <w:p>
+          <w:pPr>
+            <w:pStyle w:val="TDC3"/>
+            <w:tabs>
+              <w:tab w:val="right" w:leader="dot" w:pos="9016"/>
+            </w:tabs>
+            <w:rPr>
+              <w:noProof/>
+            </w:rPr>
+          </w:pPr>
+          <w:hyperlink w:anchor="_Toc225049657" w:history="1">
+            <w:r>
+              <w:rPr>
+                <w:rStyle w:val="Hipervnculo"/>
+                <w:noProof/>
+                <w:lang w:val="es-MX"/>
+              </w:rPr>
+              <w:t>El Software Disco (Fluxicon Disco)</w:t>
+            </w:r>
+            <w:r>
+              <w:rPr>
+                <w:noProof/>
+                <w:webHidden/>
+              </w:rPr>
+              <w:tab/>
+            </w:r>
+            <w:r>
+              <w:rPr>
+                <w:noProof/>
+                <w:webHidden/>
+              </w:rPr>
+              <w:fldChar w:fldCharType="begin"/>
+            </w:r>
+            <w:r>
+              <w:rPr>
+                <w:noProof/>
+                <w:webHidden/>
+              </w:rPr>
+              <w:instrText xml:space="preserve"> PAGEREF _Toc225049657 \h </w:instrText>
+            </w:r>
+            <w:r>
+              <w:rPr>
+                <w:noProof/>
+                <w:webHidden/>
+              </w:rPr>
+            </w:r>
+            <w:r>
+              <w:rPr>
+                <w:noProof/>
+                <w:webHidden/>
+              </w:rPr>
+              <w:fldChar w:fldCharType="separate"/>
+            </w:r>
+            <w:r>
+              <w:rPr>
+                <w:noProof/>
+                <w:webHidden/>
+              </w:rPr>
+              <w:t>3</w:t>
+            </w:r>
+            <w:r>
+              <w:rPr>
+                <w:noProof/>
+                <w:webHidden/>
+              </w:rPr>
+              <w:fldChar w:fldCharType="end"/>
+            </w:r>
+          </w:hyperlink>
+        </w:p>
+        <w:p>
+          <w:pPr>
+            <w:pStyle w:val="TDC3"/>
+            <w:tabs>
+              <w:tab w:val="right" w:leader="dot" w:pos="9016"/>
+            </w:tabs>
+            <w:rPr>
+              <w:noProof/>
+            </w:rPr>
+          </w:pPr>
+          <w:hyperlink w:anchor="_Toc225049658" w:history="1">
+            <w:r>
+              <w:rPr>
+                <w:rStyle w:val="Hipervnculo"/>
+                <w:noProof/>
+                <w:lang w:val="es-MX"/>
+              </w:rPr>
+              <w:t>Herramientas relacionadas: ProM y Celonis</w:t>
+            </w:r>
+            <w:r>
+              <w:rPr>
+                <w:noProof/>
+                <w:webHidden/>
+              </w:rPr>
+              <w:tab/>
+            </w:r>
+            <w:r>
+              <w:rPr>
+                <w:noProof/>
+                <w:webHidden/>
+              </w:rPr>
+              <w:fldChar w:fldCharType="begin"/>
+            </w:r>
+            <w:r>
+              <w:rPr>
+                <w:noProof/>
+                <w:webHidden/>
+              </w:rPr>
+              <w:instrText xml:space="preserve"> PAGEREF _Toc225049658 \h </w:instrText>
+            </w:r>
+            <w:r>
+              <w:rPr>
+                <w:noProof/>
+                <w:webHidden/>
+              </w:rPr>
+            </w:r>
+            <w:r>
+              <w:rPr>
+                <w:noProof/>
+                <w:webHidden/>
+              </w:rPr>
+              <w:fldChar w:fldCharType="separate"/>
+            </w:r>
+            <w:r>
+              <w:rPr>
+                <w:noProof/>
+                <w:webHidden/>
+              </w:rPr>
+              <w:t>4</w:t>
+            </w:r>
+            <w:r>
+              <w:rPr>
+                <w:noProof/>
+                <w:webHidden/>
+              </w:rPr>
+              <w:fldChar w:fldCharType="end"/>
+            </w:r>
+          </w:hyperlink>
+        </w:p>
+        <w:p>
+          <w:pPr>
+            <w:pStyle w:val="TDC3"/>
+            <w:tabs>
+              <w:tab w:val="right" w:leader="dot" w:pos="9016"/>
+            </w:tabs>
+            <w:rPr>
+              <w:noProof/>
+            </w:rPr>
+          </w:pPr>
+          <w:hyperlink w:anchor="_Toc225049659" w:history="1">
+            <w:r>
+              <w:rPr>
+                <w:rStyle w:val="Hipervnculo"/>
+                <w:noProof/>
+                <w:lang w:val="es-MX"/>
+              </w:rPr>
+              <w:t>Importancia de la Preparación de Datos en Minería de Procesos</w:t>
+            </w:r>
+            <w:r>
+              <w:rPr>
+                <w:noProof/>
+                <w:webHidden/>
+              </w:rPr>
+              <w:tab/>
+            </w:r>
+            <w:r>
+              <w:rPr>
+                <w:noProof/>
+                <w:webHidden/>
+              </w:rPr>
+              <w:fldChar w:fldCharType="begin"/>
+            </w:r>
+            <w:r>
+              <w:rPr>
+                <w:noProof/>
+                <w:webHidden/>
+              </w:rPr>
+              <w:instrText xml:space="preserve"> PAGEREF _Toc225049659 \h </w:instrText>
+            </w:r>
+            <w:r>
+              <w:rPr>
+                <w:noProof/>
+                <w:webHidden/>
+              </w:rPr>
+            </w:r>
+            <w:r>
+              <w:rPr>
+                <w:noProof/>
+                <w:webHidden/>
+              </w:rPr>
+              <w:fldChar w:fldCharType="separate"/>
+            </w:r>
+            <w:r>
+              <w:rPr>
+                <w:noProof/>
+                <w:webHidden/>
+              </w:rPr>
+              <w:t>4</w:t>
             </w:r>
             <w:r>
               <w:rPr>
@@ -1148,7 +1536,7 @@
               <w14:ligatures w14:val="standardContextual"/>
             </w:rPr>
           </w:pPr>
-          <w:hyperlink w:anchor="_Toc224594608" w:history="1">
+          <w:hyperlink w:anchor="_Toc225049660" w:history="1">
             <w:r>
               <w:rPr>
                 <w:rStyle w:val="Hipervnculo"/>
@@ -1176,7 +1564,7 @@
                 <w:noProof/>
                 <w:webHidden/>
               </w:rPr>
-              <w:instrText xml:space="preserve"> PAGEREF _Toc224594608 \h </w:instrText>
+              <w:instrText xml:space="preserve"> PAGEREF _Toc225049660 \h </w:instrText>
             </w:r>
             <w:r>
               <w:rPr>
@@ -1221,7 +1609,7 @@
               <w14:ligatures w14:val="standardContextual"/>
             </w:rPr>
           </w:pPr>
-          <w:hyperlink w:anchor="_Toc224594609" w:history="1">
+          <w:hyperlink w:anchor="_Toc225049661" w:history="1">
             <w:r>
               <w:rPr>
                 <w:rStyle w:val="Hipervnculo"/>
@@ -1250,7 +1638,7 @@
                 <w:noProof/>
                 <w:webHidden/>
               </w:rPr>
-              <w:instrText xml:space="preserve"> PAGEREF _Toc224594609 \h </w:instrText>
+              <w:instrText xml:space="preserve"> PAGEREF _Toc225049661 \h </w:instrText>
             </w:r>
             <w:r>
               <w:rPr>
@@ -1295,7 +1683,7 @@
               <w14:ligatures w14:val="standardContextual"/>
             </w:rPr>
           </w:pPr>
-          <w:hyperlink w:anchor="_Toc224594610" w:history="1">
+          <w:hyperlink w:anchor="_Toc225049662" w:history="1">
             <w:r>
               <w:rPr>
                 <w:rStyle w:val="Hipervnculo"/>
@@ -1303,7 +1691,7 @@
                 <w:noProof/>
                 <w:lang w:val="es-MX"/>
               </w:rPr>
-              <w:t>En síntesis de este análisis:</w:t>
+              <w:t>Conclusión de este análisis:</w:t>
             </w:r>
             <w:r>
               <w:rPr>
@@ -1324,7 +1712,7 @@
                 <w:noProof/>
                 <w:webHidden/>
               </w:rPr>
-              <w:instrText xml:space="preserve"> PAGEREF _Toc224594610 \h </w:instrText>
+              <w:instrText xml:space="preserve"> PAGEREF _Toc225049662 \h </w:instrText>
             </w:r>
             <w:r>
               <w:rPr>
@@ -1369,13 +1757,11 @@
               <w14:ligatures w14:val="standardContextual"/>
             </w:rPr>
           </w:pPr>
-          <w:hyperlink w:anchor="_Toc224594611" w:history="1">
+          <w:hyperlink w:anchor="_Toc225049663" w:history="1">
             <w:r>
               <w:rPr>
                 <w:rStyle w:val="Hipervnculo"/>
-                <w:rFonts w:ascii="Calibri Light" w:eastAsia="Calibri Light" w:hAnsi="Calibri Light" w:cs="Calibri Light"/>
                 <w:noProof/>
-                <w:lang w:val="es-MX"/>
               </w:rPr>
               <w:t>Conclusión</w:t>
             </w:r>
@@ -1398,7 +1784,7 @@
                 <w:noProof/>
                 <w:webHidden/>
               </w:rPr>
-              <w:instrText xml:space="preserve"> PAGEREF _Toc224594611 \h </w:instrText>
+              <w:instrText xml:space="preserve"> PAGEREF _Toc225049663 \h </w:instrText>
             </w:r>
             <w:r>
               <w:rPr>
@@ -1443,13 +1829,11 @@
               <w14:ligatures w14:val="standardContextual"/>
             </w:rPr>
           </w:pPr>
-          <w:hyperlink w:anchor="_Toc224594612" w:history="1">
+          <w:hyperlink w:anchor="_Toc225049664" w:history="1">
             <w:r>
               <w:rPr>
                 <w:rStyle w:val="Hipervnculo"/>
-                <w:rFonts w:ascii="Calibri Light" w:eastAsia="Calibri Light" w:hAnsi="Calibri Light" w:cs="Calibri Light"/>
                 <w:noProof/>
-                <w:lang w:val="es-MX"/>
               </w:rPr>
               <w:t>Referencias</w:t>
             </w:r>
@@ -1472,7 +1856,7 @@
                 <w:noProof/>
                 <w:webHidden/>
               </w:rPr>
-              <w:instrText xml:space="preserve"> PAGEREF _Toc224594612 \h </w:instrText>
+              <w:instrText xml:space="preserve"> PAGEREF _Toc225049664 \h </w:instrText>
             </w:r>
             <w:r>
               <w:rPr>
@@ -1537,7 +1921,7 @@
       <w:pPr>
         <w:pStyle w:val="Ttulo1"/>
       </w:pPr>
-      <w:bookmarkStart w:id="0" w:name="_Toc224594606"/>
+      <w:bookmarkStart w:id="0" w:name="_Toc225049653"/>
       <w:r>
         <w:lastRenderedPageBreak/>
         <w:t>Objetivo</w:t>
@@ -1562,7 +1946,7 @@
       <w:pPr>
         <w:pStyle w:val="Ttulo1"/>
       </w:pPr>
-      <w:bookmarkStart w:id="1" w:name="_Toc224594607"/>
+      <w:bookmarkStart w:id="1" w:name="_Toc225049654"/>
       <w:r>
         <w:t>Marco teórico</w:t>
       </w:r>
@@ -1570,26 +1954,37 @@
     </w:p>
     <w:p>
       <w:pPr>
+        <w:pStyle w:val="Ttulo3"/>
         <w:rPr>
           <w:rFonts w:ascii="Segoe UI" w:eastAsia="Segoe UI" w:hAnsi="Segoe UI" w:cs="Segoe UI"/>
-          <w:b/>
-          <w:bCs/>
-          <w:sz w:val="21"/>
-          <w:szCs w:val="21"/>
-          <w:lang w:val="es-MX"/>
-        </w:rPr>
-      </w:pPr>
+          <w:lang w:val="es-MX"/>
+        </w:rPr>
+      </w:pPr>
+      <w:bookmarkStart w:id="2" w:name="_Toc225049655"/>
       <w:r>
         <w:rPr>
           <w:rFonts w:eastAsiaTheme="minorEastAsia"/>
-          <w:b/>
-          <w:bCs/>
-          <w:sz w:val="21"/>
-          <w:szCs w:val="21"/>
-          <w:lang w:val="es-MX"/>
-        </w:rPr>
-        <w:t>Minería de Procesos (Process Mining)</w:t>
-      </w:r>
+          <w:lang w:val="es-MX"/>
+        </w:rPr>
+        <w:t xml:space="preserve">Minería de Procesos (Process </w:t>
+      </w:r>
+      <w:proofErr w:type="spellStart"/>
+      <w:r>
+        <w:rPr>
+          <w:rFonts w:eastAsiaTheme="minorEastAsia"/>
+          <w:lang w:val="es-MX"/>
+        </w:rPr>
+        <w:t>Mining</w:t>
+      </w:r>
+      <w:proofErr w:type="spellEnd"/>
+      <w:r>
+        <w:rPr>
+          <w:rFonts w:eastAsiaTheme="minorEastAsia"/>
+          <w:lang w:val="es-MX"/>
+        </w:rPr>
+        <w:t>)</w:t>
+      </w:r>
+      <w:bookmarkEnd w:id="2"/>
     </w:p>
     <w:p>
       <w:pPr>
@@ -1609,7 +2004,27 @@
           <w:szCs w:val="21"/>
           <w:lang w:val="es-MX"/>
         </w:rPr>
-        <w:t>La minería de procesos es un área relativamente reciente que se sitúa entre la ciencia de datos y la gestión de procesos de negocio. Su objetivo principal es extraer conocimiento a partir de registros de eventos (event logs) generados por sistemas de información como ERP, CRM, sistemas bancarios, hospitalarios, entre otros. Estos registros permiten descubrir, analizar y mejorar procesos reales al mostrar cómo se ejecutan en la práctica, no solo cómo se supone que deberían ejecutarse.</w:t>
+        <w:t>La minería de procesos es un área relativamente reciente que se sitúa entre la ciencia de datos y la gestión de procesos de negocio. Su objetivo principal es extraer conocimiento a partir de registros de eventos (</w:t>
+      </w:r>
+      <w:proofErr w:type="spellStart"/>
+      <w:r>
+        <w:rPr>
+          <w:rFonts w:eastAsiaTheme="minorEastAsia"/>
+          <w:sz w:val="21"/>
+          <w:szCs w:val="21"/>
+          <w:lang w:val="es-MX"/>
+        </w:rPr>
+        <w:t>event</w:t>
+      </w:r>
+      <w:proofErr w:type="spellEnd"/>
+      <w:r>
+        <w:rPr>
+          <w:rFonts w:eastAsiaTheme="minorEastAsia"/>
+          <w:sz w:val="21"/>
+          <w:szCs w:val="21"/>
+          <w:lang w:val="es-MX"/>
+        </w:rPr>
+        <w:t xml:space="preserve"> logs) generados por sistemas de información como ERP, CRM, sistemas bancarios, hospitalarios, entre otros. Estos registros permiten descubrir, analizar y mejorar procesos reales al mostrar cómo se ejecutan en la práctica, no solo cómo se supone que deberían ejecutarse.</w:t>
       </w:r>
     </w:p>
     <w:p>
@@ -1739,27 +2154,37 @@
     </w:p>
     <w:p>
       <w:pPr>
-        <w:jc w:val="both"/>
+        <w:pStyle w:val="Ttulo3"/>
         <w:rPr>
           <w:rFonts w:ascii="Segoe UI" w:eastAsia="Segoe UI" w:hAnsi="Segoe UI" w:cs="Segoe UI"/>
-          <w:b/>
-          <w:bCs/>
-          <w:sz w:val="21"/>
-          <w:szCs w:val="21"/>
-          <w:lang w:val="es-MX"/>
-        </w:rPr>
-      </w:pPr>
+          <w:lang w:val="es-MX"/>
+        </w:rPr>
+      </w:pPr>
+      <w:bookmarkStart w:id="3" w:name="_Toc225049656"/>
       <w:r>
         <w:rPr>
           <w:rFonts w:eastAsiaTheme="minorEastAsia"/>
-          <w:b/>
-          <w:bCs/>
-          <w:sz w:val="21"/>
-          <w:szCs w:val="21"/>
-          <w:lang w:val="es-MX"/>
-        </w:rPr>
-        <w:t>Concepto de Event Log (Registro de Eventos)</w:t>
-      </w:r>
+          <w:lang w:val="es-MX"/>
+        </w:rPr>
+        <w:t xml:space="preserve">Concepto de </w:t>
+      </w:r>
+      <w:proofErr w:type="spellStart"/>
+      <w:r>
+        <w:rPr>
+          <w:rFonts w:eastAsiaTheme="minorEastAsia"/>
+          <w:lang w:val="es-MX"/>
+        </w:rPr>
+        <w:t>Event</w:t>
+      </w:r>
+      <w:proofErr w:type="spellEnd"/>
+      <w:r>
+        <w:rPr>
+          <w:rFonts w:eastAsiaTheme="minorEastAsia"/>
+          <w:lang w:val="es-MX"/>
+        </w:rPr>
+        <w:t xml:space="preserve"> Log (Registro de Eventos)</w:t>
+      </w:r>
+      <w:bookmarkEnd w:id="3"/>
     </w:p>
     <w:p>
       <w:pPr>
@@ -1779,7 +2204,27 @@
           <w:szCs w:val="21"/>
           <w:lang w:val="es-MX"/>
         </w:rPr>
-        <w:t>El elemento esencial para la minería de procesos es el event log, que contiene información estructurada sobre la ejecución del proceso. Por lo general, cada registro incluye:</w:t>
+        <w:t xml:space="preserve">El elemento esencial para la minería de procesos es el </w:t>
+      </w:r>
+      <w:proofErr w:type="spellStart"/>
+      <w:r>
+        <w:rPr>
+          <w:rFonts w:eastAsiaTheme="minorEastAsia"/>
+          <w:sz w:val="21"/>
+          <w:szCs w:val="21"/>
+          <w:lang w:val="es-MX"/>
+        </w:rPr>
+        <w:t>event</w:t>
+      </w:r>
+      <w:proofErr w:type="spellEnd"/>
+      <w:r>
+        <w:rPr>
+          <w:rFonts w:eastAsiaTheme="minorEastAsia"/>
+          <w:sz w:val="21"/>
+          <w:szCs w:val="21"/>
+          <w:lang w:val="es-MX"/>
+        </w:rPr>
+        <w:t xml:space="preserve"> log, que contiene información estructurada sobre la ejecución del proceso. Por lo general, cada registro incluye:</w:t>
       </w:r>
     </w:p>
     <w:p>
@@ -1835,6 +2280,7 @@
           <w:lang w:val="es-MX"/>
         </w:rPr>
       </w:pPr>
+      <w:proofErr w:type="spellStart"/>
       <w:r>
         <w:rPr>
           <w:rFonts w:eastAsiaTheme="minorEastAsia"/>
@@ -1846,6 +2292,7 @@
         </w:rPr>
         <w:t>Activity</w:t>
       </w:r>
+      <w:proofErr w:type="spellEnd"/>
       <w:r>
         <w:rPr>
           <w:rFonts w:eastAsiaTheme="minorEastAsia"/>
@@ -1872,6 +2319,7 @@
           <w:lang w:val="es-MX"/>
         </w:rPr>
       </w:pPr>
+      <w:proofErr w:type="spellStart"/>
       <w:r>
         <w:rPr>
           <w:rFonts w:eastAsiaTheme="minorEastAsia"/>
@@ -1881,7 +2329,19 @@
           <w:szCs w:val="21"/>
           <w:lang w:val="es-MX"/>
         </w:rPr>
-        <w:t>Timestamp,</w:t>
+        <w:t>Timestamp</w:t>
+      </w:r>
+      <w:proofErr w:type="spellEnd"/>
+      <w:r>
+        <w:rPr>
+          <w:rFonts w:eastAsiaTheme="minorEastAsia"/>
+          <w:b/>
+          <w:bCs/>
+          <w:sz w:val="21"/>
+          <w:szCs w:val="21"/>
+          <w:lang w:val="es-MX"/>
+        </w:rPr>
+        <w:t>,</w:t>
       </w:r>
       <w:r>
         <w:rPr>
@@ -1953,72 +2413,134 @@
     </w:p>
     <w:p>
       <w:pPr>
+        <w:pStyle w:val="Ttulo3"/>
+        <w:rPr>
+          <w:rFonts w:ascii="Segoe UI" w:eastAsia="Segoe UI" w:hAnsi="Segoe UI" w:cs="Segoe UI"/>
+          <w:lang w:val="es-MX"/>
+        </w:rPr>
+      </w:pPr>
+      <w:bookmarkStart w:id="4" w:name="_Toc225049657"/>
+      <w:r>
+        <w:rPr>
+          <w:rFonts w:eastAsiaTheme="minorEastAsia"/>
+          <w:lang w:val="es-MX"/>
+        </w:rPr>
+        <w:t>El Software Disco (</w:t>
+      </w:r>
+      <w:proofErr w:type="spellStart"/>
+      <w:r>
+        <w:rPr>
+          <w:rFonts w:eastAsiaTheme="minorEastAsia"/>
+          <w:lang w:val="es-MX"/>
+        </w:rPr>
+        <w:t>Fluxicon</w:t>
+      </w:r>
+      <w:proofErr w:type="spellEnd"/>
+      <w:r>
+        <w:rPr>
+          <w:rFonts w:eastAsiaTheme="minorEastAsia"/>
+          <w:lang w:val="es-MX"/>
+        </w:rPr>
+        <w:t xml:space="preserve"> Disco)</w:t>
+      </w:r>
+      <w:bookmarkEnd w:id="4"/>
+    </w:p>
+    <w:p>
+      <w:pPr>
+        <w:spacing w:line="240" w:lineRule="auto"/>
+        <w:jc w:val="both"/>
+        <w:rPr>
+          <w:rFonts w:eastAsiaTheme="minorEastAsia"/>
+          <w:sz w:val="21"/>
+          <w:szCs w:val="21"/>
+          <w:lang w:val="es-MX"/>
+        </w:rPr>
+      </w:pPr>
+      <w:r>
+        <w:rPr>
+          <w:rFonts w:eastAsiaTheme="minorEastAsia"/>
+          <w:sz w:val="21"/>
+          <w:szCs w:val="21"/>
+          <w:lang w:val="es-MX"/>
+        </w:rPr>
+        <w:t xml:space="preserve">Disco, desarrollado por </w:t>
+      </w:r>
+      <w:proofErr w:type="spellStart"/>
+      <w:r>
+        <w:rPr>
+          <w:rFonts w:eastAsiaTheme="minorEastAsia"/>
+          <w:sz w:val="21"/>
+          <w:szCs w:val="21"/>
+          <w:lang w:val="es-MX"/>
+        </w:rPr>
+        <w:t>Fluxicon</w:t>
+      </w:r>
+      <w:proofErr w:type="spellEnd"/>
+      <w:r>
+        <w:rPr>
+          <w:rFonts w:eastAsiaTheme="minorEastAsia"/>
+          <w:sz w:val="21"/>
+          <w:szCs w:val="21"/>
+          <w:lang w:val="es-MX"/>
+        </w:rPr>
+        <w:t xml:space="preserve">, es una de las herramientas más utilizadas para minería de procesos debido a su combinación de algoritmos avanzados, velocidad y facilidad de uso. Fue creado por académicos del grupo líder en minería de procesos de la Universidad Técnica de Eindhoven, encabezado por Wil van </w:t>
+      </w:r>
+      <w:proofErr w:type="spellStart"/>
+      <w:r>
+        <w:rPr>
+          <w:rFonts w:eastAsiaTheme="minorEastAsia"/>
+          <w:sz w:val="21"/>
+          <w:szCs w:val="21"/>
+          <w:lang w:val="es-MX"/>
+        </w:rPr>
+        <w:t>der</w:t>
+      </w:r>
+      <w:proofErr w:type="spellEnd"/>
+      <w:r>
+        <w:rPr>
+          <w:rFonts w:eastAsiaTheme="minorEastAsia"/>
+          <w:sz w:val="21"/>
+          <w:szCs w:val="21"/>
+          <w:lang w:val="es-MX"/>
+        </w:rPr>
+        <w:t xml:space="preserve"> Aalst.</w:t>
+      </w:r>
+    </w:p>
+    <w:p>
+      <w:pPr>
+        <w:jc w:val="both"/>
+        <w:rPr>
+          <w:rFonts w:ascii="Segoe UI" w:eastAsia="Segoe UI" w:hAnsi="Segoe UI" w:cs="Segoe UI"/>
+          <w:sz w:val="21"/>
+          <w:szCs w:val="21"/>
+          <w:lang w:val="es-MX"/>
+        </w:rPr>
+      </w:pPr>
+      <w:r>
+        <w:rPr>
+          <w:rFonts w:eastAsiaTheme="minorEastAsia"/>
+          <w:sz w:val="21"/>
+          <w:szCs w:val="21"/>
+          <w:lang w:val="es-MX"/>
+        </w:rPr>
+        <w:t>Entre sus características teóricas más relevantes destacan:</w:t>
+      </w:r>
+    </w:p>
+    <w:p>
+      <w:pPr>
         <w:jc w:val="both"/>
         <w:rPr>
           <w:rFonts w:ascii="Segoe UI" w:eastAsia="Segoe UI" w:hAnsi="Segoe UI" w:cs="Segoe UI"/>
           <w:b/>
           <w:bCs/>
-          <w:sz w:val="21"/>
-          <w:szCs w:val="21"/>
-          <w:lang w:val="es-MX"/>
-        </w:rPr>
-      </w:pPr>
-      <w:r>
-        <w:rPr>
-          <w:rFonts w:eastAsiaTheme="minorEastAsia"/>
-          <w:b/>
-          <w:bCs/>
-          <w:sz w:val="21"/>
-          <w:szCs w:val="21"/>
-          <w:lang w:val="es-MX"/>
-        </w:rPr>
-        <w:t>El Software Disco (Fluxicon Disco)</w:t>
-      </w:r>
-    </w:p>
-    <w:p>
-      <w:pPr>
-        <w:spacing w:line="240" w:lineRule="auto"/>
-        <w:jc w:val="both"/>
-        <w:rPr>
-          <w:rFonts w:eastAsiaTheme="minorEastAsia"/>
-          <w:sz w:val="21"/>
-          <w:szCs w:val="21"/>
-          <w:lang w:val="es-MX"/>
-        </w:rPr>
-      </w:pPr>
-      <w:r>
-        <w:rPr>
-          <w:rFonts w:eastAsiaTheme="minorEastAsia"/>
-          <w:sz w:val="21"/>
-          <w:szCs w:val="21"/>
-          <w:lang w:val="es-MX"/>
-        </w:rPr>
-        <w:t>Disco, desarrollado por Fluxicon, es una de las herramientas más utilizadas para minería de procesos debido a su combinación de algoritmos avanzados, velocidad y facilidad de uso. Fue creado por académicos del grupo líder en minería de procesos de la Universidad Técnica de Eindhoven, encabezado por Wil van der Aalst.</w:t>
-      </w:r>
-    </w:p>
-    <w:p>
-      <w:pPr>
-        <w:jc w:val="both"/>
-        <w:rPr>
-          <w:rFonts w:ascii="Segoe UI" w:eastAsia="Segoe UI" w:hAnsi="Segoe UI" w:cs="Segoe UI"/>
-          <w:sz w:val="21"/>
-          <w:szCs w:val="21"/>
-          <w:lang w:val="es-MX"/>
-        </w:rPr>
-      </w:pPr>
-      <w:r>
-        <w:rPr>
-          <w:rFonts w:eastAsiaTheme="minorEastAsia"/>
-          <w:sz w:val="21"/>
-          <w:szCs w:val="21"/>
-          <w:lang w:val="es-MX"/>
-        </w:rPr>
-        <w:t>Entre sus características teóricas más relevantes destacan:</w:t>
-      </w:r>
-    </w:p>
-    <w:p>
-      <w:pPr>
-        <w:jc w:val="both"/>
+          <w:i/>
+          <w:iCs/>
+          <w:sz w:val="21"/>
+          <w:szCs w:val="21"/>
+          <w:lang w:val="es-MX"/>
+        </w:rPr>
+      </w:pPr>
+      <w:r>
         <w:rPr>
           <w:rFonts w:eastAsiaTheme="minorEastAsia"/>
           <w:b/>
@@ -2029,61 +2551,39 @@
           <w:szCs w:val="21"/>
           <w:lang w:val="es-MX"/>
         </w:rPr>
-      </w:pPr>
-    </w:p>
-    <w:p>
-      <w:pPr>
-        <w:jc w:val="both"/>
+        <w:t>a) Descubrimiento automático del proceso</w:t>
+      </w:r>
+    </w:p>
+    <w:p>
+      <w:pPr>
+        <w:spacing w:line="240" w:lineRule="auto"/>
+        <w:jc w:val="both"/>
+        <w:rPr>
+          <w:rFonts w:ascii="Segoe UI" w:eastAsia="Segoe UI" w:hAnsi="Segoe UI" w:cs="Segoe UI"/>
+          <w:sz w:val="21"/>
+          <w:szCs w:val="21"/>
+        </w:rPr>
+      </w:pPr>
+      <w:r>
         <w:rPr>
           <w:rFonts w:eastAsiaTheme="minorEastAsia"/>
-          <w:b/>
-          <w:bCs/>
-          <w:i/>
-          <w:iCs/>
-          <w:sz w:val="21"/>
-          <w:szCs w:val="21"/>
-          <w:lang w:val="es-MX"/>
-        </w:rPr>
-      </w:pPr>
-    </w:p>
-    <w:p>
-      <w:pPr>
-        <w:jc w:val="both"/>
-        <w:rPr>
-          <w:rFonts w:ascii="Segoe UI" w:eastAsia="Segoe UI" w:hAnsi="Segoe UI" w:cs="Segoe UI"/>
-          <w:b/>
-          <w:bCs/>
-          <w:i/>
-          <w:iCs/>
-          <w:sz w:val="21"/>
-          <w:szCs w:val="21"/>
-          <w:lang w:val="es-MX"/>
-        </w:rPr>
-      </w:pPr>
+          <w:sz w:val="21"/>
+          <w:szCs w:val="21"/>
+          <w:lang w:val="es-MX"/>
+        </w:rPr>
+        <w:t xml:space="preserve">Disco utiliza un algoritmo basado en el </w:t>
+      </w:r>
+      <w:proofErr w:type="spellStart"/>
       <w:r>
         <w:rPr>
           <w:rFonts w:eastAsiaTheme="minorEastAsia"/>
-          <w:b/>
-          <w:bCs/>
-          <w:i/>
-          <w:iCs/>
-          <w:sz w:val="21"/>
-          <w:szCs w:val="21"/>
-          <w:lang w:val="es-MX"/>
-        </w:rPr>
-        <w:t>a) Descubrimiento automático del proceso</w:t>
-      </w:r>
-    </w:p>
-    <w:p>
-      <w:pPr>
-        <w:spacing w:line="240" w:lineRule="auto"/>
-        <w:jc w:val="both"/>
-        <w:rPr>
-          <w:rFonts w:ascii="Segoe UI" w:eastAsia="Segoe UI" w:hAnsi="Segoe UI" w:cs="Segoe UI"/>
-          <w:sz w:val="21"/>
-          <w:szCs w:val="21"/>
-        </w:rPr>
-      </w:pPr>
+          <w:sz w:val="21"/>
+          <w:szCs w:val="21"/>
+          <w:lang w:val="es-MX"/>
+        </w:rPr>
+        <w:t>Fuzzy</w:t>
+      </w:r>
+      <w:proofErr w:type="spellEnd"/>
       <w:r>
         <w:rPr>
           <w:rFonts w:eastAsiaTheme="minorEastAsia"/>
@@ -2091,7 +2591,7 @@
           <w:szCs w:val="21"/>
           <w:lang w:val="es-MX"/>
         </w:rPr>
-        <w:t xml:space="preserve">Disco utiliza un algoritmo basado en el Fuzzy Miner, diseñado para manejar procesos complejos y grandes volúmenes de datos, generando mapas de procesos que permiten visualizar variantes, desviaciones y el flujo general. </w:t>
+        <w:t xml:space="preserve"> Miner, diseñado para manejar procesos complejos y grandes volúmenes de datos, generando mapas de procesos que permiten visualizar variantes, desviaciones y el flujo general. </w:t>
       </w:r>
       <w:hyperlink r:id="rId8">
         <w:r>
@@ -2101,7 +2601,27 @@
             <w:szCs w:val="21"/>
             <w:lang w:val="es-MX"/>
           </w:rPr>
-          <w:t>[processmin...ftware.com]</w:t>
+          <w:t>[</w:t>
+        </w:r>
+        <w:proofErr w:type="spellStart"/>
+        <w:r>
+          <w:rPr>
+            <w:rFonts w:eastAsiaTheme="minorEastAsia"/>
+            <w:sz w:val="21"/>
+            <w:szCs w:val="21"/>
+            <w:lang w:val="es-MX"/>
+          </w:rPr>
+          <w:t>processmin</w:t>
+        </w:r>
+        <w:proofErr w:type="spellEnd"/>
+        <w:r>
+          <w:rPr>
+            <w:rFonts w:eastAsiaTheme="minorEastAsia"/>
+            <w:sz w:val="21"/>
+            <w:szCs w:val="21"/>
+            <w:lang w:val="es-MX"/>
+          </w:rPr>
+          <w:t>...ftware.com]</w:t>
         </w:r>
       </w:hyperlink>
     </w:p>
@@ -2131,7 +2651,6 @@
           <w:szCs w:val="21"/>
           <w:lang w:val="es-MX"/>
         </w:rPr>
-        <w:lastRenderedPageBreak/>
         <w:t>b) Visualización dinámica</w:t>
       </w:r>
     </w:p>
@@ -2184,6 +2703,7 @@
           <w:szCs w:val="21"/>
           <w:lang w:val="es-MX"/>
         </w:rPr>
+        <w:lastRenderedPageBreak/>
         <w:t>tiempos activos,</w:t>
       </w:r>
     </w:p>
@@ -2346,27 +2866,30 @@
     </w:p>
     <w:p>
       <w:pPr>
-        <w:jc w:val="both"/>
+        <w:pStyle w:val="Ttulo3"/>
         <w:rPr>
           <w:rFonts w:ascii="Segoe UI" w:eastAsia="Segoe UI" w:hAnsi="Segoe UI" w:cs="Segoe UI"/>
-          <w:b/>
-          <w:bCs/>
-          <w:sz w:val="21"/>
-          <w:szCs w:val="21"/>
-          <w:lang w:val="es-MX"/>
-        </w:rPr>
-      </w:pPr>
+          <w:lang w:val="es-MX"/>
+        </w:rPr>
+      </w:pPr>
+      <w:bookmarkStart w:id="5" w:name="_Toc225049658"/>
       <w:r>
         <w:rPr>
           <w:rFonts w:eastAsiaTheme="minorEastAsia"/>
-          <w:b/>
-          <w:bCs/>
-          <w:sz w:val="21"/>
-          <w:szCs w:val="21"/>
-          <w:lang w:val="es-MX"/>
-        </w:rPr>
-        <w:t>Herramientas relacionadas: ProM y Celonis</w:t>
-      </w:r>
+          <w:lang w:val="es-MX"/>
+        </w:rPr>
+        <w:t xml:space="preserve">Herramientas relacionadas: ProM y </w:t>
+      </w:r>
+      <w:proofErr w:type="spellStart"/>
+      <w:r>
+        <w:rPr>
+          <w:rFonts w:eastAsiaTheme="minorEastAsia"/>
+          <w:lang w:val="es-MX"/>
+        </w:rPr>
+        <w:t>Celonis</w:t>
+      </w:r>
+      <w:bookmarkEnd w:id="5"/>
+      <w:proofErr w:type="spellEnd"/>
     </w:p>
     <w:p>
       <w:pPr>
@@ -2414,7 +2937,27 @@
           <w:szCs w:val="21"/>
           <w:lang w:val="es-MX"/>
         </w:rPr>
-        <w:t xml:space="preserve">ProM es un software de minería de procesos orientado al ámbito académico. Es altamente extensible y contiene una gran cantidad de plugins desarrollados por la comunidad científica. Ofrece una amplia biblioteca de algoritmos, pero su complejidad lo hace menos accesible para usuarios no técnicos. </w:t>
+        <w:t xml:space="preserve">ProM es un software de minería de procesos orientado al ámbito académico. Es altamente extensible y contiene una gran cantidad de </w:t>
+      </w:r>
+      <w:proofErr w:type="spellStart"/>
+      <w:r>
+        <w:rPr>
+          <w:rFonts w:eastAsiaTheme="minorEastAsia"/>
+          <w:sz w:val="21"/>
+          <w:szCs w:val="21"/>
+          <w:lang w:val="es-MX"/>
+        </w:rPr>
+        <w:t>plugins</w:t>
+      </w:r>
+      <w:proofErr w:type="spellEnd"/>
+      <w:r>
+        <w:rPr>
+          <w:rFonts w:eastAsiaTheme="minorEastAsia"/>
+          <w:sz w:val="21"/>
+          <w:szCs w:val="21"/>
+          <w:lang w:val="es-MX"/>
+        </w:rPr>
+        <w:t xml:space="preserve"> desarrollados por la comunidad científica. Ofrece una amplia biblioteca de algoritmos, pero su complejidad lo hace menos accesible para usuarios no técnicos. </w:t>
       </w:r>
     </w:p>
     <w:p>
@@ -2442,8 +2985,23 @@
           <w:szCs w:val="21"/>
           <w:lang w:val="es-MX"/>
         </w:rPr>
-        <w:t>b) Celonis</w:t>
-      </w:r>
+        <w:t xml:space="preserve">b) </w:t>
+      </w:r>
+      <w:proofErr w:type="spellStart"/>
+      <w:r>
+        <w:rPr>
+          <w:rFonts w:eastAsiaTheme="minorEastAsia"/>
+          <w:b/>
+          <w:bCs/>
+          <w:i/>
+          <w:iCs/>
+          <w:sz w:val="21"/>
+          <w:szCs w:val="21"/>
+          <w:lang w:val="es-MX"/>
+        </w:rPr>
+        <w:t>Celonis</w:t>
+      </w:r>
+      <w:proofErr w:type="spellEnd"/>
     </w:p>
     <w:p>
       <w:pPr>
@@ -2456,6 +3014,7 @@
           <w:lang w:val="es-MX"/>
         </w:rPr>
       </w:pPr>
+      <w:proofErr w:type="spellStart"/>
       <w:r>
         <w:rPr>
           <w:rFonts w:eastAsiaTheme="minorEastAsia"/>
@@ -2463,7 +3022,17 @@
           <w:szCs w:val="21"/>
           <w:lang w:val="es-MX"/>
         </w:rPr>
-        <w:t>Celonis es una plataforma empresarial que integra minería de procesos con monitoreo en tiempo real, análisis avanzado y automatización.</w:t>
+        <w:t>Celonis</w:t>
+      </w:r>
+      <w:proofErr w:type="spellEnd"/>
+      <w:r>
+        <w:rPr>
+          <w:rFonts w:eastAsiaTheme="minorEastAsia"/>
+          <w:sz w:val="21"/>
+          <w:szCs w:val="21"/>
+          <w:lang w:val="es-MX"/>
+        </w:rPr>
+        <w:t xml:space="preserve"> es una plataforma empresarial que integra minería de procesos con monitoreo en tiempo real, análisis avanzado y automatización.</w:t>
       </w:r>
       <w:r>
         <w:br/>
@@ -2596,47 +3165,53 @@
           <w:szCs w:val="21"/>
           <w:lang w:val="es-MX"/>
         </w:rPr>
-        <w:t>La literatura compara ProM, Disco y Celonis, señalando que, aunque comparten la misma base metodológica, se diferencian en velocidad, usabilidad, capacidades de análisis y público objetivo.</w:t>
-      </w:r>
-    </w:p>
-    <w:p>
-      <w:pPr>
-        <w:spacing w:line="240" w:lineRule="auto"/>
-        <w:jc w:val="both"/>
+        <w:t xml:space="preserve">La literatura compara ProM, Disco y </w:t>
+      </w:r>
+      <w:proofErr w:type="spellStart"/>
+      <w:r>
         <w:rPr>
           <w:rFonts w:eastAsiaTheme="minorEastAsia"/>
-          <w:b/>
-          <w:bCs/>
-          <w:sz w:val="21"/>
-          <w:szCs w:val="21"/>
-          <w:lang w:val="es-MX"/>
-        </w:rPr>
-      </w:pPr>
-    </w:p>
-    <w:p>
-      <w:pPr>
-        <w:spacing w:line="240" w:lineRule="auto"/>
-        <w:jc w:val="both"/>
+          <w:sz w:val="21"/>
+          <w:szCs w:val="21"/>
+          <w:lang w:val="es-MX"/>
+        </w:rPr>
+        <w:t>Celonis</w:t>
+      </w:r>
+      <w:proofErr w:type="spellEnd"/>
+      <w:r>
+        <w:rPr>
+          <w:rFonts w:eastAsiaTheme="minorEastAsia"/>
+          <w:sz w:val="21"/>
+          <w:szCs w:val="21"/>
+          <w:lang w:val="es-MX"/>
+        </w:rPr>
+        <w:t>, señalando que, aunque comparten la misma base metodológica, se diferencian en velocidad, usabilidad, capacidades de análisis y público objetivo.</w:t>
+      </w:r>
+    </w:p>
+    <w:p>
+      <w:pPr>
+        <w:pStyle w:val="Ttulo3"/>
         <w:rPr>
           <w:rFonts w:ascii="Segoe UI" w:eastAsia="Segoe UI" w:hAnsi="Segoe UI" w:cs="Segoe UI"/>
-          <w:b/>
-          <w:bCs/>
-          <w:sz w:val="21"/>
-          <w:szCs w:val="21"/>
           <w:lang w:val="es-MX"/>
         </w:rPr>
       </w:pPr>
       <w:r>
         <w:rPr>
           <w:rFonts w:eastAsiaTheme="minorEastAsia"/>
-          <w:b/>
-          <w:bCs/>
-          <w:sz w:val="21"/>
-          <w:szCs w:val="21"/>
-          <w:lang w:val="es-MX"/>
-        </w:rPr>
-        <w:t xml:space="preserve"> Importancia de la Preparación de Datos en Minería de Procesos</w:t>
-      </w:r>
+          <w:lang w:val="es-MX"/>
+        </w:rPr>
+        <w:t xml:space="preserve"> </w:t>
+      </w:r>
+      <w:bookmarkStart w:id="6" w:name="_Toc225049659"/>
+      <w:r>
+        <w:rPr>
+          <w:rFonts w:eastAsiaTheme="minorEastAsia"/>
+          <w:lang w:val="es-MX"/>
+        </w:rPr>
+        <w:t>Importancia de la Preparación de Datos en Minería de Procesos</w:t>
+      </w:r>
+      <w:bookmarkEnd w:id="6"/>
     </w:p>
     <w:p>
       <w:pPr>
@@ -2732,7 +3307,27 @@
           <w:szCs w:val="21"/>
           <w:lang w:val="es-MX"/>
         </w:rPr>
-        <w:t>verificar la consistencia de los timestamps,</w:t>
+        <w:t xml:space="preserve">verificar la consistencia de los </w:t>
+      </w:r>
+      <w:proofErr w:type="spellStart"/>
+      <w:r>
+        <w:rPr>
+          <w:rFonts w:eastAsiaTheme="minorEastAsia"/>
+          <w:sz w:val="21"/>
+          <w:szCs w:val="21"/>
+          <w:lang w:val="es-MX"/>
+        </w:rPr>
+        <w:t>timestamps</w:t>
+      </w:r>
+      <w:proofErr w:type="spellEnd"/>
+      <w:r>
+        <w:rPr>
+          <w:rFonts w:eastAsiaTheme="minorEastAsia"/>
+          <w:sz w:val="21"/>
+          <w:szCs w:val="21"/>
+          <w:lang w:val="es-MX"/>
+        </w:rPr>
+        <w:t>,</w:t>
       </w:r>
     </w:p>
     <w:p>
@@ -2821,7 +3416,7 @@
       <w:pPr>
         <w:pStyle w:val="Ttulo1"/>
       </w:pPr>
-      <w:bookmarkStart w:id="2" w:name="_Toc224594608"/>
+      <w:bookmarkStart w:id="7" w:name="_Toc225049660"/>
       <w:r>
         <w:rPr>
           <w:lang w:val="es-MX"/>
@@ -2829,7 +3424,7 @@
         <w:lastRenderedPageBreak/>
         <w:t>Desarrollo</w:t>
       </w:r>
-      <w:bookmarkEnd w:id="2"/>
+      <w:bookmarkEnd w:id="7"/>
     </w:p>
     <w:p>
       <w:pPr>
@@ -3222,6 +3817,7 @@
         </w:rPr>
         <w:t xml:space="preserve"> que ocurrieron en todo el registro. En este caso, la variante 12 es la combinación ordenada de las actividades: </w:t>
       </w:r>
+      <w:proofErr w:type="spellStart"/>
       <w:r>
         <w:rPr>
           <w:rFonts w:ascii="Calibri" w:eastAsia="Calibri" w:hAnsi="Calibri" w:cs="Calibri"/>
@@ -3231,7 +3827,43 @@
           <w:szCs w:val="22"/>
           <w:lang w:val="es-MX"/>
         </w:rPr>
-        <w:t>Inbund Call, Handle Case, Inbound Call</w:t>
+        <w:t>Inbund</w:t>
+      </w:r>
+      <w:proofErr w:type="spellEnd"/>
+      <w:r>
+        <w:rPr>
+          <w:rFonts w:ascii="Calibri" w:eastAsia="Calibri" w:hAnsi="Calibri" w:cs="Calibri"/>
+          <w:i/>
+          <w:iCs/>
+          <w:sz w:val="22"/>
+          <w:szCs w:val="22"/>
+          <w:lang w:val="es-MX"/>
+        </w:rPr>
+        <w:t xml:space="preserve"> Call, Handle Case, </w:t>
+      </w:r>
+      <w:proofErr w:type="spellStart"/>
+      <w:r>
+        <w:rPr>
+          <w:rFonts w:ascii="Calibri" w:eastAsia="Calibri" w:hAnsi="Calibri" w:cs="Calibri"/>
+          <w:i/>
+          <w:iCs/>
+          <w:sz w:val="22"/>
+          <w:szCs w:val="22"/>
+          <w:lang w:val="es-MX"/>
+        </w:rPr>
+        <w:t>Inbound</w:t>
+      </w:r>
+      <w:proofErr w:type="spellEnd"/>
+      <w:r>
+        <w:rPr>
+          <w:rFonts w:ascii="Calibri" w:eastAsia="Calibri" w:hAnsi="Calibri" w:cs="Calibri"/>
+          <w:i/>
+          <w:iCs/>
+          <w:sz w:val="22"/>
+          <w:szCs w:val="22"/>
+          <w:lang w:val="es-MX"/>
+        </w:rPr>
+        <w:t xml:space="preserve"> Call</w:t>
       </w:r>
       <w:r>
         <w:rPr>
@@ -3493,6 +4125,7 @@
         </w:rPr>
         <w:t xml:space="preserve">Para segmentar los datos, teníamos que examinar cada caso y revisar si mostraba signos de atención, es decir, si el caso tenía más que llamadas y correos entrantes, pero sin respuesta. Para lo que usé un script de Python sencillo en donde identificáramos signos de atención y separáramos </w:t>
       </w:r>
+      <w:proofErr w:type="spellStart"/>
       <w:r>
         <w:rPr>
           <w:rFonts w:ascii="Calibri" w:eastAsia="Calibri" w:hAnsi="Calibri" w:cs="Calibri"/>
@@ -3504,6 +4137,7 @@
         </w:rPr>
         <w:t>CaseID</w:t>
       </w:r>
+      <w:proofErr w:type="spellEnd"/>
       <w:r>
         <w:rPr>
           <w:rFonts w:ascii="Calibri" w:eastAsia="Calibri" w:hAnsi="Calibri" w:cs="Calibri"/>
@@ -3527,6 +4161,7 @@
           <w:lang w:val="es-MX"/>
         </w:rPr>
       </w:pPr>
+      <w:proofErr w:type="spellStart"/>
       <w:r>
         <w:rPr>
           <w:rFonts w:ascii="Consolas" w:eastAsia="Consolas" w:hAnsi="Consolas" w:cs="Consolas"/>
@@ -3537,6 +4172,7 @@
         </w:rPr>
         <w:t>import</w:t>
       </w:r>
+      <w:proofErr w:type="spellEnd"/>
       <w:r>
         <w:rPr>
           <w:rFonts w:ascii="Consolas" w:eastAsia="Consolas" w:hAnsi="Consolas" w:cs="Consolas"/>
@@ -3565,8 +4201,20 @@
           <w:szCs w:val="21"/>
           <w:lang w:val="es-MX"/>
         </w:rPr>
-        <w:t xml:space="preserve"> pd</w:t>
-      </w:r>
+        <w:t xml:space="preserve"> </w:t>
+      </w:r>
+      <w:proofErr w:type="spellStart"/>
+      <w:r>
+        <w:rPr>
+          <w:rFonts w:ascii="Consolas" w:eastAsia="Consolas" w:hAnsi="Consolas" w:cs="Consolas"/>
+          <w:color w:val="BFC7D5"/>
+          <w:sz w:val="21"/>
+          <w:szCs w:val="21"/>
+          <w:lang w:val="es-MX"/>
+        </w:rPr>
+        <w:t>pd</w:t>
+      </w:r>
+      <w:proofErr w:type="spellEnd"/>
     </w:p>
     <w:p>
       <w:pPr>
@@ -3620,6 +4268,7 @@
         <w:spacing w:after="0"/>
         <w:jc w:val="both"/>
       </w:pPr>
+      <w:proofErr w:type="spellStart"/>
       <w:r>
         <w:rPr>
           <w:rFonts w:ascii="Consolas" w:eastAsia="Consolas" w:hAnsi="Consolas" w:cs="Consolas"/>
@@ -3628,7 +4277,18 @@
           <w:szCs w:val="21"/>
           <w:lang w:val="es-MX"/>
         </w:rPr>
-        <w:t xml:space="preserve">df </w:t>
+        <w:t>df</w:t>
+      </w:r>
+      <w:proofErr w:type="spellEnd"/>
+      <w:r>
+        <w:rPr>
+          <w:rFonts w:ascii="Consolas" w:eastAsia="Consolas" w:hAnsi="Consolas" w:cs="Consolas"/>
+          <w:color w:val="BFC7D5"/>
+          <w:sz w:val="21"/>
+          <w:szCs w:val="21"/>
+          <w:lang w:val="es-MX"/>
+        </w:rPr>
+        <w:t xml:space="preserve"> </w:t>
       </w:r>
       <w:r>
         <w:rPr>
@@ -3650,6 +4310,7 @@
         </w:rPr>
         <w:t xml:space="preserve"> </w:t>
       </w:r>
+      <w:proofErr w:type="spellStart"/>
       <w:proofErr w:type="gramStart"/>
       <w:r>
         <w:rPr>
@@ -3682,6 +4343,7 @@
         </w:rPr>
         <w:t>_csv</w:t>
       </w:r>
+      <w:proofErr w:type="spellEnd"/>
       <w:r>
         <w:rPr>
           <w:rFonts w:ascii="Consolas" w:eastAsia="Consolas" w:hAnsi="Consolas" w:cs="Consolas"/>
@@ -3785,6 +4447,7 @@
         <w:spacing w:after="0"/>
         <w:jc w:val="both"/>
       </w:pPr>
+      <w:proofErr w:type="spellStart"/>
       <w:r>
         <w:rPr>
           <w:rFonts w:ascii="Consolas" w:eastAsia="Consolas" w:hAnsi="Consolas" w:cs="Consolas"/>
@@ -3793,7 +4456,18 @@
           <w:szCs w:val="21"/>
           <w:lang w:val="es-MX"/>
         </w:rPr>
-        <w:t xml:space="preserve">actividades_atencion </w:t>
+        <w:t>actividades_atencion</w:t>
+      </w:r>
+      <w:proofErr w:type="spellEnd"/>
+      <w:r>
+        <w:rPr>
+          <w:rFonts w:ascii="Consolas" w:eastAsia="Consolas" w:hAnsi="Consolas" w:cs="Consolas"/>
+          <w:color w:val="BFC7D5"/>
+          <w:sz w:val="21"/>
+          <w:szCs w:val="21"/>
+          <w:lang w:val="es-MX"/>
+        </w:rPr>
+        <w:t xml:space="preserve"> </w:t>
       </w:r>
       <w:r>
         <w:rPr>
@@ -3913,8 +4587,20 @@
           <w:szCs w:val="21"/>
           <w:lang w:val="es-MX"/>
         </w:rPr>
-        <w:t>Call outbound</w:t>
-      </w:r>
+        <w:t xml:space="preserve">Call </w:t>
+      </w:r>
+      <w:proofErr w:type="spellStart"/>
+      <w:r>
+        <w:rPr>
+          <w:rFonts w:ascii="Consolas" w:eastAsia="Consolas" w:hAnsi="Consolas" w:cs="Consolas"/>
+          <w:color w:val="C3E88D"/>
+          <w:sz w:val="21"/>
+          <w:szCs w:val="21"/>
+          <w:lang w:val="es-MX"/>
+        </w:rPr>
+        <w:t>outbound</w:t>
+      </w:r>
+      <w:proofErr w:type="spellEnd"/>
       <w:r>
         <w:rPr>
           <w:rFonts w:ascii="Consolas" w:eastAsia="Consolas" w:hAnsi="Consolas" w:cs="Consolas"/>
@@ -3953,8 +4639,20 @@
           <w:szCs w:val="21"/>
           <w:lang w:val="es-MX"/>
         </w:rPr>
-        <w:t>email outbound</w:t>
-      </w:r>
+        <w:t xml:space="preserve">email </w:t>
+      </w:r>
+      <w:proofErr w:type="spellStart"/>
+      <w:r>
+        <w:rPr>
+          <w:rFonts w:ascii="Consolas" w:eastAsia="Consolas" w:hAnsi="Consolas" w:cs="Consolas"/>
+          <w:color w:val="C3E88D"/>
+          <w:sz w:val="21"/>
+          <w:szCs w:val="21"/>
+          <w:lang w:val="es-MX"/>
+        </w:rPr>
+        <w:t>outbound</w:t>
+      </w:r>
+      <w:proofErr w:type="spellEnd"/>
       <w:r>
         <w:rPr>
           <w:rFonts w:ascii="Consolas" w:eastAsia="Consolas" w:hAnsi="Consolas" w:cs="Consolas"/>
@@ -4009,244 +4707,10 @@
           <w:szCs w:val="21"/>
           <w:lang w:val="es-MX"/>
         </w:rPr>
-        <w:t xml:space="preserve"> 3. Identificar los IDs que tienen al menos una actividad de atención</w:t>
-      </w:r>
-    </w:p>
-    <w:p>
-      <w:pPr>
-        <w:shd w:val="clear" w:color="auto" w:fill="292D3E"/>
-        <w:spacing w:after="0"/>
-        <w:jc w:val="both"/>
-      </w:pPr>
-      <w:r>
-        <w:rPr>
-          <w:rFonts w:ascii="Consolas" w:eastAsia="Consolas" w:hAnsi="Consolas" w:cs="Consolas"/>
-          <w:color w:val="BFC7D5"/>
-          <w:sz w:val="21"/>
-          <w:szCs w:val="21"/>
-          <w:lang w:val="es-MX"/>
-        </w:rPr>
-        <w:t xml:space="preserve">ids_con_atencion </w:t>
-      </w:r>
-      <w:r>
-        <w:rPr>
-          <w:rFonts w:ascii="Consolas" w:eastAsia="Consolas" w:hAnsi="Consolas" w:cs="Consolas"/>
-          <w:color w:val="C792EA"/>
-          <w:sz w:val="21"/>
-          <w:szCs w:val="21"/>
-          <w:lang w:val="es-MX"/>
-        </w:rPr>
-        <w:t>=</w:t>
-      </w:r>
-      <w:r>
-        <w:rPr>
-          <w:rFonts w:ascii="Consolas" w:eastAsia="Consolas" w:hAnsi="Consolas" w:cs="Consolas"/>
-          <w:color w:val="BFC7D5"/>
-          <w:sz w:val="21"/>
-          <w:szCs w:val="21"/>
-          <w:lang w:val="es-MX"/>
-        </w:rPr>
-        <w:t xml:space="preserve"> df[df[</w:t>
-      </w:r>
-      <w:r>
-        <w:rPr>
-          <w:rFonts w:ascii="Consolas" w:eastAsia="Consolas" w:hAnsi="Consolas" w:cs="Consolas"/>
-          <w:color w:val="D9F5DD"/>
-          <w:sz w:val="21"/>
-          <w:szCs w:val="21"/>
-          <w:lang w:val="es-MX"/>
-        </w:rPr>
-        <w:t>'</w:t>
-      </w:r>
-      <w:r>
-        <w:rPr>
-          <w:rFonts w:ascii="Consolas" w:eastAsia="Consolas" w:hAnsi="Consolas" w:cs="Consolas"/>
-          <w:color w:val="C3E88D"/>
-          <w:sz w:val="21"/>
-          <w:szCs w:val="21"/>
-          <w:lang w:val="es-MX"/>
-        </w:rPr>
-        <w:t>Activity</w:t>
-      </w:r>
-      <w:r>
-        <w:rPr>
-          <w:rFonts w:ascii="Consolas" w:eastAsia="Consolas" w:hAnsi="Consolas" w:cs="Consolas"/>
-          <w:color w:val="D9F5DD"/>
-          <w:sz w:val="21"/>
-          <w:szCs w:val="21"/>
-          <w:lang w:val="es-MX"/>
-        </w:rPr>
-        <w:t>'</w:t>
-      </w:r>
-      <w:proofErr w:type="gramStart"/>
-      <w:r>
-        <w:rPr>
-          <w:rFonts w:ascii="Consolas" w:eastAsia="Consolas" w:hAnsi="Consolas" w:cs="Consolas"/>
-          <w:color w:val="BFC7D5"/>
-          <w:sz w:val="21"/>
-          <w:szCs w:val="21"/>
-          <w:lang w:val="es-MX"/>
-        </w:rPr>
-        <w:t>].</w:t>
-      </w:r>
-      <w:r>
-        <w:rPr>
-          <w:rFonts w:ascii="Consolas" w:eastAsia="Consolas" w:hAnsi="Consolas" w:cs="Consolas"/>
-          <w:color w:val="B2CCD6"/>
-          <w:sz w:val="21"/>
-          <w:szCs w:val="21"/>
-          <w:lang w:val="es-MX"/>
-        </w:rPr>
-        <w:t>isin</w:t>
-      </w:r>
-      <w:proofErr w:type="gramEnd"/>
-      <w:r>
-        <w:rPr>
-          <w:rFonts w:ascii="Consolas" w:eastAsia="Consolas" w:hAnsi="Consolas" w:cs="Consolas"/>
-          <w:color w:val="BFC7D5"/>
-          <w:sz w:val="21"/>
-          <w:szCs w:val="21"/>
-          <w:lang w:val="es-MX"/>
-        </w:rPr>
-        <w:t>(</w:t>
-      </w:r>
-      <w:r>
-        <w:rPr>
-          <w:rFonts w:ascii="Consolas" w:eastAsia="Consolas" w:hAnsi="Consolas" w:cs="Consolas"/>
-          <w:color w:val="7986E7"/>
-          <w:sz w:val="21"/>
-          <w:szCs w:val="21"/>
-          <w:lang w:val="es-MX"/>
-        </w:rPr>
-        <w:t>actividades_atencion</w:t>
-      </w:r>
-      <w:r>
-        <w:rPr>
-          <w:rFonts w:ascii="Consolas" w:eastAsia="Consolas" w:hAnsi="Consolas" w:cs="Consolas"/>
-          <w:color w:val="BFC7D5"/>
-          <w:sz w:val="21"/>
-          <w:szCs w:val="21"/>
-          <w:lang w:val="es-MX"/>
-        </w:rPr>
-        <w:t>)</w:t>
-      </w:r>
-      <w:proofErr w:type="gramStart"/>
-      <w:r>
-        <w:rPr>
-          <w:rFonts w:ascii="Consolas" w:eastAsia="Consolas" w:hAnsi="Consolas" w:cs="Consolas"/>
-          <w:color w:val="BFC7D5"/>
-          <w:sz w:val="21"/>
-          <w:szCs w:val="21"/>
-          <w:lang w:val="es-MX"/>
-        </w:rPr>
-        <w:t>]</w:t>
-      </w:r>
-      <w:r>
-        <w:rPr>
-          <w:rFonts w:ascii="Consolas" w:eastAsia="Consolas" w:hAnsi="Consolas" w:cs="Consolas"/>
-          <w:color w:val="D9F5DD"/>
-          <w:sz w:val="21"/>
-          <w:szCs w:val="21"/>
-          <w:lang w:val="es-MX"/>
-        </w:rPr>
-        <w:t>[</w:t>
-      </w:r>
-      <w:proofErr w:type="gramEnd"/>
-      <w:r>
-        <w:rPr>
-          <w:rFonts w:ascii="Consolas" w:eastAsia="Consolas" w:hAnsi="Consolas" w:cs="Consolas"/>
-          <w:color w:val="D9F5DD"/>
-          <w:sz w:val="21"/>
-          <w:szCs w:val="21"/>
-          <w:lang w:val="es-MX"/>
-        </w:rPr>
-        <w:t>'</w:t>
-      </w:r>
-      <w:r>
-        <w:rPr>
-          <w:rFonts w:ascii="Consolas" w:eastAsia="Consolas" w:hAnsi="Consolas" w:cs="Consolas"/>
-          <w:color w:val="C3E88D"/>
-          <w:sz w:val="21"/>
-          <w:szCs w:val="21"/>
-          <w:lang w:val="es-MX"/>
-        </w:rPr>
-        <w:t>Case ID</w:t>
-      </w:r>
-      <w:r>
-        <w:rPr>
-          <w:rFonts w:ascii="Consolas" w:eastAsia="Consolas" w:hAnsi="Consolas" w:cs="Consolas"/>
-          <w:color w:val="D9F5DD"/>
-          <w:sz w:val="21"/>
-          <w:szCs w:val="21"/>
-          <w:lang w:val="es-MX"/>
-        </w:rPr>
-        <w:t>'</w:t>
-      </w:r>
-      <w:proofErr w:type="gramStart"/>
-      <w:r>
-        <w:rPr>
-          <w:rFonts w:ascii="Consolas" w:eastAsia="Consolas" w:hAnsi="Consolas" w:cs="Consolas"/>
-          <w:color w:val="D9F5DD"/>
-          <w:sz w:val="21"/>
-          <w:szCs w:val="21"/>
-          <w:lang w:val="es-MX"/>
-        </w:rPr>
-        <w:t>]</w:t>
-      </w:r>
-      <w:r>
-        <w:rPr>
-          <w:rFonts w:ascii="Consolas" w:eastAsia="Consolas" w:hAnsi="Consolas" w:cs="Consolas"/>
-          <w:color w:val="BFC7D5"/>
-          <w:sz w:val="21"/>
-          <w:szCs w:val="21"/>
-          <w:lang w:val="es-MX"/>
-        </w:rPr>
-        <w:t>.</w:t>
-      </w:r>
-      <w:r>
-        <w:rPr>
-          <w:rFonts w:ascii="Consolas" w:eastAsia="Consolas" w:hAnsi="Consolas" w:cs="Consolas"/>
-          <w:color w:val="B2CCD6"/>
-          <w:sz w:val="21"/>
-          <w:szCs w:val="21"/>
-          <w:lang w:val="es-MX"/>
-        </w:rPr>
-        <w:t>unique</w:t>
-      </w:r>
-      <w:proofErr w:type="gramEnd"/>
-      <w:r>
-        <w:rPr>
-          <w:rFonts w:ascii="Consolas" w:eastAsia="Consolas" w:hAnsi="Consolas" w:cs="Consolas"/>
-          <w:color w:val="BFC7D5"/>
-          <w:sz w:val="21"/>
-          <w:szCs w:val="21"/>
-          <w:lang w:val="es-MX"/>
-        </w:rPr>
-        <w:t>()</w:t>
-      </w:r>
-    </w:p>
-    <w:p>
-      <w:pPr>
-        <w:shd w:val="clear" w:color="auto" w:fill="292D3E"/>
-        <w:spacing w:after="0"/>
-        <w:jc w:val="both"/>
-      </w:pPr>
-      <w:r>
-        <w:rPr>
-          <w:rFonts w:ascii="Consolas" w:eastAsia="Consolas" w:hAnsi="Consolas" w:cs="Consolas"/>
-          <w:color w:val="BFC7D5"/>
-          <w:sz w:val="21"/>
-          <w:szCs w:val="21"/>
-          <w:lang w:val="es-MX"/>
-        </w:rPr>
-        <w:t xml:space="preserve"> </w:t>
-      </w:r>
-    </w:p>
-    <w:p>
-      <w:pPr>
-        <w:shd w:val="clear" w:color="auto" w:fill="292D3E"/>
-        <w:spacing w:after="0"/>
-        <w:jc w:val="both"/>
+        <w:t xml:space="preserve"> 3. Identificar los </w:t>
+      </w:r>
+      <w:proofErr w:type="spellStart"/>
+      <w:r>
         <w:rPr>
           <w:rFonts w:ascii="Consolas" w:eastAsia="Consolas" w:hAnsi="Consolas" w:cs="Consolas"/>
           <w:i/>
@@ -4256,17 +4720,9 @@
           <w:szCs w:val="21"/>
           <w:lang w:val="es-MX"/>
         </w:rPr>
-      </w:pPr>
-      <w:r>
-        <w:rPr>
-          <w:rFonts w:ascii="Consolas" w:eastAsia="Consolas" w:hAnsi="Consolas" w:cs="Consolas"/>
-          <w:color w:val="697098"/>
-          <w:sz w:val="21"/>
-          <w:szCs w:val="21"/>
-          <w:lang w:val="es-MX"/>
-        </w:rPr>
-        <w:t>#</w:t>
-      </w:r>
+        <w:t>IDs</w:t>
+      </w:r>
+      <w:proofErr w:type="spellEnd"/>
       <w:r>
         <w:rPr>
           <w:rFonts w:ascii="Consolas" w:eastAsia="Consolas" w:hAnsi="Consolas" w:cs="Consolas"/>
@@ -4277,7 +4733,7 @@
           <w:szCs w:val="21"/>
           <w:lang w:val="es-MX"/>
         </w:rPr>
-        <w:t xml:space="preserve"> 4. Separar el dataframe original basado en esos IDs</w:t>
+        <w:t xml:space="preserve"> que tienen al menos una actividad de atención</w:t>
       </w:r>
     </w:p>
     <w:p>
@@ -4286,6 +4742,7 @@
         <w:spacing w:after="0"/>
         <w:jc w:val="both"/>
       </w:pPr>
+      <w:proofErr w:type="spellStart"/>
       <w:r>
         <w:rPr>
           <w:rFonts w:ascii="Consolas" w:eastAsia="Consolas" w:hAnsi="Consolas" w:cs="Consolas"/>
@@ -4294,7 +4751,18 @@
           <w:szCs w:val="21"/>
           <w:lang w:val="es-MX"/>
         </w:rPr>
-        <w:t xml:space="preserve">df_atendidos </w:t>
+        <w:t>ids_con_atencion</w:t>
+      </w:r>
+      <w:proofErr w:type="spellEnd"/>
+      <w:r>
+        <w:rPr>
+          <w:rFonts w:ascii="Consolas" w:eastAsia="Consolas" w:hAnsi="Consolas" w:cs="Consolas"/>
+          <w:color w:val="BFC7D5"/>
+          <w:sz w:val="21"/>
+          <w:szCs w:val="21"/>
+          <w:lang w:val="es-MX"/>
+        </w:rPr>
+        <w:t xml:space="preserve"> </w:t>
       </w:r>
       <w:r>
         <w:rPr>
@@ -4316,6 +4784,82 @@
         </w:rPr>
         <w:t xml:space="preserve"> </w:t>
       </w:r>
+      <w:proofErr w:type="spellStart"/>
+      <w:r>
+        <w:rPr>
+          <w:rFonts w:ascii="Consolas" w:eastAsia="Consolas" w:hAnsi="Consolas" w:cs="Consolas"/>
+          <w:color w:val="BFC7D5"/>
+          <w:sz w:val="21"/>
+          <w:szCs w:val="21"/>
+          <w:lang w:val="es-MX"/>
+        </w:rPr>
+        <w:t>df</w:t>
+      </w:r>
+      <w:proofErr w:type="spellEnd"/>
+      <w:r>
+        <w:rPr>
+          <w:rFonts w:ascii="Consolas" w:eastAsia="Consolas" w:hAnsi="Consolas" w:cs="Consolas"/>
+          <w:color w:val="BFC7D5"/>
+          <w:sz w:val="21"/>
+          <w:szCs w:val="21"/>
+          <w:lang w:val="es-MX"/>
+        </w:rPr>
+        <w:t>[</w:t>
+      </w:r>
+      <w:proofErr w:type="spellStart"/>
+      <w:r>
+        <w:rPr>
+          <w:rFonts w:ascii="Consolas" w:eastAsia="Consolas" w:hAnsi="Consolas" w:cs="Consolas"/>
+          <w:color w:val="BFC7D5"/>
+          <w:sz w:val="21"/>
+          <w:szCs w:val="21"/>
+          <w:lang w:val="es-MX"/>
+        </w:rPr>
+        <w:t>df</w:t>
+      </w:r>
+      <w:proofErr w:type="spellEnd"/>
+      <w:r>
+        <w:rPr>
+          <w:rFonts w:ascii="Consolas" w:eastAsia="Consolas" w:hAnsi="Consolas" w:cs="Consolas"/>
+          <w:color w:val="BFC7D5"/>
+          <w:sz w:val="21"/>
+          <w:szCs w:val="21"/>
+          <w:lang w:val="es-MX"/>
+        </w:rPr>
+        <w:t>[</w:t>
+      </w:r>
+      <w:r>
+        <w:rPr>
+          <w:rFonts w:ascii="Consolas" w:eastAsia="Consolas" w:hAnsi="Consolas" w:cs="Consolas"/>
+          <w:color w:val="D9F5DD"/>
+          <w:sz w:val="21"/>
+          <w:szCs w:val="21"/>
+          <w:lang w:val="es-MX"/>
+        </w:rPr>
+        <w:t>'</w:t>
+      </w:r>
+      <w:proofErr w:type="spellStart"/>
+      <w:r>
+        <w:rPr>
+          <w:rFonts w:ascii="Consolas" w:eastAsia="Consolas" w:hAnsi="Consolas" w:cs="Consolas"/>
+          <w:color w:val="C3E88D"/>
+          <w:sz w:val="21"/>
+          <w:szCs w:val="21"/>
+          <w:lang w:val="es-MX"/>
+        </w:rPr>
+        <w:t>Activity</w:t>
+      </w:r>
+      <w:proofErr w:type="spellEnd"/>
+      <w:r>
+        <w:rPr>
+          <w:rFonts w:ascii="Consolas" w:eastAsia="Consolas" w:hAnsi="Consolas" w:cs="Consolas"/>
+          <w:color w:val="D9F5DD"/>
+          <w:sz w:val="21"/>
+          <w:szCs w:val="21"/>
+          <w:lang w:val="es-MX"/>
+        </w:rPr>
+        <w:t>'</w:t>
+      </w:r>
       <w:proofErr w:type="gramStart"/>
       <w:r>
         <w:rPr>
@@ -4325,17 +4869,83 @@
           <w:szCs w:val="21"/>
           <w:lang w:val="es-MX"/>
         </w:rPr>
-        <w:t>df[df[</w:t>
-      </w:r>
+        <w:t>].</w:t>
+      </w:r>
+      <w:proofErr w:type="spellStart"/>
+      <w:r>
+        <w:rPr>
+          <w:rFonts w:ascii="Consolas" w:eastAsia="Consolas" w:hAnsi="Consolas" w:cs="Consolas"/>
+          <w:color w:val="B2CCD6"/>
+          <w:sz w:val="21"/>
+          <w:szCs w:val="21"/>
+          <w:lang w:val="es-MX"/>
+        </w:rPr>
+        <w:t>isin</w:t>
+      </w:r>
+      <w:proofErr w:type="spellEnd"/>
       <w:proofErr w:type="gramEnd"/>
       <w:r>
         <w:rPr>
           <w:rFonts w:ascii="Consolas" w:eastAsia="Consolas" w:hAnsi="Consolas" w:cs="Consolas"/>
+          <w:color w:val="BFC7D5"/>
+          <w:sz w:val="21"/>
+          <w:szCs w:val="21"/>
+          <w:lang w:val="es-MX"/>
+        </w:rPr>
+        <w:t>(</w:t>
+      </w:r>
+      <w:proofErr w:type="spellStart"/>
+      <w:r>
+        <w:rPr>
+          <w:rFonts w:ascii="Consolas" w:eastAsia="Consolas" w:hAnsi="Consolas" w:cs="Consolas"/>
+          <w:color w:val="7986E7"/>
+          <w:sz w:val="21"/>
+          <w:szCs w:val="21"/>
+          <w:lang w:val="es-MX"/>
+        </w:rPr>
+        <w:t>actividades_atencion</w:t>
+      </w:r>
+      <w:proofErr w:type="spellEnd"/>
+      <w:r>
+        <w:rPr>
+          <w:rFonts w:ascii="Consolas" w:eastAsia="Consolas" w:hAnsi="Consolas" w:cs="Consolas"/>
+          <w:color w:val="BFC7D5"/>
+          <w:sz w:val="21"/>
+          <w:szCs w:val="21"/>
+          <w:lang w:val="es-MX"/>
+        </w:rPr>
+        <w:t>)</w:t>
+      </w:r>
+      <w:proofErr w:type="gramStart"/>
+      <w:r>
+        <w:rPr>
+          <w:rFonts w:ascii="Consolas" w:eastAsia="Consolas" w:hAnsi="Consolas" w:cs="Consolas"/>
+          <w:color w:val="BFC7D5"/>
+          <w:sz w:val="21"/>
+          <w:szCs w:val="21"/>
+          <w:lang w:val="es-MX"/>
+        </w:rPr>
+        <w:t>]</w:t>
+      </w:r>
+      <w:r>
+        <w:rPr>
+          <w:rFonts w:ascii="Consolas" w:eastAsia="Consolas" w:hAnsi="Consolas" w:cs="Consolas"/>
           <w:color w:val="D9F5DD"/>
           <w:sz w:val="21"/>
           <w:szCs w:val="21"/>
           <w:lang w:val="es-MX"/>
         </w:rPr>
+        <w:t>[</w:t>
+      </w:r>
+      <w:proofErr w:type="gramEnd"/>
+      <w:r>
+        <w:rPr>
+          <w:rFonts w:ascii="Consolas" w:eastAsia="Consolas" w:hAnsi="Consolas" w:cs="Consolas"/>
+          <w:color w:val="D9F5DD"/>
+          <w:sz w:val="21"/>
+          <w:szCs w:val="21"/>
+          <w:lang w:val="es-MX"/>
+        </w:rPr>
         <w:t>'</w:t>
       </w:r>
       <w:r>
@@ -4362,13 +4972,24 @@
       <w:r>
         <w:rPr>
           <w:rFonts w:ascii="Consolas" w:eastAsia="Consolas" w:hAnsi="Consolas" w:cs="Consolas"/>
+          <w:color w:val="D9F5DD"/>
+          <w:sz w:val="21"/>
+          <w:szCs w:val="21"/>
+          <w:lang w:val="es-MX"/>
+        </w:rPr>
+        <w:t>]</w:t>
+      </w:r>
+      <w:r>
+        <w:rPr>
+          <w:rFonts w:ascii="Consolas" w:eastAsia="Consolas" w:hAnsi="Consolas" w:cs="Consolas"/>
           <w:color w:val="BFC7D5"/>
           <w:sz w:val="21"/>
           <w:szCs w:val="21"/>
           <w:lang w:val="es-MX"/>
         </w:rPr>
-        <w:t>].</w:t>
-      </w:r>
+        <w:t>.</w:t>
+      </w:r>
+      <w:proofErr w:type="spellStart"/>
       <w:r>
         <w:rPr>
           <w:rFonts w:ascii="Consolas" w:eastAsia="Consolas" w:hAnsi="Consolas" w:cs="Consolas"/>
@@ -4377,8 +4998,9 @@
           <w:szCs w:val="21"/>
           <w:lang w:val="es-MX"/>
         </w:rPr>
-        <w:t>isin</w:t>
-      </w:r>
+        <w:t>unique</w:t>
+      </w:r>
+      <w:proofErr w:type="spellEnd"/>
       <w:proofErr w:type="gramEnd"/>
       <w:r>
         <w:rPr>
@@ -4388,180 +5010,7 @@
           <w:szCs w:val="21"/>
           <w:lang w:val="es-MX"/>
         </w:rPr>
-        <w:t>(</w:t>
-      </w:r>
-      <w:r>
-        <w:rPr>
-          <w:rFonts w:ascii="Consolas" w:eastAsia="Consolas" w:hAnsi="Consolas" w:cs="Consolas"/>
-          <w:color w:val="7986E7"/>
-          <w:sz w:val="21"/>
-          <w:szCs w:val="21"/>
-          <w:lang w:val="es-MX"/>
-        </w:rPr>
-        <w:t>ids_con_atencion</w:t>
-      </w:r>
-      <w:r>
-        <w:rPr>
-          <w:rFonts w:ascii="Consolas" w:eastAsia="Consolas" w:hAnsi="Consolas" w:cs="Consolas"/>
-          <w:color w:val="BFC7D5"/>
-          <w:sz w:val="21"/>
-          <w:szCs w:val="21"/>
-          <w:lang w:val="es-MX"/>
-        </w:rPr>
-        <w:t>)]</w:t>
-      </w:r>
-    </w:p>
-    <w:p>
-      <w:pPr>
-        <w:shd w:val="clear" w:color="auto" w:fill="292D3E"/>
-        <w:spacing w:after="0"/>
-        <w:jc w:val="both"/>
-      </w:pPr>
-      <w:r>
-        <w:rPr>
-          <w:rFonts w:ascii="Consolas" w:eastAsia="Consolas" w:hAnsi="Consolas" w:cs="Consolas"/>
-          <w:color w:val="BFC7D5"/>
-          <w:sz w:val="21"/>
-          <w:szCs w:val="21"/>
-          <w:lang w:val="es-MX"/>
-        </w:rPr>
-        <w:t xml:space="preserve">df_no_atendidos </w:t>
-      </w:r>
-      <w:r>
-        <w:rPr>
-          <w:rFonts w:ascii="Consolas" w:eastAsia="Consolas" w:hAnsi="Consolas" w:cs="Consolas"/>
-          <w:color w:val="C792EA"/>
-          <w:sz w:val="21"/>
-          <w:szCs w:val="21"/>
-          <w:lang w:val="es-MX"/>
-        </w:rPr>
-        <w:t>=</w:t>
-      </w:r>
-      <w:r>
-        <w:rPr>
-          <w:rFonts w:ascii="Consolas" w:eastAsia="Consolas" w:hAnsi="Consolas" w:cs="Consolas"/>
-          <w:color w:val="BFC7D5"/>
-          <w:sz w:val="21"/>
-          <w:szCs w:val="21"/>
-          <w:lang w:val="es-MX"/>
-        </w:rPr>
-        <w:t xml:space="preserve"> </w:t>
-      </w:r>
-      <w:proofErr w:type="gramStart"/>
-      <w:r>
-        <w:rPr>
-          <w:rFonts w:ascii="Consolas" w:eastAsia="Consolas" w:hAnsi="Consolas" w:cs="Consolas"/>
-          <w:color w:val="BFC7D5"/>
-          <w:sz w:val="21"/>
-          <w:szCs w:val="21"/>
-          <w:lang w:val="es-MX"/>
-        </w:rPr>
-        <w:t>df[</w:t>
-      </w:r>
-      <w:proofErr w:type="gramEnd"/>
-      <w:r>
-        <w:rPr>
-          <w:rFonts w:ascii="Consolas" w:eastAsia="Consolas" w:hAnsi="Consolas" w:cs="Consolas"/>
-          <w:color w:val="89DDFF"/>
-          <w:sz w:val="21"/>
-          <w:szCs w:val="21"/>
-          <w:lang w:val="es-MX"/>
-        </w:rPr>
-        <w:t>~</w:t>
-      </w:r>
-      <w:proofErr w:type="gramStart"/>
-      <w:r>
-        <w:rPr>
-          <w:rFonts w:ascii="Consolas" w:eastAsia="Consolas" w:hAnsi="Consolas" w:cs="Consolas"/>
-          <w:color w:val="BFC7D5"/>
-          <w:sz w:val="21"/>
-          <w:szCs w:val="21"/>
-          <w:lang w:val="es-MX"/>
-        </w:rPr>
-        <w:t>df[</w:t>
-      </w:r>
-      <w:proofErr w:type="gramEnd"/>
-      <w:r>
-        <w:rPr>
-          <w:rFonts w:ascii="Consolas" w:eastAsia="Consolas" w:hAnsi="Consolas" w:cs="Consolas"/>
-          <w:color w:val="D9F5DD"/>
-          <w:sz w:val="21"/>
-          <w:szCs w:val="21"/>
-          <w:lang w:val="es-MX"/>
-        </w:rPr>
-        <w:t>'</w:t>
-      </w:r>
-      <w:r>
-        <w:rPr>
-          <w:rFonts w:ascii="Consolas" w:eastAsia="Consolas" w:hAnsi="Consolas" w:cs="Consolas"/>
-          <w:color w:val="C3E88D"/>
-          <w:sz w:val="21"/>
-          <w:szCs w:val="21"/>
-          <w:lang w:val="es-MX"/>
-        </w:rPr>
-        <w:t>Case ID</w:t>
-      </w:r>
-      <w:r>
-        <w:rPr>
-          <w:rFonts w:ascii="Consolas" w:eastAsia="Consolas" w:hAnsi="Consolas" w:cs="Consolas"/>
-          <w:color w:val="D9F5DD"/>
-          <w:sz w:val="21"/>
-          <w:szCs w:val="21"/>
-          <w:lang w:val="es-MX"/>
-        </w:rPr>
-        <w:t>'</w:t>
-      </w:r>
-      <w:proofErr w:type="gramStart"/>
-      <w:r>
-        <w:rPr>
-          <w:rFonts w:ascii="Consolas" w:eastAsia="Consolas" w:hAnsi="Consolas" w:cs="Consolas"/>
-          <w:color w:val="BFC7D5"/>
-          <w:sz w:val="21"/>
-          <w:szCs w:val="21"/>
-          <w:lang w:val="es-MX"/>
-        </w:rPr>
-        <w:t>].</w:t>
-      </w:r>
-      <w:r>
-        <w:rPr>
-          <w:rFonts w:ascii="Consolas" w:eastAsia="Consolas" w:hAnsi="Consolas" w:cs="Consolas"/>
-          <w:color w:val="B2CCD6"/>
-          <w:sz w:val="21"/>
-          <w:szCs w:val="21"/>
-          <w:lang w:val="es-MX"/>
-        </w:rPr>
-        <w:t>isin</w:t>
-      </w:r>
-      <w:proofErr w:type="gramEnd"/>
-      <w:r>
-        <w:rPr>
-          <w:rFonts w:ascii="Consolas" w:eastAsia="Consolas" w:hAnsi="Consolas" w:cs="Consolas"/>
-          <w:color w:val="BFC7D5"/>
-          <w:sz w:val="21"/>
-          <w:szCs w:val="21"/>
-          <w:lang w:val="es-MX"/>
-        </w:rPr>
-        <w:t>(</w:t>
-      </w:r>
-      <w:r>
-        <w:rPr>
-          <w:rFonts w:ascii="Consolas" w:eastAsia="Consolas" w:hAnsi="Consolas" w:cs="Consolas"/>
-          <w:color w:val="7986E7"/>
-          <w:sz w:val="21"/>
-          <w:szCs w:val="21"/>
-          <w:lang w:val="es-MX"/>
-        </w:rPr>
-        <w:t>ids_con_atencion</w:t>
-      </w:r>
-      <w:r>
-        <w:rPr>
-          <w:rFonts w:ascii="Consolas" w:eastAsia="Consolas" w:hAnsi="Consolas" w:cs="Consolas"/>
-          <w:color w:val="BFC7D5"/>
-          <w:sz w:val="21"/>
-          <w:szCs w:val="21"/>
-          <w:lang w:val="es-MX"/>
-        </w:rPr>
-        <w:t>)]</w:t>
+        <w:t>()</w:t>
       </w:r>
     </w:p>
     <w:p>
@@ -4616,8 +5065,48 @@
           <w:szCs w:val="21"/>
           <w:lang w:val="es-MX"/>
         </w:rPr>
-        <w:t xml:space="preserve"> 5. Guardar los dos nuevos CSVs</w:t>
-      </w:r>
+        <w:t xml:space="preserve"> 4. Separar el </w:t>
+      </w:r>
+      <w:proofErr w:type="spellStart"/>
+      <w:r>
+        <w:rPr>
+          <w:rFonts w:ascii="Consolas" w:eastAsia="Consolas" w:hAnsi="Consolas" w:cs="Consolas"/>
+          <w:i/>
+          <w:iCs/>
+          <w:color w:val="697098"/>
+          <w:sz w:val="21"/>
+          <w:szCs w:val="21"/>
+          <w:lang w:val="es-MX"/>
+        </w:rPr>
+        <w:t>dataframe</w:t>
+      </w:r>
+      <w:proofErr w:type="spellEnd"/>
+      <w:r>
+        <w:rPr>
+          <w:rFonts w:ascii="Consolas" w:eastAsia="Consolas" w:hAnsi="Consolas" w:cs="Consolas"/>
+          <w:i/>
+          <w:iCs/>
+          <w:color w:val="697098"/>
+          <w:sz w:val="21"/>
+          <w:szCs w:val="21"/>
+          <w:lang w:val="es-MX"/>
+        </w:rPr>
+        <w:t xml:space="preserve"> original basado en esos </w:t>
+      </w:r>
+      <w:proofErr w:type="spellStart"/>
+      <w:r>
+        <w:rPr>
+          <w:rFonts w:ascii="Consolas" w:eastAsia="Consolas" w:hAnsi="Consolas" w:cs="Consolas"/>
+          <w:i/>
+          <w:iCs/>
+          <w:color w:val="697098"/>
+          <w:sz w:val="21"/>
+          <w:szCs w:val="21"/>
+          <w:lang w:val="es-MX"/>
+        </w:rPr>
+        <w:t>IDs</w:t>
+      </w:r>
+      <w:proofErr w:type="spellEnd"/>
     </w:p>
     <w:p>
       <w:pPr>
@@ -4625,6 +5114,7 @@
         <w:spacing w:after="0"/>
         <w:jc w:val="both"/>
       </w:pPr>
+      <w:proofErr w:type="spellStart"/>
       <w:r>
         <w:rPr>
           <w:rFonts w:ascii="Consolas" w:eastAsia="Consolas" w:hAnsi="Consolas" w:cs="Consolas"/>
@@ -4633,8 +5123,127 @@
           <w:szCs w:val="21"/>
           <w:lang w:val="es-MX"/>
         </w:rPr>
-        <w:t>df_atendidos.</w:t>
-      </w:r>
+        <w:t>df_atendidos</w:t>
+      </w:r>
+      <w:proofErr w:type="spellEnd"/>
+      <w:r>
+        <w:rPr>
+          <w:rFonts w:ascii="Consolas" w:eastAsia="Consolas" w:hAnsi="Consolas" w:cs="Consolas"/>
+          <w:color w:val="BFC7D5"/>
+          <w:sz w:val="21"/>
+          <w:szCs w:val="21"/>
+          <w:lang w:val="es-MX"/>
+        </w:rPr>
+        <w:t xml:space="preserve"> </w:t>
+      </w:r>
+      <w:r>
+        <w:rPr>
+          <w:rFonts w:ascii="Consolas" w:eastAsia="Consolas" w:hAnsi="Consolas" w:cs="Consolas"/>
+          <w:color w:val="C792EA"/>
+          <w:sz w:val="21"/>
+          <w:szCs w:val="21"/>
+          <w:lang w:val="es-MX"/>
+        </w:rPr>
+        <w:t>=</w:t>
+      </w:r>
+      <w:r>
+        <w:rPr>
+          <w:rFonts w:ascii="Consolas" w:eastAsia="Consolas" w:hAnsi="Consolas" w:cs="Consolas"/>
+          <w:color w:val="BFC7D5"/>
+          <w:sz w:val="21"/>
+          <w:szCs w:val="21"/>
+          <w:lang w:val="es-MX"/>
+        </w:rPr>
+        <w:t xml:space="preserve"> </w:t>
+      </w:r>
+      <w:proofErr w:type="spellStart"/>
+      <w:proofErr w:type="gramStart"/>
+      <w:r>
+        <w:rPr>
+          <w:rFonts w:ascii="Consolas" w:eastAsia="Consolas" w:hAnsi="Consolas" w:cs="Consolas"/>
+          <w:color w:val="BFC7D5"/>
+          <w:sz w:val="21"/>
+          <w:szCs w:val="21"/>
+          <w:lang w:val="es-MX"/>
+        </w:rPr>
+        <w:t>df</w:t>
+      </w:r>
+      <w:proofErr w:type="spellEnd"/>
+      <w:r>
+        <w:rPr>
+          <w:rFonts w:ascii="Consolas" w:eastAsia="Consolas" w:hAnsi="Consolas" w:cs="Consolas"/>
+          <w:color w:val="BFC7D5"/>
+          <w:sz w:val="21"/>
+          <w:szCs w:val="21"/>
+          <w:lang w:val="es-MX"/>
+        </w:rPr>
+        <w:t>[</w:t>
+      </w:r>
+      <w:proofErr w:type="spellStart"/>
+      <w:r>
+        <w:rPr>
+          <w:rFonts w:ascii="Consolas" w:eastAsia="Consolas" w:hAnsi="Consolas" w:cs="Consolas"/>
+          <w:color w:val="BFC7D5"/>
+          <w:sz w:val="21"/>
+          <w:szCs w:val="21"/>
+          <w:lang w:val="es-MX"/>
+        </w:rPr>
+        <w:t>df</w:t>
+      </w:r>
+      <w:proofErr w:type="spellEnd"/>
+      <w:r>
+        <w:rPr>
+          <w:rFonts w:ascii="Consolas" w:eastAsia="Consolas" w:hAnsi="Consolas" w:cs="Consolas"/>
+          <w:color w:val="BFC7D5"/>
+          <w:sz w:val="21"/>
+          <w:szCs w:val="21"/>
+          <w:lang w:val="es-MX"/>
+        </w:rPr>
+        <w:t>[</w:t>
+      </w:r>
+      <w:proofErr w:type="gramEnd"/>
+      <w:r>
+        <w:rPr>
+          <w:rFonts w:ascii="Consolas" w:eastAsia="Consolas" w:hAnsi="Consolas" w:cs="Consolas"/>
+          <w:color w:val="D9F5DD"/>
+          <w:sz w:val="21"/>
+          <w:szCs w:val="21"/>
+          <w:lang w:val="es-MX"/>
+        </w:rPr>
+        <w:t>'</w:t>
+      </w:r>
+      <w:r>
+        <w:rPr>
+          <w:rFonts w:ascii="Consolas" w:eastAsia="Consolas" w:hAnsi="Consolas" w:cs="Consolas"/>
+          <w:color w:val="C3E88D"/>
+          <w:sz w:val="21"/>
+          <w:szCs w:val="21"/>
+          <w:lang w:val="es-MX"/>
+        </w:rPr>
+        <w:t>Case ID</w:t>
+      </w:r>
+      <w:r>
+        <w:rPr>
+          <w:rFonts w:ascii="Consolas" w:eastAsia="Consolas" w:hAnsi="Consolas" w:cs="Consolas"/>
+          <w:color w:val="D9F5DD"/>
+          <w:sz w:val="21"/>
+          <w:szCs w:val="21"/>
+          <w:lang w:val="es-MX"/>
+        </w:rPr>
+        <w:t>'</w:t>
+      </w:r>
+      <w:proofErr w:type="gramStart"/>
+      <w:r>
+        <w:rPr>
+          <w:rFonts w:ascii="Consolas" w:eastAsia="Consolas" w:hAnsi="Consolas" w:cs="Consolas"/>
+          <w:color w:val="BFC7D5"/>
+          <w:sz w:val="21"/>
+          <w:szCs w:val="21"/>
+          <w:lang w:val="es-MX"/>
+        </w:rPr>
+        <w:t>].</w:t>
+      </w:r>
+      <w:proofErr w:type="spellStart"/>
       <w:r>
         <w:rPr>
           <w:rFonts w:ascii="Consolas" w:eastAsia="Consolas" w:hAnsi="Consolas" w:cs="Consolas"/>
@@ -4643,19 +5252,10 @@
           <w:szCs w:val="21"/>
           <w:lang w:val="es-MX"/>
         </w:rPr>
-        <w:t>to_</w:t>
-      </w:r>
-      <w:proofErr w:type="gramStart"/>
-      <w:r>
-        <w:rPr>
-          <w:rFonts w:ascii="Consolas" w:eastAsia="Consolas" w:hAnsi="Consolas" w:cs="Consolas"/>
-          <w:color w:val="B2CCD6"/>
-          <w:sz w:val="21"/>
-          <w:szCs w:val="21"/>
-          <w:lang w:val="es-MX"/>
-        </w:rPr>
-        <w:t>csv</w:t>
-      </w:r>
+        <w:t>isin</w:t>
+      </w:r>
+      <w:proofErr w:type="spellEnd"/>
+      <w:proofErr w:type="gramEnd"/>
       <w:r>
         <w:rPr>
           <w:rFonts w:ascii="Consolas" w:eastAsia="Consolas" w:hAnsi="Consolas" w:cs="Consolas"/>
@@ -4666,37 +5266,7 @@
         </w:rPr>
         <w:t>(</w:t>
       </w:r>
-      <w:proofErr w:type="gramEnd"/>
-      <w:r>
-        <w:rPr>
-          <w:rFonts w:ascii="Consolas" w:eastAsia="Consolas" w:hAnsi="Consolas" w:cs="Consolas"/>
-          <w:color w:val="D9F5DD"/>
-          <w:sz w:val="21"/>
-          <w:szCs w:val="21"/>
-          <w:lang w:val="es-MX"/>
-        </w:rPr>
-        <w:t>'</w:t>
-      </w:r>
-      <w:r>
-        <w:rPr>
-          <w:rFonts w:ascii="Consolas" w:eastAsia="Consolas" w:hAnsi="Consolas" w:cs="Consolas"/>
-          <w:color w:val="C3E88D"/>
-          <w:sz w:val="21"/>
-          <w:szCs w:val="21"/>
-          <w:lang w:val="es-MX"/>
-        </w:rPr>
-        <w:t>Casos_Con_Atencion.csv</w:t>
-      </w:r>
-      <w:r>
-        <w:rPr>
-          <w:rFonts w:ascii="Consolas" w:eastAsia="Consolas" w:hAnsi="Consolas" w:cs="Consolas"/>
-          <w:color w:val="D9F5DD"/>
-          <w:sz w:val="21"/>
-          <w:szCs w:val="21"/>
-          <w:lang w:val="es-MX"/>
-        </w:rPr>
-        <w:t>',</w:t>
-      </w:r>
+      <w:proofErr w:type="spellStart"/>
       <w:r>
         <w:rPr>
           <w:rFonts w:ascii="Consolas" w:eastAsia="Consolas" w:hAnsi="Consolas" w:cs="Consolas"/>
@@ -4705,28 +5275,9 @@
           <w:szCs w:val="21"/>
           <w:lang w:val="es-MX"/>
         </w:rPr>
-        <w:t xml:space="preserve"> index</w:t>
-      </w:r>
-      <w:r>
-        <w:rPr>
-          <w:rFonts w:ascii="Consolas" w:eastAsia="Consolas" w:hAnsi="Consolas" w:cs="Consolas"/>
-          <w:color w:val="C792EA"/>
-          <w:sz w:val="21"/>
-          <w:szCs w:val="21"/>
-          <w:lang w:val="es-MX"/>
-        </w:rPr>
-        <w:t>=</w:t>
-      </w:r>
-      <w:r>
-        <w:rPr>
-          <w:rFonts w:ascii="Consolas" w:eastAsia="Consolas" w:hAnsi="Consolas" w:cs="Consolas"/>
-          <w:color w:val="FF5874"/>
-          <w:sz w:val="21"/>
-          <w:szCs w:val="21"/>
-          <w:lang w:val="es-MX"/>
-        </w:rPr>
-        <w:t>False</w:t>
-      </w:r>
+        <w:t>ids_con_atencion</w:t>
+      </w:r>
+      <w:proofErr w:type="spellEnd"/>
       <w:r>
         <w:rPr>
           <w:rFonts w:ascii="Consolas" w:eastAsia="Consolas" w:hAnsi="Consolas" w:cs="Consolas"/>
@@ -4735,7 +5286,7 @@
           <w:szCs w:val="21"/>
           <w:lang w:val="es-MX"/>
         </w:rPr>
-        <w:t>)</w:t>
+        <w:t>)]</w:t>
       </w:r>
     </w:p>
     <w:p>
@@ -4744,6 +5295,7 @@
         <w:spacing w:after="0"/>
         <w:jc w:val="both"/>
       </w:pPr>
+      <w:proofErr w:type="spellStart"/>
       <w:r>
         <w:rPr>
           <w:rFonts w:ascii="Consolas" w:eastAsia="Consolas" w:hAnsi="Consolas" w:cs="Consolas"/>
@@ -4752,6 +5304,401 @@
           <w:szCs w:val="21"/>
           <w:lang w:val="es-MX"/>
         </w:rPr>
+        <w:t>df_no_atendidos</w:t>
+      </w:r>
+      <w:proofErr w:type="spellEnd"/>
+      <w:r>
+        <w:rPr>
+          <w:rFonts w:ascii="Consolas" w:eastAsia="Consolas" w:hAnsi="Consolas" w:cs="Consolas"/>
+          <w:color w:val="BFC7D5"/>
+          <w:sz w:val="21"/>
+          <w:szCs w:val="21"/>
+          <w:lang w:val="es-MX"/>
+        </w:rPr>
+        <w:t xml:space="preserve"> </w:t>
+      </w:r>
+      <w:r>
+        <w:rPr>
+          <w:rFonts w:ascii="Consolas" w:eastAsia="Consolas" w:hAnsi="Consolas" w:cs="Consolas"/>
+          <w:color w:val="C792EA"/>
+          <w:sz w:val="21"/>
+          <w:szCs w:val="21"/>
+          <w:lang w:val="es-MX"/>
+        </w:rPr>
+        <w:t>=</w:t>
+      </w:r>
+      <w:r>
+        <w:rPr>
+          <w:rFonts w:ascii="Consolas" w:eastAsia="Consolas" w:hAnsi="Consolas" w:cs="Consolas"/>
+          <w:color w:val="BFC7D5"/>
+          <w:sz w:val="21"/>
+          <w:szCs w:val="21"/>
+          <w:lang w:val="es-MX"/>
+        </w:rPr>
+        <w:t xml:space="preserve"> </w:t>
+      </w:r>
+      <w:proofErr w:type="spellStart"/>
+      <w:proofErr w:type="gramStart"/>
+      <w:r>
+        <w:rPr>
+          <w:rFonts w:ascii="Consolas" w:eastAsia="Consolas" w:hAnsi="Consolas" w:cs="Consolas"/>
+          <w:color w:val="BFC7D5"/>
+          <w:sz w:val="21"/>
+          <w:szCs w:val="21"/>
+          <w:lang w:val="es-MX"/>
+        </w:rPr>
+        <w:t>df</w:t>
+      </w:r>
+      <w:proofErr w:type="spellEnd"/>
+      <w:r>
+        <w:rPr>
+          <w:rFonts w:ascii="Consolas" w:eastAsia="Consolas" w:hAnsi="Consolas" w:cs="Consolas"/>
+          <w:color w:val="BFC7D5"/>
+          <w:sz w:val="21"/>
+          <w:szCs w:val="21"/>
+          <w:lang w:val="es-MX"/>
+        </w:rPr>
+        <w:t>[</w:t>
+      </w:r>
+      <w:proofErr w:type="gramEnd"/>
+      <w:r>
+        <w:rPr>
+          <w:rFonts w:ascii="Consolas" w:eastAsia="Consolas" w:hAnsi="Consolas" w:cs="Consolas"/>
+          <w:color w:val="89DDFF"/>
+          <w:sz w:val="21"/>
+          <w:szCs w:val="21"/>
+          <w:lang w:val="es-MX"/>
+        </w:rPr>
+        <w:t>~</w:t>
+      </w:r>
+      <w:proofErr w:type="spellStart"/>
+      <w:proofErr w:type="gramStart"/>
+      <w:r>
+        <w:rPr>
+          <w:rFonts w:ascii="Consolas" w:eastAsia="Consolas" w:hAnsi="Consolas" w:cs="Consolas"/>
+          <w:color w:val="BFC7D5"/>
+          <w:sz w:val="21"/>
+          <w:szCs w:val="21"/>
+          <w:lang w:val="es-MX"/>
+        </w:rPr>
+        <w:t>df</w:t>
+      </w:r>
+      <w:proofErr w:type="spellEnd"/>
+      <w:r>
+        <w:rPr>
+          <w:rFonts w:ascii="Consolas" w:eastAsia="Consolas" w:hAnsi="Consolas" w:cs="Consolas"/>
+          <w:color w:val="BFC7D5"/>
+          <w:sz w:val="21"/>
+          <w:szCs w:val="21"/>
+          <w:lang w:val="es-MX"/>
+        </w:rPr>
+        <w:t>[</w:t>
+      </w:r>
+      <w:proofErr w:type="gramEnd"/>
+      <w:r>
+        <w:rPr>
+          <w:rFonts w:ascii="Consolas" w:eastAsia="Consolas" w:hAnsi="Consolas" w:cs="Consolas"/>
+          <w:color w:val="D9F5DD"/>
+          <w:sz w:val="21"/>
+          <w:szCs w:val="21"/>
+          <w:lang w:val="es-MX"/>
+        </w:rPr>
+        <w:t>'</w:t>
+      </w:r>
+      <w:r>
+        <w:rPr>
+          <w:rFonts w:ascii="Consolas" w:eastAsia="Consolas" w:hAnsi="Consolas" w:cs="Consolas"/>
+          <w:color w:val="C3E88D"/>
+          <w:sz w:val="21"/>
+          <w:szCs w:val="21"/>
+          <w:lang w:val="es-MX"/>
+        </w:rPr>
+        <w:t>Case ID</w:t>
+      </w:r>
+      <w:r>
+        <w:rPr>
+          <w:rFonts w:ascii="Consolas" w:eastAsia="Consolas" w:hAnsi="Consolas" w:cs="Consolas"/>
+          <w:color w:val="D9F5DD"/>
+          <w:sz w:val="21"/>
+          <w:szCs w:val="21"/>
+          <w:lang w:val="es-MX"/>
+        </w:rPr>
+        <w:t>'</w:t>
+      </w:r>
+      <w:proofErr w:type="gramStart"/>
+      <w:r>
+        <w:rPr>
+          <w:rFonts w:ascii="Consolas" w:eastAsia="Consolas" w:hAnsi="Consolas" w:cs="Consolas"/>
+          <w:color w:val="BFC7D5"/>
+          <w:sz w:val="21"/>
+          <w:szCs w:val="21"/>
+          <w:lang w:val="es-MX"/>
+        </w:rPr>
+        <w:t>].</w:t>
+      </w:r>
+      <w:proofErr w:type="spellStart"/>
+      <w:r>
+        <w:rPr>
+          <w:rFonts w:ascii="Consolas" w:eastAsia="Consolas" w:hAnsi="Consolas" w:cs="Consolas"/>
+          <w:color w:val="B2CCD6"/>
+          <w:sz w:val="21"/>
+          <w:szCs w:val="21"/>
+          <w:lang w:val="es-MX"/>
+        </w:rPr>
+        <w:t>isin</w:t>
+      </w:r>
+      <w:proofErr w:type="spellEnd"/>
+      <w:proofErr w:type="gramEnd"/>
+      <w:r>
+        <w:rPr>
+          <w:rFonts w:ascii="Consolas" w:eastAsia="Consolas" w:hAnsi="Consolas" w:cs="Consolas"/>
+          <w:color w:val="BFC7D5"/>
+          <w:sz w:val="21"/>
+          <w:szCs w:val="21"/>
+          <w:lang w:val="es-MX"/>
+        </w:rPr>
+        <w:t>(</w:t>
+      </w:r>
+      <w:proofErr w:type="spellStart"/>
+      <w:r>
+        <w:rPr>
+          <w:rFonts w:ascii="Consolas" w:eastAsia="Consolas" w:hAnsi="Consolas" w:cs="Consolas"/>
+          <w:color w:val="7986E7"/>
+          <w:sz w:val="21"/>
+          <w:szCs w:val="21"/>
+          <w:lang w:val="es-MX"/>
+        </w:rPr>
+        <w:t>ids_con_atencion</w:t>
+      </w:r>
+      <w:proofErr w:type="spellEnd"/>
+      <w:r>
+        <w:rPr>
+          <w:rFonts w:ascii="Consolas" w:eastAsia="Consolas" w:hAnsi="Consolas" w:cs="Consolas"/>
+          <w:color w:val="BFC7D5"/>
+          <w:sz w:val="21"/>
+          <w:szCs w:val="21"/>
+          <w:lang w:val="es-MX"/>
+        </w:rPr>
+        <w:t>)]</w:t>
+      </w:r>
+    </w:p>
+    <w:p>
+      <w:pPr>
+        <w:shd w:val="clear" w:color="auto" w:fill="292D3E"/>
+        <w:spacing w:after="0"/>
+        <w:jc w:val="both"/>
+      </w:pPr>
+      <w:r>
+        <w:rPr>
+          <w:rFonts w:ascii="Consolas" w:eastAsia="Consolas" w:hAnsi="Consolas" w:cs="Consolas"/>
+          <w:color w:val="BFC7D5"/>
+          <w:sz w:val="21"/>
+          <w:szCs w:val="21"/>
+          <w:lang w:val="es-MX"/>
+        </w:rPr>
+        <w:t xml:space="preserve"> </w:t>
+      </w:r>
+    </w:p>
+    <w:p>
+      <w:pPr>
+        <w:shd w:val="clear" w:color="auto" w:fill="292D3E"/>
+        <w:spacing w:after="0"/>
+        <w:jc w:val="both"/>
+        <w:rPr>
+          <w:rFonts w:ascii="Consolas" w:eastAsia="Consolas" w:hAnsi="Consolas" w:cs="Consolas"/>
+          <w:i/>
+          <w:iCs/>
+          <w:color w:val="697098"/>
+          <w:sz w:val="21"/>
+          <w:szCs w:val="21"/>
+          <w:lang w:val="es-MX"/>
+        </w:rPr>
+      </w:pPr>
+      <w:r>
+        <w:rPr>
+          <w:rFonts w:ascii="Consolas" w:eastAsia="Consolas" w:hAnsi="Consolas" w:cs="Consolas"/>
+          <w:color w:val="697098"/>
+          <w:sz w:val="21"/>
+          <w:szCs w:val="21"/>
+          <w:lang w:val="es-MX"/>
+        </w:rPr>
+        <w:t>#</w:t>
+      </w:r>
+      <w:r>
+        <w:rPr>
+          <w:rFonts w:ascii="Consolas" w:eastAsia="Consolas" w:hAnsi="Consolas" w:cs="Consolas"/>
+          <w:i/>
+          <w:iCs/>
+          <w:color w:val="697098"/>
+          <w:sz w:val="21"/>
+          <w:szCs w:val="21"/>
+          <w:lang w:val="es-MX"/>
+        </w:rPr>
+        <w:t xml:space="preserve"> 5. Guardar los dos nuevos </w:t>
+      </w:r>
+      <w:proofErr w:type="spellStart"/>
+      <w:r>
+        <w:rPr>
+          <w:rFonts w:ascii="Consolas" w:eastAsia="Consolas" w:hAnsi="Consolas" w:cs="Consolas"/>
+          <w:i/>
+          <w:iCs/>
+          <w:color w:val="697098"/>
+          <w:sz w:val="21"/>
+          <w:szCs w:val="21"/>
+          <w:lang w:val="es-MX"/>
+        </w:rPr>
+        <w:t>CSVs</w:t>
+      </w:r>
+      <w:proofErr w:type="spellEnd"/>
+    </w:p>
+    <w:p>
+      <w:pPr>
+        <w:shd w:val="clear" w:color="auto" w:fill="292D3E"/>
+        <w:spacing w:after="0"/>
+        <w:jc w:val="both"/>
+      </w:pPr>
+      <w:proofErr w:type="spellStart"/>
+      <w:r>
+        <w:rPr>
+          <w:rFonts w:ascii="Consolas" w:eastAsia="Consolas" w:hAnsi="Consolas" w:cs="Consolas"/>
+          <w:color w:val="BFC7D5"/>
+          <w:sz w:val="21"/>
+          <w:szCs w:val="21"/>
+          <w:lang w:val="es-MX"/>
+        </w:rPr>
+        <w:t>df_atendidos.</w:t>
+      </w:r>
+      <w:r>
+        <w:rPr>
+          <w:rFonts w:ascii="Consolas" w:eastAsia="Consolas" w:hAnsi="Consolas" w:cs="Consolas"/>
+          <w:color w:val="B2CCD6"/>
+          <w:sz w:val="21"/>
+          <w:szCs w:val="21"/>
+          <w:lang w:val="es-MX"/>
+        </w:rPr>
+        <w:t>to_</w:t>
+      </w:r>
+      <w:proofErr w:type="gramStart"/>
+      <w:r>
+        <w:rPr>
+          <w:rFonts w:ascii="Consolas" w:eastAsia="Consolas" w:hAnsi="Consolas" w:cs="Consolas"/>
+          <w:color w:val="B2CCD6"/>
+          <w:sz w:val="21"/>
+          <w:szCs w:val="21"/>
+          <w:lang w:val="es-MX"/>
+        </w:rPr>
+        <w:t>csv</w:t>
+      </w:r>
+      <w:proofErr w:type="spellEnd"/>
+      <w:r>
+        <w:rPr>
+          <w:rFonts w:ascii="Consolas" w:eastAsia="Consolas" w:hAnsi="Consolas" w:cs="Consolas"/>
+          <w:color w:val="BFC7D5"/>
+          <w:sz w:val="21"/>
+          <w:szCs w:val="21"/>
+          <w:lang w:val="es-MX"/>
+        </w:rPr>
+        <w:t>(</w:t>
+      </w:r>
+      <w:proofErr w:type="gramEnd"/>
+      <w:r>
+        <w:rPr>
+          <w:rFonts w:ascii="Consolas" w:eastAsia="Consolas" w:hAnsi="Consolas" w:cs="Consolas"/>
+          <w:color w:val="D9F5DD"/>
+          <w:sz w:val="21"/>
+          <w:szCs w:val="21"/>
+          <w:lang w:val="es-MX"/>
+        </w:rPr>
+        <w:t>'</w:t>
+      </w:r>
+      <w:r>
+        <w:rPr>
+          <w:rFonts w:ascii="Consolas" w:eastAsia="Consolas" w:hAnsi="Consolas" w:cs="Consolas"/>
+          <w:color w:val="C3E88D"/>
+          <w:sz w:val="21"/>
+          <w:szCs w:val="21"/>
+          <w:lang w:val="es-MX"/>
+        </w:rPr>
+        <w:t>Casos_Con_Atencion.csv</w:t>
+      </w:r>
+      <w:r>
+        <w:rPr>
+          <w:rFonts w:ascii="Consolas" w:eastAsia="Consolas" w:hAnsi="Consolas" w:cs="Consolas"/>
+          <w:color w:val="D9F5DD"/>
+          <w:sz w:val="21"/>
+          <w:szCs w:val="21"/>
+          <w:lang w:val="es-MX"/>
+        </w:rPr>
+        <w:t>',</w:t>
+      </w:r>
+      <w:r>
+        <w:rPr>
+          <w:rFonts w:ascii="Consolas" w:eastAsia="Consolas" w:hAnsi="Consolas" w:cs="Consolas"/>
+          <w:color w:val="7986E7"/>
+          <w:sz w:val="21"/>
+          <w:szCs w:val="21"/>
+          <w:lang w:val="es-MX"/>
+        </w:rPr>
+        <w:t xml:space="preserve"> </w:t>
+      </w:r>
+      <w:proofErr w:type="spellStart"/>
+      <w:r>
+        <w:rPr>
+          <w:rFonts w:ascii="Consolas" w:eastAsia="Consolas" w:hAnsi="Consolas" w:cs="Consolas"/>
+          <w:color w:val="7986E7"/>
+          <w:sz w:val="21"/>
+          <w:szCs w:val="21"/>
+          <w:lang w:val="es-MX"/>
+        </w:rPr>
+        <w:t>index</w:t>
+      </w:r>
+      <w:proofErr w:type="spellEnd"/>
+      <w:r>
+        <w:rPr>
+          <w:rFonts w:ascii="Consolas" w:eastAsia="Consolas" w:hAnsi="Consolas" w:cs="Consolas"/>
+          <w:color w:val="C792EA"/>
+          <w:sz w:val="21"/>
+          <w:szCs w:val="21"/>
+          <w:lang w:val="es-MX"/>
+        </w:rPr>
+        <w:t>=</w:t>
+      </w:r>
+      <w:r>
+        <w:rPr>
+          <w:rFonts w:ascii="Consolas" w:eastAsia="Consolas" w:hAnsi="Consolas" w:cs="Consolas"/>
+          <w:color w:val="FF5874"/>
+          <w:sz w:val="21"/>
+          <w:szCs w:val="21"/>
+          <w:lang w:val="es-MX"/>
+        </w:rPr>
+        <w:t>False</w:t>
+      </w:r>
+      <w:r>
+        <w:rPr>
+          <w:rFonts w:ascii="Consolas" w:eastAsia="Consolas" w:hAnsi="Consolas" w:cs="Consolas"/>
+          <w:color w:val="BFC7D5"/>
+          <w:sz w:val="21"/>
+          <w:szCs w:val="21"/>
+          <w:lang w:val="es-MX"/>
+        </w:rPr>
+        <w:t>)</w:t>
+      </w:r>
+    </w:p>
+    <w:p>
+      <w:pPr>
+        <w:shd w:val="clear" w:color="auto" w:fill="292D3E"/>
+        <w:spacing w:after="0"/>
+        <w:jc w:val="both"/>
+      </w:pPr>
+      <w:proofErr w:type="spellStart"/>
+      <w:r>
+        <w:rPr>
+          <w:rFonts w:ascii="Consolas" w:eastAsia="Consolas" w:hAnsi="Consolas" w:cs="Consolas"/>
+          <w:color w:val="BFC7D5"/>
+          <w:sz w:val="21"/>
+          <w:szCs w:val="21"/>
+          <w:lang w:val="es-MX"/>
+        </w:rPr>
         <w:t>df_no_atendidos.</w:t>
       </w:r>
       <w:r>
@@ -4775,6 +5722,7 @@
         </w:rPr>
         <w:t>csv</w:t>
       </w:r>
+      <w:proofErr w:type="spellEnd"/>
       <w:r>
         <w:rPr>
           <w:rFonts w:ascii="Consolas" w:eastAsia="Consolas" w:hAnsi="Consolas" w:cs="Consolas"/>
@@ -4824,8 +5772,20 @@
           <w:szCs w:val="21"/>
           <w:lang w:val="es-MX"/>
         </w:rPr>
-        <w:t xml:space="preserve"> index</w:t>
-      </w:r>
+        <w:t xml:space="preserve"> </w:t>
+      </w:r>
+      <w:proofErr w:type="spellStart"/>
+      <w:r>
+        <w:rPr>
+          <w:rFonts w:ascii="Consolas" w:eastAsia="Consolas" w:hAnsi="Consolas" w:cs="Consolas"/>
+          <w:color w:val="7986E7"/>
+          <w:sz w:val="21"/>
+          <w:szCs w:val="21"/>
+          <w:lang w:val="es-MX"/>
+        </w:rPr>
+        <w:t>index</w:t>
+      </w:r>
+      <w:proofErr w:type="spellEnd"/>
       <w:r>
         <w:rPr>
           <w:rFonts w:ascii="Consolas" w:eastAsia="Consolas" w:hAnsi="Consolas" w:cs="Consolas"/>
@@ -5055,7 +6015,47 @@
           <w:szCs w:val="22"/>
           <w:lang w:val="es-MX"/>
         </w:rPr>
-        <w:t xml:space="preserve"> casos que sólo tengan “Inbound Call” e “Inbound Email” y nada más, sin </w:t>
+        <w:t xml:space="preserve"> casos que sólo tengan “</w:t>
+      </w:r>
+      <w:proofErr w:type="spellStart"/>
+      <w:r>
+        <w:rPr>
+          <w:rFonts w:ascii="Calibri" w:eastAsia="Calibri" w:hAnsi="Calibri" w:cs="Calibri"/>
+          <w:sz w:val="22"/>
+          <w:szCs w:val="22"/>
+          <w:lang w:val="es-MX"/>
+        </w:rPr>
+        <w:t>Inbound</w:t>
+      </w:r>
+      <w:proofErr w:type="spellEnd"/>
+      <w:r>
+        <w:rPr>
+          <w:rFonts w:ascii="Calibri" w:eastAsia="Calibri" w:hAnsi="Calibri" w:cs="Calibri"/>
+          <w:sz w:val="22"/>
+          <w:szCs w:val="22"/>
+          <w:lang w:val="es-MX"/>
+        </w:rPr>
+        <w:t xml:space="preserve"> Call” e “</w:t>
+      </w:r>
+      <w:proofErr w:type="spellStart"/>
+      <w:r>
+        <w:rPr>
+          <w:rFonts w:ascii="Calibri" w:eastAsia="Calibri" w:hAnsi="Calibri" w:cs="Calibri"/>
+          <w:sz w:val="22"/>
+          <w:szCs w:val="22"/>
+          <w:lang w:val="es-MX"/>
+        </w:rPr>
+        <w:t>Inbound</w:t>
+      </w:r>
+      <w:proofErr w:type="spellEnd"/>
+      <w:r>
+        <w:rPr>
+          <w:rFonts w:ascii="Calibri" w:eastAsia="Calibri" w:hAnsi="Calibri" w:cs="Calibri"/>
+          <w:sz w:val="22"/>
+          <w:szCs w:val="22"/>
+          <w:lang w:val="es-MX"/>
+        </w:rPr>
+        <w:t xml:space="preserve"> Email” y nada más, sin </w:t>
       </w:r>
       <w:proofErr w:type="gramStart"/>
       <w:r>
@@ -5075,7 +6075,27 @@
           <w:szCs w:val="22"/>
           <w:lang w:val="es-MX"/>
         </w:rPr>
-        <w:t xml:space="preserve"> no hay casos de “Inbound Email”. </w:t>
+        <w:t xml:space="preserve"> no hay casos de “</w:t>
+      </w:r>
+      <w:proofErr w:type="spellStart"/>
+      <w:r>
+        <w:rPr>
+          <w:rFonts w:ascii="Calibri" w:eastAsia="Calibri" w:hAnsi="Calibri" w:cs="Calibri"/>
+          <w:sz w:val="22"/>
+          <w:szCs w:val="22"/>
+          <w:lang w:val="es-MX"/>
+        </w:rPr>
+        <w:t>Inbound</w:t>
+      </w:r>
+      <w:proofErr w:type="spellEnd"/>
+      <w:r>
+        <w:rPr>
+          <w:rFonts w:ascii="Calibri" w:eastAsia="Calibri" w:hAnsi="Calibri" w:cs="Calibri"/>
+          <w:sz w:val="22"/>
+          <w:szCs w:val="22"/>
+          <w:lang w:val="es-MX"/>
+        </w:rPr>
+        <w:t xml:space="preserve"> Email”. </w:t>
       </w:r>
     </w:p>
     <w:p>
@@ -5090,7 +6110,27 @@
           <w:szCs w:val="22"/>
           <w:lang w:val="es-MX"/>
         </w:rPr>
-        <w:t>Esto se debe a que no hay correos sin atender. Todos los “Inbound Email” en algún momento muestran señales de atención.</w:t>
+        <w:t>Esto se debe a que no hay correos sin atender. Todos los “</w:t>
+      </w:r>
+      <w:proofErr w:type="spellStart"/>
+      <w:r>
+        <w:rPr>
+          <w:rFonts w:ascii="Calibri" w:eastAsia="Calibri" w:hAnsi="Calibri" w:cs="Calibri"/>
+          <w:sz w:val="22"/>
+          <w:szCs w:val="22"/>
+          <w:lang w:val="es-MX"/>
+        </w:rPr>
+        <w:t>Inbound</w:t>
+      </w:r>
+      <w:proofErr w:type="spellEnd"/>
+      <w:r>
+        <w:rPr>
+          <w:rFonts w:ascii="Calibri" w:eastAsia="Calibri" w:hAnsi="Calibri" w:cs="Calibri"/>
+          <w:sz w:val="22"/>
+          <w:szCs w:val="22"/>
+          <w:lang w:val="es-MX"/>
+        </w:rPr>
+        <w:t xml:space="preserve"> Email” en algún momento muestran señales de atención.</w:t>
       </w:r>
     </w:p>
     <w:tbl>
@@ -5249,6 +6289,7 @@
                 <w:lang w:val="es-MX"/>
               </w:rPr>
             </w:pPr>
+            <w:proofErr w:type="spellStart"/>
             <w:r>
               <w:rPr>
                 <w:rFonts w:ascii="Calibri" w:eastAsia="Calibri" w:hAnsi="Calibri" w:cs="Calibri"/>
@@ -5258,7 +6299,19 @@
                 <w:szCs w:val="22"/>
                 <w:lang w:val="es-MX"/>
               </w:rPr>
-              <w:t>Inbound Call</w:t>
+              <w:t>Inbound</w:t>
+            </w:r>
+            <w:proofErr w:type="spellEnd"/>
+            <w:r>
+              <w:rPr>
+                <w:rFonts w:ascii="Calibri" w:eastAsia="Calibri" w:hAnsi="Calibri" w:cs="Calibri"/>
+                <w:b/>
+                <w:bCs/>
+                <w:sz w:val="22"/>
+                <w:szCs w:val="22"/>
+                <w:lang w:val="es-MX"/>
+              </w:rPr>
+              <w:t xml:space="preserve"> Call</w:t>
             </w:r>
           </w:p>
         </w:tc>
@@ -5348,6 +6401,7 @@
               <w:spacing w:after="160" w:line="257" w:lineRule="auto"/>
               <w:jc w:val="both"/>
             </w:pPr>
+            <w:proofErr w:type="spellStart"/>
             <w:r>
               <w:rPr>
                 <w:rFonts w:ascii="Calibri" w:eastAsia="Calibri" w:hAnsi="Calibri" w:cs="Calibri"/>
@@ -5357,7 +6411,19 @@
                 <w:szCs w:val="22"/>
                 <w:lang w:val="es-MX"/>
               </w:rPr>
-              <w:t>Inbound Email</w:t>
+              <w:t>Inbound</w:t>
+            </w:r>
+            <w:proofErr w:type="spellEnd"/>
+            <w:r>
+              <w:rPr>
+                <w:rFonts w:ascii="Calibri" w:eastAsia="Calibri" w:hAnsi="Calibri" w:cs="Calibri"/>
+                <w:b/>
+                <w:bCs/>
+                <w:sz w:val="22"/>
+                <w:szCs w:val="22"/>
+                <w:lang w:val="es-MX"/>
+              </w:rPr>
+              <w:t xml:space="preserve"> Email</w:t>
             </w:r>
           </w:p>
         </w:tc>
@@ -5446,7 +6512,7 @@
         <w:spacing w:line="257" w:lineRule="auto"/>
         <w:jc w:val="both"/>
       </w:pPr>
-      <w:bookmarkStart w:id="3" w:name="_Toc224594609"/>
+      <w:bookmarkStart w:id="8" w:name="_Toc225049661"/>
       <w:r>
         <w:rPr>
           <w:rFonts w:ascii="Calibri Light" w:eastAsia="Calibri Light" w:hAnsi="Calibri Light" w:cs="Calibri Light"/>
@@ -5455,7 +6521,7 @@
         </w:rPr>
         <w:t>Calculo y resultados</w:t>
       </w:r>
-      <w:bookmarkEnd w:id="3"/>
+      <w:bookmarkEnd w:id="8"/>
     </w:p>
     <w:p>
       <w:pPr>
@@ -5845,7 +6911,27 @@
           <w:szCs w:val="22"/>
           <w:lang w:val="es-MX"/>
         </w:rPr>
-        <w:t>Analicé cuántas veces contactó el cliente (Inbound) antes de que el caso se cerrara o se atendiera:</w:t>
+        <w:t>Analicé cuántas veces contactó el cliente (</w:t>
+      </w:r>
+      <w:proofErr w:type="spellStart"/>
+      <w:r>
+        <w:rPr>
+          <w:rFonts w:ascii="Calibri" w:eastAsia="Calibri" w:hAnsi="Calibri" w:cs="Calibri"/>
+          <w:sz w:val="22"/>
+          <w:szCs w:val="22"/>
+          <w:lang w:val="es-MX"/>
+        </w:rPr>
+        <w:t>Inbound</w:t>
+      </w:r>
+      <w:proofErr w:type="spellEnd"/>
+      <w:r>
+        <w:rPr>
+          <w:rFonts w:ascii="Calibri" w:eastAsia="Calibri" w:hAnsi="Calibri" w:cs="Calibri"/>
+          <w:sz w:val="22"/>
+          <w:szCs w:val="22"/>
+          <w:lang w:val="es-MX"/>
+        </w:rPr>
+        <w:t>) antes de que el caso se cerrara o se atendiera:</w:t>
       </w:r>
     </w:p>
     <w:p>
@@ -6222,6 +7308,7 @@
         </w:rPr>
         <w:t>. Aquí es donde vemos las "Variantes" interesantes en Disco (</w:t>
       </w:r>
+      <w:proofErr w:type="spellStart"/>
       <w:r>
         <w:rPr>
           <w:rFonts w:ascii="Calibri" w:eastAsia="Calibri" w:hAnsi="Calibri" w:cs="Calibri"/>
@@ -6231,7 +7318,43 @@
           <w:szCs w:val="22"/>
           <w:lang w:val="es-MX"/>
         </w:rPr>
-        <w:t>Inbound -&gt; Handle -&gt; Outbound -&gt; Handle</w:t>
+        <w:t>Inbound</w:t>
+      </w:r>
+      <w:proofErr w:type="spellEnd"/>
+      <w:r>
+        <w:rPr>
+          <w:rFonts w:ascii="Calibri" w:eastAsia="Calibri" w:hAnsi="Calibri" w:cs="Calibri"/>
+          <w:i/>
+          <w:iCs/>
+          <w:sz w:val="22"/>
+          <w:szCs w:val="22"/>
+          <w:lang w:val="es-MX"/>
+        </w:rPr>
+        <w:t xml:space="preserve"> -&gt; Handle -&gt; </w:t>
+      </w:r>
+      <w:proofErr w:type="spellStart"/>
+      <w:r>
+        <w:rPr>
+          <w:rFonts w:ascii="Calibri" w:eastAsia="Calibri" w:hAnsi="Calibri" w:cs="Calibri"/>
+          <w:i/>
+          <w:iCs/>
+          <w:sz w:val="22"/>
+          <w:szCs w:val="22"/>
+          <w:lang w:val="es-MX"/>
+        </w:rPr>
+        <w:t>Outbound</w:t>
+      </w:r>
+      <w:proofErr w:type="spellEnd"/>
+      <w:r>
+        <w:rPr>
+          <w:rFonts w:ascii="Calibri" w:eastAsia="Calibri" w:hAnsi="Calibri" w:cs="Calibri"/>
+          <w:i/>
+          <w:iCs/>
+          <w:sz w:val="22"/>
+          <w:szCs w:val="22"/>
+          <w:lang w:val="es-MX"/>
+        </w:rPr>
+        <w:t xml:space="preserve"> -&gt; Handle</w:t>
       </w:r>
       <w:r>
         <w:rPr>
@@ -6295,7 +7418,7 @@
         <w:spacing w:line="257" w:lineRule="auto"/>
         <w:jc w:val="both"/>
       </w:pPr>
-      <w:bookmarkStart w:id="4" w:name="_Toc224594610"/>
+      <w:bookmarkStart w:id="9" w:name="_Toc225049662"/>
       <w:r>
         <w:rPr>
           <w:rFonts w:ascii="Calibri Light" w:eastAsia="Calibri Light" w:hAnsi="Calibri Light" w:cs="Calibri Light"/>
@@ -6303,27 +7426,17 @@
           <w:lang w:val="es-MX"/>
         </w:rPr>
         <w:lastRenderedPageBreak/>
-        <w:t xml:space="preserve">En </w:t>
-      </w:r>
-      <w:proofErr w:type="gramStart"/>
+        <w:t>Conclusión</w:t>
+      </w:r>
       <w:r>
         <w:rPr>
           <w:rFonts w:ascii="Calibri Light" w:eastAsia="Calibri Light" w:hAnsi="Calibri Light" w:cs="Calibri Light"/>
           <w:color w:val="2F5496"/>
           <w:lang w:val="es-MX"/>
         </w:rPr>
-        <w:t>síntesis</w:t>
-      </w:r>
-      <w:proofErr w:type="gramEnd"/>
-      <w:r>
-        <w:rPr>
-          <w:rFonts w:ascii="Calibri Light" w:eastAsia="Calibri Light" w:hAnsi="Calibri Light" w:cs="Calibri Light"/>
-          <w:color w:val="2F5496"/>
-          <w:lang w:val="es-MX"/>
-        </w:rPr>
         <w:t xml:space="preserve"> de este análisis:</w:t>
       </w:r>
-      <w:bookmarkEnd w:id="4"/>
+      <w:bookmarkEnd w:id="9"/>
     </w:p>
     <w:p>
       <w:pPr>
@@ -6349,7 +7462,47 @@
           <w:szCs w:val="22"/>
           <w:lang w:val="es-MX"/>
         </w:rPr>
-        <w:t>Existe una brecha crítica entre la demanda (Inbound) y la capacidad de respuesta (Handle/Outbound). Siete de cada diez clientes no reciben respuesta. Esto habla muy mal del servicio al cliente.</w:t>
+        <w:t>Existe una brecha crítica entre la demanda (</w:t>
+      </w:r>
+      <w:proofErr w:type="spellStart"/>
+      <w:r>
+        <w:rPr>
+          <w:rFonts w:ascii="Calibri" w:eastAsia="Calibri" w:hAnsi="Calibri" w:cs="Calibri"/>
+          <w:sz w:val="22"/>
+          <w:szCs w:val="22"/>
+          <w:lang w:val="es-MX"/>
+        </w:rPr>
+        <w:t>Inbound</w:t>
+      </w:r>
+      <w:proofErr w:type="spellEnd"/>
+      <w:r>
+        <w:rPr>
+          <w:rFonts w:ascii="Calibri" w:eastAsia="Calibri" w:hAnsi="Calibri" w:cs="Calibri"/>
+          <w:sz w:val="22"/>
+          <w:szCs w:val="22"/>
+          <w:lang w:val="es-MX"/>
+        </w:rPr>
+        <w:t>) y la capacidad de respuesta (Handle/</w:t>
+      </w:r>
+      <w:proofErr w:type="spellStart"/>
+      <w:r>
+        <w:rPr>
+          <w:rFonts w:ascii="Calibri" w:eastAsia="Calibri" w:hAnsi="Calibri" w:cs="Calibri"/>
+          <w:sz w:val="22"/>
+          <w:szCs w:val="22"/>
+          <w:lang w:val="es-MX"/>
+        </w:rPr>
+        <w:t>Outbound</w:t>
+      </w:r>
+      <w:proofErr w:type="spellEnd"/>
+      <w:r>
+        <w:rPr>
+          <w:rFonts w:ascii="Calibri" w:eastAsia="Calibri" w:hAnsi="Calibri" w:cs="Calibri"/>
+          <w:sz w:val="22"/>
+          <w:szCs w:val="22"/>
+          <w:lang w:val="es-MX"/>
+        </w:rPr>
+        <w:t>). Siete de cada diez clientes no reciben respuesta. Esto habla muy mal del servicio al cliente.</w:t>
       </w:r>
     </w:p>
     <w:p>
@@ -6479,11 +7632,11 @@
       <w:pPr>
         <w:pStyle w:val="Ttulo1"/>
       </w:pPr>
-      <w:bookmarkStart w:id="5" w:name="_Toc224594611"/>
+      <w:bookmarkStart w:id="10" w:name="_Toc225049663"/>
       <w:r>
         <w:t>Conclusión</w:t>
       </w:r>
-      <w:bookmarkEnd w:id="5"/>
+      <w:bookmarkEnd w:id="10"/>
     </w:p>
     <w:p>
       <w:pPr>
@@ -6567,12 +7720,12 @@
       <w:pPr>
         <w:pStyle w:val="Ttulo1"/>
       </w:pPr>
-      <w:bookmarkStart w:id="6" w:name="_Toc224594612"/>
+      <w:bookmarkStart w:id="11" w:name="_Toc225049664"/>
       <w:r>
         <w:lastRenderedPageBreak/>
         <w:t>Referencias</w:t>
       </w:r>
-      <w:bookmarkEnd w:id="6"/>
+      <w:bookmarkEnd w:id="11"/>
     </w:p>
     <w:p>
       <w:pPr>
@@ -6683,7 +7836,47 @@
           <w:szCs w:val="21"/>
           <w:lang w:val="es-MX"/>
         </w:rPr>
-        <w:t xml:space="preserve">Process Mining Software Comparison. </w:t>
+        <w:t xml:space="preserve">Process </w:t>
+      </w:r>
+      <w:proofErr w:type="spellStart"/>
+      <w:r>
+        <w:rPr>
+          <w:rFonts w:ascii="Segoe UI" w:eastAsia="Segoe UI" w:hAnsi="Segoe UI" w:cs="Segoe UI"/>
+          <w:sz w:val="21"/>
+          <w:szCs w:val="21"/>
+          <w:lang w:val="es-MX"/>
+        </w:rPr>
+        <w:t>Mining</w:t>
+      </w:r>
+      <w:proofErr w:type="spellEnd"/>
+      <w:r>
+        <w:rPr>
+          <w:rFonts w:ascii="Segoe UI" w:eastAsia="Segoe UI" w:hAnsi="Segoe UI" w:cs="Segoe UI"/>
+          <w:sz w:val="21"/>
+          <w:szCs w:val="21"/>
+          <w:lang w:val="es-MX"/>
+        </w:rPr>
+        <w:t xml:space="preserve"> Software </w:t>
+      </w:r>
+      <w:proofErr w:type="spellStart"/>
+      <w:r>
+        <w:rPr>
+          <w:rFonts w:ascii="Segoe UI" w:eastAsia="Segoe UI" w:hAnsi="Segoe UI" w:cs="Segoe UI"/>
+          <w:sz w:val="21"/>
+          <w:szCs w:val="21"/>
+          <w:lang w:val="es-MX"/>
+        </w:rPr>
+        <w:t>Comparison</w:t>
+      </w:r>
+      <w:proofErr w:type="spellEnd"/>
+      <w:r>
+        <w:rPr>
+          <w:rFonts w:ascii="Segoe UI" w:eastAsia="Segoe UI" w:hAnsi="Segoe UI" w:cs="Segoe UI"/>
+          <w:sz w:val="21"/>
+          <w:szCs w:val="21"/>
+          <w:lang w:val="es-MX"/>
+        </w:rPr>
+        <w:t xml:space="preserve">. </w:t>
       </w:r>
       <w:r>
         <w:rPr>
@@ -6694,8 +7887,45 @@
           <w:szCs w:val="21"/>
           <w:lang w:val="es-MX"/>
         </w:rPr>
-        <w:t>Disco – Tool Overview and Capabilities</w:t>
-      </w:r>
+        <w:t xml:space="preserve">Disco – Tool </w:t>
+      </w:r>
+      <w:proofErr w:type="spellStart"/>
+      <w:r>
+        <w:rPr>
+          <w:rFonts w:ascii="Segoe UI" w:eastAsia="Segoe UI" w:hAnsi="Segoe UI" w:cs="Segoe UI"/>
+          <w:i/>
+          <w:iCs/>
+          <w:sz w:val="21"/>
+          <w:szCs w:val="21"/>
+          <w:lang w:val="es-MX"/>
+        </w:rPr>
+        <w:t>Overview</w:t>
+      </w:r>
+      <w:proofErr w:type="spellEnd"/>
+      <w:r>
+        <w:rPr>
+          <w:rFonts w:ascii="Segoe UI" w:eastAsia="Segoe UI" w:hAnsi="Segoe UI" w:cs="Segoe UI"/>
+          <w:i/>
+          <w:iCs/>
+          <w:sz w:val="21"/>
+          <w:szCs w:val="21"/>
+          <w:lang w:val="es-MX"/>
+        </w:rPr>
+        <w:t xml:space="preserve"> and </w:t>
+      </w:r>
+      <w:proofErr w:type="spellStart"/>
+      <w:r>
+        <w:rPr>
+          <w:rFonts w:ascii="Segoe UI" w:eastAsia="Segoe UI" w:hAnsi="Segoe UI" w:cs="Segoe UI"/>
+          <w:i/>
+          <w:iCs/>
+          <w:sz w:val="21"/>
+          <w:szCs w:val="21"/>
+          <w:lang w:val="es-MX"/>
+        </w:rPr>
+        <w:t>Capabilities</w:t>
+      </w:r>
+      <w:proofErr w:type="spellEnd"/>
       <w:r>
         <w:rPr>
           <w:rFonts w:ascii="Segoe UI" w:eastAsia="Segoe UI" w:hAnsi="Segoe UI" w:cs="Segoe UI"/>
@@ -6729,6 +7959,7 @@
           <w:lang w:val="en-US"/>
         </w:rPr>
       </w:pPr>
+      <w:proofErr w:type="spellStart"/>
       <w:r>
         <w:rPr>
           <w:rFonts w:ascii="Segoe UI" w:eastAsia="Segoe UI" w:hAnsi="Segoe UI" w:cs="Segoe UI"/>
@@ -6736,7 +7967,17 @@
           <w:szCs w:val="21"/>
           <w:lang w:val="en-US"/>
         </w:rPr>
-        <w:t xml:space="preserve">Celonis. </w:t>
+        <w:t>Celonis</w:t>
+      </w:r>
+      <w:proofErr w:type="spellEnd"/>
+      <w:r>
+        <w:rPr>
+          <w:rFonts w:ascii="Segoe UI" w:eastAsia="Segoe UI" w:hAnsi="Segoe UI" w:cs="Segoe UI"/>
+          <w:sz w:val="21"/>
+          <w:szCs w:val="21"/>
+          <w:lang w:val="en-US"/>
+        </w:rPr>
+        <w:t xml:space="preserve">. </w:t>
       </w:r>
       <w:r>
         <w:rPr>
@@ -6812,16 +8053,128 @@
           <w:szCs w:val="21"/>
           <w:lang w:val="es-MX"/>
         </w:rPr>
-        <w:t>Comparative Evaluation of Process Mining Tools</w:t>
-      </w:r>
+        <w:t xml:space="preserve">Comparative </w:t>
+      </w:r>
+      <w:proofErr w:type="spellStart"/>
       <w:r>
         <w:rPr>
           <w:rFonts w:ascii="Segoe UI" w:eastAsia="Segoe UI" w:hAnsi="Segoe UI" w:cs="Segoe UI"/>
-          <w:sz w:val="21"/>
-          <w:szCs w:val="21"/>
-          <w:lang w:val="es-MX"/>
-        </w:rPr>
-        <w:t xml:space="preserve">. University of Tartu. </w:t>
+          <w:i/>
+          <w:iCs/>
+          <w:sz w:val="21"/>
+          <w:szCs w:val="21"/>
+          <w:lang w:val="es-MX"/>
+        </w:rPr>
+        <w:t>Evaluation</w:t>
+      </w:r>
+      <w:proofErr w:type="spellEnd"/>
+      <w:r>
+        <w:rPr>
+          <w:rFonts w:ascii="Segoe UI" w:eastAsia="Segoe UI" w:hAnsi="Segoe UI" w:cs="Segoe UI"/>
+          <w:i/>
+          <w:iCs/>
+          <w:sz w:val="21"/>
+          <w:szCs w:val="21"/>
+          <w:lang w:val="es-MX"/>
+        </w:rPr>
+        <w:t xml:space="preserve"> </w:t>
+      </w:r>
+      <w:proofErr w:type="spellStart"/>
+      <w:r>
+        <w:rPr>
+          <w:rFonts w:ascii="Segoe UI" w:eastAsia="Segoe UI" w:hAnsi="Segoe UI" w:cs="Segoe UI"/>
+          <w:i/>
+          <w:iCs/>
+          <w:sz w:val="21"/>
+          <w:szCs w:val="21"/>
+          <w:lang w:val="es-MX"/>
+        </w:rPr>
+        <w:t>of</w:t>
+      </w:r>
+      <w:proofErr w:type="spellEnd"/>
+      <w:r>
+        <w:rPr>
+          <w:rFonts w:ascii="Segoe UI" w:eastAsia="Segoe UI" w:hAnsi="Segoe UI" w:cs="Segoe UI"/>
+          <w:i/>
+          <w:iCs/>
+          <w:sz w:val="21"/>
+          <w:szCs w:val="21"/>
+          <w:lang w:val="es-MX"/>
+        </w:rPr>
+        <w:t xml:space="preserve"> Process </w:t>
+      </w:r>
+      <w:proofErr w:type="spellStart"/>
+      <w:r>
+        <w:rPr>
+          <w:rFonts w:ascii="Segoe UI" w:eastAsia="Segoe UI" w:hAnsi="Segoe UI" w:cs="Segoe UI"/>
+          <w:i/>
+          <w:iCs/>
+          <w:sz w:val="21"/>
+          <w:szCs w:val="21"/>
+          <w:lang w:val="es-MX"/>
+        </w:rPr>
+        <w:t>Mining</w:t>
+      </w:r>
+      <w:proofErr w:type="spellEnd"/>
+      <w:r>
+        <w:rPr>
+          <w:rFonts w:ascii="Segoe UI" w:eastAsia="Segoe UI" w:hAnsi="Segoe UI" w:cs="Segoe UI"/>
+          <w:i/>
+          <w:iCs/>
+          <w:sz w:val="21"/>
+          <w:szCs w:val="21"/>
+          <w:lang w:val="es-MX"/>
+        </w:rPr>
+        <w:t xml:space="preserve"> Tools</w:t>
+      </w:r>
+      <w:r>
+        <w:rPr>
+          <w:rFonts w:ascii="Segoe UI" w:eastAsia="Segoe UI" w:hAnsi="Segoe UI" w:cs="Segoe UI"/>
+          <w:sz w:val="21"/>
+          <w:szCs w:val="21"/>
+          <w:lang w:val="es-MX"/>
+        </w:rPr>
+        <w:t xml:space="preserve">. </w:t>
+      </w:r>
+      <w:proofErr w:type="spellStart"/>
+      <w:r>
+        <w:rPr>
+          <w:rFonts w:ascii="Segoe UI" w:eastAsia="Segoe UI" w:hAnsi="Segoe UI" w:cs="Segoe UI"/>
+          <w:sz w:val="21"/>
+          <w:szCs w:val="21"/>
+          <w:lang w:val="es-MX"/>
+        </w:rPr>
+        <w:t>University</w:t>
+      </w:r>
+      <w:proofErr w:type="spellEnd"/>
+      <w:r>
+        <w:rPr>
+          <w:rFonts w:ascii="Segoe UI" w:eastAsia="Segoe UI" w:hAnsi="Segoe UI" w:cs="Segoe UI"/>
+          <w:sz w:val="21"/>
+          <w:szCs w:val="21"/>
+          <w:lang w:val="es-MX"/>
+        </w:rPr>
+        <w:t xml:space="preserve"> </w:t>
+      </w:r>
+      <w:proofErr w:type="spellStart"/>
+      <w:r>
+        <w:rPr>
+          <w:rFonts w:ascii="Segoe UI" w:eastAsia="Segoe UI" w:hAnsi="Segoe UI" w:cs="Segoe UI"/>
+          <w:sz w:val="21"/>
+          <w:szCs w:val="21"/>
+          <w:lang w:val="es-MX"/>
+        </w:rPr>
+        <w:t>of</w:t>
+      </w:r>
+      <w:proofErr w:type="spellEnd"/>
+      <w:r>
+        <w:rPr>
+          <w:rFonts w:ascii="Segoe UI" w:eastAsia="Segoe UI" w:hAnsi="Segoe UI" w:cs="Segoe UI"/>
+          <w:sz w:val="21"/>
+          <w:szCs w:val="21"/>
+          <w:lang w:val="es-MX"/>
+        </w:rPr>
+        <w:t xml:space="preserve"> Tartu. </w:t>
       </w:r>
       <w:hyperlink r:id="rId21">
         <w:r>
@@ -6866,7 +8219,27 @@
           <w:szCs w:val="21"/>
           <w:lang w:val="en-US"/>
         </w:rPr>
-        <w:t xml:space="preserve">Çelik, U., &amp; Akçetin, E. (2018). </w:t>
+        <w:t xml:space="preserve">Çelik, U., &amp; </w:t>
+      </w:r>
+      <w:proofErr w:type="spellStart"/>
+      <w:r>
+        <w:rPr>
+          <w:rFonts w:ascii="Segoe UI" w:eastAsia="Segoe UI" w:hAnsi="Segoe UI" w:cs="Segoe UI"/>
+          <w:sz w:val="21"/>
+          <w:szCs w:val="21"/>
+          <w:lang w:val="en-US"/>
+        </w:rPr>
+        <w:t>Akçetin</w:t>
+      </w:r>
+      <w:proofErr w:type="spellEnd"/>
+      <w:r>
+        <w:rPr>
+          <w:rFonts w:ascii="Segoe UI" w:eastAsia="Segoe UI" w:hAnsi="Segoe UI" w:cs="Segoe UI"/>
+          <w:sz w:val="21"/>
+          <w:szCs w:val="21"/>
+          <w:lang w:val="en-US"/>
+        </w:rPr>
+        <w:t xml:space="preserve">, E. (2018). </w:t>
       </w:r>
       <w:r>
         <w:rPr>
@@ -6924,6 +8297,7 @@
           <w:lang w:val="en-US"/>
         </w:rPr>
       </w:pPr>
+      <w:proofErr w:type="spellStart"/>
       <w:r>
         <w:rPr>
           <w:rFonts w:ascii="Segoe UI" w:eastAsia="Segoe UI" w:hAnsi="Segoe UI" w:cs="Segoe UI"/>
@@ -6931,7 +8305,17 @@
           <w:szCs w:val="21"/>
           <w:lang w:val="en-US"/>
         </w:rPr>
-        <w:t xml:space="preserve">Karwehl, D. (2018). </w:t>
+        <w:t>Karwehl</w:t>
+      </w:r>
+      <w:proofErr w:type="spellEnd"/>
+      <w:r>
+        <w:rPr>
+          <w:rFonts w:ascii="Segoe UI" w:eastAsia="Segoe UI" w:hAnsi="Segoe UI" w:cs="Segoe UI"/>
+          <w:sz w:val="21"/>
+          <w:szCs w:val="21"/>
+          <w:lang w:val="en-US"/>
+        </w:rPr>
+        <w:t xml:space="preserve">, D. (2018). </w:t>
       </w:r>
       <w:r>
         <w:rPr>
@@ -6951,7 +8335,47 @@
           <w:szCs w:val="21"/>
           <w:lang w:val="en-US"/>
         </w:rPr>
-        <w:t xml:space="preserve">. Hochschule für Angewandte Wissenschaften Hamburg. </w:t>
+        <w:t xml:space="preserve">. Hochschule für </w:t>
+      </w:r>
+      <w:proofErr w:type="spellStart"/>
+      <w:r>
+        <w:rPr>
+          <w:rFonts w:ascii="Segoe UI" w:eastAsia="Segoe UI" w:hAnsi="Segoe UI" w:cs="Segoe UI"/>
+          <w:sz w:val="21"/>
+          <w:szCs w:val="21"/>
+          <w:lang w:val="en-US"/>
+        </w:rPr>
+        <w:t>Angewandte</w:t>
+      </w:r>
+      <w:proofErr w:type="spellEnd"/>
+      <w:r>
+        <w:rPr>
+          <w:rFonts w:ascii="Segoe UI" w:eastAsia="Segoe UI" w:hAnsi="Segoe UI" w:cs="Segoe UI"/>
+          <w:sz w:val="21"/>
+          <w:szCs w:val="21"/>
+          <w:lang w:val="en-US"/>
+        </w:rPr>
+        <w:t xml:space="preserve"> </w:t>
+      </w:r>
+      <w:proofErr w:type="spellStart"/>
+      <w:r>
+        <w:rPr>
+          <w:rFonts w:ascii="Segoe UI" w:eastAsia="Segoe UI" w:hAnsi="Segoe UI" w:cs="Segoe UI"/>
+          <w:sz w:val="21"/>
+          <w:szCs w:val="21"/>
+          <w:lang w:val="en-US"/>
+        </w:rPr>
+        <w:t>Wissenschaften</w:t>
+      </w:r>
+      <w:proofErr w:type="spellEnd"/>
+      <w:r>
+        <w:rPr>
+          <w:rFonts w:ascii="Segoe UI" w:eastAsia="Segoe UI" w:hAnsi="Segoe UI" w:cs="Segoe UI"/>
+          <w:sz w:val="21"/>
+          <w:szCs w:val="21"/>
+          <w:lang w:val="en-US"/>
+        </w:rPr>
+        <w:t xml:space="preserve"> Hamburg. </w:t>
       </w:r>
       <w:hyperlink r:id="rId23">
         <w:r>
@@ -9208,6 +10632,19 @@
       <w:ind w:left="240"/>
     </w:pPr>
   </w:style>
+  <w:style w:type="paragraph" w:styleId="TDC3">
+    <w:name w:val="toc 3"/>
+    <w:basedOn w:val="Normal"/>
+    <w:next w:val="Normal"/>
+    <w:autoRedefine/>
+    <w:uiPriority w:val="39"/>
+    <w:unhideWhenUsed/>
+    <w:rsid w:val="008F628E"/>
+    <w:pPr>
+      <w:spacing w:after="100"/>
+      <w:ind w:left="480"/>
+    </w:pPr>
+  </w:style>
 </w:styles>
 </file>
 

--- a/Minería de datos/Practica 2/1924910, Crema, 5N1, 2.docx
+++ b/Minería de datos/Practica 2/1924910, Crema, 5N1, 2.docx
@@ -629,33 +629,7 @@
                 <w:szCs w:val="32"/>
                 <w:lang w:val="es-MX"/>
               </w:rPr>
-              <w:t xml:space="preserve">Karyme </w:t>
-            </w:r>
-            <w:proofErr w:type="spellStart"/>
-            <w:r>
-              <w:rPr>
-                <w:rFonts w:ascii="Aptos" w:eastAsia="Aptos" w:hAnsi="Aptos" w:cs="Aptos"/>
-                <w:b/>
-                <w:bCs/>
-                <w:color w:val="000000" w:themeColor="text1"/>
-                <w:sz w:val="32"/>
-                <w:szCs w:val="32"/>
-                <w:lang w:val="es-MX"/>
-              </w:rPr>
-              <w:t>Gpe</w:t>
-            </w:r>
-            <w:proofErr w:type="spellEnd"/>
-            <w:r>
-              <w:rPr>
-                <w:rFonts w:ascii="Aptos" w:eastAsia="Aptos" w:hAnsi="Aptos" w:cs="Aptos"/>
-                <w:b/>
-                <w:bCs/>
-                <w:color w:val="000000" w:themeColor="text1"/>
-                <w:sz w:val="32"/>
-                <w:szCs w:val="32"/>
-                <w:lang w:val="es-MX"/>
-              </w:rPr>
-              <w:t xml:space="preserve">. </w:t>
+              <w:t xml:space="preserve">Karyme Gpe. </w:t>
             </w:r>
             <w:r>
               <w:rPr>
@@ -841,7 +815,6 @@
         </w:rPr>
         <w:t xml:space="preserve"> Hora: </w:t>
       </w:r>
-      <w:proofErr w:type="gramStart"/>
       <w:r>
         <w:rPr>
           <w:rFonts w:ascii="Aptos" w:eastAsia="Aptos" w:hAnsi="Aptos" w:cs="Aptos"/>
@@ -852,9 +825,20 @@
           <w:szCs w:val="32"/>
           <w:lang w:val="es-MX"/>
         </w:rPr>
-        <w:t>Viernes</w:t>
-      </w:r>
-      <w:proofErr w:type="gramEnd"/>
+        <w:t>Viernes N1</w:t>
+      </w:r>
+    </w:p>
+    <w:p>
+      <w:pPr>
+        <w:spacing w:after="200" w:line="276" w:lineRule="auto"/>
+        <w:jc w:val="center"/>
+        <w:rPr>
+          <w:rFonts w:ascii="Aptos" w:eastAsia="Aptos" w:hAnsi="Aptos" w:cs="Aptos"/>
+          <w:color w:val="000000" w:themeColor="text1"/>
+          <w:sz w:val="32"/>
+          <w:szCs w:val="32"/>
+        </w:rPr>
+      </w:pPr>
       <w:r>
         <w:rPr>
           <w:rFonts w:ascii="Aptos" w:eastAsia="Aptos" w:hAnsi="Aptos" w:cs="Aptos"/>
@@ -865,57 +849,7 @@
           <w:szCs w:val="32"/>
           <w:lang w:val="es-MX"/>
         </w:rPr>
-        <w:t xml:space="preserve"> N1</w:t>
-      </w:r>
-    </w:p>
-    <w:p>
-      <w:pPr>
-        <w:spacing w:after="200" w:line="276" w:lineRule="auto"/>
-        <w:jc w:val="center"/>
-        <w:rPr>
-          <w:rFonts w:ascii="Aptos" w:eastAsia="Aptos" w:hAnsi="Aptos" w:cs="Aptos"/>
-          <w:color w:val="000000" w:themeColor="text1"/>
-          <w:sz w:val="32"/>
-          <w:szCs w:val="32"/>
-        </w:rPr>
-      </w:pPr>
-      <w:r>
-        <w:rPr>
-          <w:rFonts w:ascii="Aptos" w:eastAsia="Aptos" w:hAnsi="Aptos" w:cs="Aptos"/>
-          <w:b/>
-          <w:bCs/>
-          <w:color w:val="000000" w:themeColor="text1"/>
-          <w:sz w:val="32"/>
-          <w:szCs w:val="32"/>
-          <w:lang w:val="es-MX"/>
-        </w:rPr>
-        <w:t xml:space="preserve">Semestre Enero – </w:t>
-      </w:r>
-      <w:proofErr w:type="gramStart"/>
-      <w:r>
-        <w:rPr>
-          <w:rFonts w:ascii="Aptos" w:eastAsia="Aptos" w:hAnsi="Aptos" w:cs="Aptos"/>
-          <w:b/>
-          <w:bCs/>
-          <w:color w:val="000000" w:themeColor="text1"/>
-          <w:sz w:val="32"/>
-          <w:szCs w:val="32"/>
-          <w:lang w:val="es-MX"/>
-        </w:rPr>
-        <w:t>Junio</w:t>
-      </w:r>
-      <w:proofErr w:type="gramEnd"/>
-      <w:r>
-        <w:rPr>
-          <w:rFonts w:ascii="Aptos" w:eastAsia="Aptos" w:hAnsi="Aptos" w:cs="Aptos"/>
-          <w:b/>
-          <w:bCs/>
-          <w:color w:val="000000" w:themeColor="text1"/>
-          <w:sz w:val="32"/>
-          <w:szCs w:val="32"/>
-          <w:lang w:val="es-MX"/>
-        </w:rPr>
-        <w:t xml:space="preserve"> 2026</w:t>
+        <w:t>Semestre Enero – Junio 2026</w:t>
       </w:r>
     </w:p>
     <w:p>
@@ -1047,7 +981,7 @@
           <w:r>
             <w:fldChar w:fldCharType="separate"/>
           </w:r>
-          <w:hyperlink w:anchor="_Toc225049653" w:history="1">
+          <w:hyperlink w:anchor="_Toc225078929" w:history="1">
             <w:r>
               <w:rPr>
                 <w:rStyle w:val="Hipervnculo"/>
@@ -1074,7 +1008,7 @@
                 <w:noProof/>
                 <w:webHidden/>
               </w:rPr>
-              <w:instrText xml:space="preserve"> PAGEREF _Toc225049653 \h </w:instrText>
+              <w:instrText xml:space="preserve"> PAGEREF _Toc225078929 \h </w:instrText>
             </w:r>
             <w:r>
               <w:rPr>
@@ -1119,7 +1053,7 @@
               <w14:ligatures w14:val="standardContextual"/>
             </w:rPr>
           </w:pPr>
-          <w:hyperlink w:anchor="_Toc225049654" w:history="1">
+          <w:hyperlink w:anchor="_Toc225078930" w:history="1">
             <w:r>
               <w:rPr>
                 <w:rStyle w:val="Hipervnculo"/>
@@ -1146,7 +1080,7 @@
                 <w:noProof/>
                 <w:webHidden/>
               </w:rPr>
-              <w:instrText xml:space="preserve"> PAGEREF _Toc225049654 \h </w:instrText>
+              <w:instrText xml:space="preserve"> PAGEREF _Toc225078930 \h </w:instrText>
             </w:r>
             <w:r>
               <w:rPr>
@@ -1184,10 +1118,14 @@
               <w:tab w:val="right" w:leader="dot" w:pos="9016"/>
             </w:tabs>
             <w:rPr>
+              <w:rFonts w:eastAsiaTheme="minorEastAsia"/>
               <w:noProof/>
+              <w:kern w:val="2"/>
+              <w:lang w:val="es-MX" w:eastAsia="es-MX"/>
+              <w14:ligatures w14:val="standardContextual"/>
             </w:rPr>
           </w:pPr>
-          <w:hyperlink w:anchor="_Toc225049655" w:history="1">
+          <w:hyperlink w:anchor="_Toc225078931" w:history="1">
             <w:r>
               <w:rPr>
                 <w:rStyle w:val="Hipervnculo"/>
@@ -1215,7 +1153,7 @@
                 <w:noProof/>
                 <w:webHidden/>
               </w:rPr>
-              <w:instrText xml:space="preserve"> PAGEREF _Toc225049655 \h </w:instrText>
+              <w:instrText xml:space="preserve"> PAGEREF _Toc225078931 \h </w:instrText>
             </w:r>
             <w:r>
               <w:rPr>
@@ -1253,10 +1191,14 @@
               <w:tab w:val="right" w:leader="dot" w:pos="9016"/>
             </w:tabs>
             <w:rPr>
+              <w:rFonts w:eastAsiaTheme="minorEastAsia"/>
               <w:noProof/>
+              <w:kern w:val="2"/>
+              <w:lang w:val="es-MX" w:eastAsia="es-MX"/>
+              <w14:ligatures w14:val="standardContextual"/>
             </w:rPr>
           </w:pPr>
-          <w:hyperlink w:anchor="_Toc225049656" w:history="1">
+          <w:hyperlink w:anchor="_Toc225078932" w:history="1">
             <w:r>
               <w:rPr>
                 <w:rStyle w:val="Hipervnculo"/>
@@ -1284,7 +1226,7 @@
                 <w:noProof/>
                 <w:webHidden/>
               </w:rPr>
-              <w:instrText xml:space="preserve"> PAGEREF _Toc225049656 \h </w:instrText>
+              <w:instrText xml:space="preserve"> PAGEREF _Toc225078932 \h </w:instrText>
             </w:r>
             <w:r>
               <w:rPr>
@@ -1322,10 +1264,14 @@
               <w:tab w:val="right" w:leader="dot" w:pos="9016"/>
             </w:tabs>
             <w:rPr>
+              <w:rFonts w:eastAsiaTheme="minorEastAsia"/>
               <w:noProof/>
+              <w:kern w:val="2"/>
+              <w:lang w:val="es-MX" w:eastAsia="es-MX"/>
+              <w14:ligatures w14:val="standardContextual"/>
             </w:rPr>
           </w:pPr>
-          <w:hyperlink w:anchor="_Toc225049657" w:history="1">
+          <w:hyperlink w:anchor="_Toc225078933" w:history="1">
             <w:r>
               <w:rPr>
                 <w:rStyle w:val="Hipervnculo"/>
@@ -1353,7 +1299,7 @@
                 <w:noProof/>
                 <w:webHidden/>
               </w:rPr>
-              <w:instrText xml:space="preserve"> PAGEREF _Toc225049657 \h </w:instrText>
+              <w:instrText xml:space="preserve"> PAGEREF _Toc225078933 \h </w:instrText>
             </w:r>
             <w:r>
               <w:rPr>
@@ -1391,10 +1337,14 @@
               <w:tab w:val="right" w:leader="dot" w:pos="9016"/>
             </w:tabs>
             <w:rPr>
+              <w:rFonts w:eastAsiaTheme="minorEastAsia"/>
               <w:noProof/>
+              <w:kern w:val="2"/>
+              <w:lang w:val="es-MX" w:eastAsia="es-MX"/>
+              <w14:ligatures w14:val="standardContextual"/>
             </w:rPr>
           </w:pPr>
-          <w:hyperlink w:anchor="_Toc225049658" w:history="1">
+          <w:hyperlink w:anchor="_Toc225078934" w:history="1">
             <w:r>
               <w:rPr>
                 <w:rStyle w:val="Hipervnculo"/>
@@ -1422,7 +1372,7 @@
                 <w:noProof/>
                 <w:webHidden/>
               </w:rPr>
-              <w:instrText xml:space="preserve"> PAGEREF _Toc225049658 \h </w:instrText>
+              <w:instrText xml:space="preserve"> PAGEREF _Toc225078934 \h </w:instrText>
             </w:r>
             <w:r>
               <w:rPr>
@@ -1460,10 +1410,14 @@
               <w:tab w:val="right" w:leader="dot" w:pos="9016"/>
             </w:tabs>
             <w:rPr>
+              <w:rFonts w:eastAsiaTheme="minorEastAsia"/>
               <w:noProof/>
+              <w:kern w:val="2"/>
+              <w:lang w:val="es-MX" w:eastAsia="es-MX"/>
+              <w14:ligatures w14:val="standardContextual"/>
             </w:rPr>
           </w:pPr>
-          <w:hyperlink w:anchor="_Toc225049659" w:history="1">
+          <w:hyperlink w:anchor="_Toc225078935" w:history="1">
             <w:r>
               <w:rPr>
                 <w:rStyle w:val="Hipervnculo"/>
@@ -1491,7 +1445,7 @@
                 <w:noProof/>
                 <w:webHidden/>
               </w:rPr>
-              <w:instrText xml:space="preserve"> PAGEREF _Toc225049659 \h </w:instrText>
+              <w:instrText xml:space="preserve"> PAGEREF _Toc225078935 \h </w:instrText>
             </w:r>
             <w:r>
               <w:rPr>
@@ -1536,7 +1490,7 @@
               <w14:ligatures w14:val="standardContextual"/>
             </w:rPr>
           </w:pPr>
-          <w:hyperlink w:anchor="_Toc225049660" w:history="1">
+          <w:hyperlink w:anchor="_Toc225078936" w:history="1">
             <w:r>
               <w:rPr>
                 <w:rStyle w:val="Hipervnculo"/>
@@ -1564,7 +1518,7 @@
                 <w:noProof/>
                 <w:webHidden/>
               </w:rPr>
-              <w:instrText xml:space="preserve"> PAGEREF _Toc225049660 \h </w:instrText>
+              <w:instrText xml:space="preserve"> PAGEREF _Toc225078936 \h </w:instrText>
             </w:r>
             <w:r>
               <w:rPr>
@@ -1609,15 +1563,13 @@
               <w14:ligatures w14:val="standardContextual"/>
             </w:rPr>
           </w:pPr>
-          <w:hyperlink w:anchor="_Toc225049661" w:history="1">
+          <w:hyperlink w:anchor="_Toc225078937" w:history="1">
             <w:r>
               <w:rPr>
                 <w:rStyle w:val="Hipervnculo"/>
-                <w:rFonts w:ascii="Calibri Light" w:eastAsia="Calibri Light" w:hAnsi="Calibri Light" w:cs="Calibri Light"/>
-                <w:noProof/>
-                <w:lang w:val="es-MX"/>
-              </w:rPr>
-              <w:t>Calculo y resultados</w:t>
+                <w:noProof/>
+              </w:rPr>
+              <w:t>Cálculo y resultados</w:t>
             </w:r>
             <w:r>
               <w:rPr>
@@ -1638,7 +1590,7 @@
                 <w:noProof/>
                 <w:webHidden/>
               </w:rPr>
-              <w:instrText xml:space="preserve"> PAGEREF _Toc225049661 \h </w:instrText>
+              <w:instrText xml:space="preserve"> PAGEREF _Toc225078937 \h </w:instrText>
             </w:r>
             <w:r>
               <w:rPr>
@@ -1683,15 +1635,27 @@
               <w14:ligatures w14:val="standardContextual"/>
             </w:rPr>
           </w:pPr>
-          <w:hyperlink w:anchor="_Toc225049662" w:history="1">
+          <w:hyperlink w:anchor="_Toc225078938" w:history="1">
             <w:r>
               <w:rPr>
                 <w:rStyle w:val="Hipervnculo"/>
-                <w:rFonts w:ascii="Calibri Light" w:eastAsia="Calibri Light" w:hAnsi="Calibri Light" w:cs="Calibri Light"/>
-                <w:noProof/>
-                <w:lang w:val="es-MX"/>
-              </w:rPr>
-              <w:t>Conclusión de este análisis:</w:t>
+                <w:noProof/>
+              </w:rPr>
+              <w:t>Con</w:t>
+            </w:r>
+            <w:r>
+              <w:rPr>
+                <w:rStyle w:val="Hipervnculo"/>
+                <w:noProof/>
+              </w:rPr>
+              <w:t>c</w:t>
+            </w:r>
+            <w:r>
+              <w:rPr>
+                <w:rStyle w:val="Hipervnculo"/>
+                <w:noProof/>
+              </w:rPr>
+              <w:t>lusión de este análisis:</w:t>
             </w:r>
             <w:r>
               <w:rPr>
@@ -1712,7 +1676,7 @@
                 <w:noProof/>
                 <w:webHidden/>
               </w:rPr>
-              <w:instrText xml:space="preserve"> PAGEREF _Toc225049662 \h </w:instrText>
+              <w:instrText xml:space="preserve"> PAGEREF _Toc225078938 \h </w:instrText>
             </w:r>
             <w:r>
               <w:rPr>
@@ -1757,7 +1721,7 @@
               <w14:ligatures w14:val="standardContextual"/>
             </w:rPr>
           </w:pPr>
-          <w:hyperlink w:anchor="_Toc225049663" w:history="1">
+          <w:hyperlink w:anchor="_Toc225078939" w:history="1">
             <w:r>
               <w:rPr>
                 <w:rStyle w:val="Hipervnculo"/>
@@ -1784,7 +1748,7 @@
                 <w:noProof/>
                 <w:webHidden/>
               </w:rPr>
-              <w:instrText xml:space="preserve"> PAGEREF _Toc225049663 \h </w:instrText>
+              <w:instrText xml:space="preserve"> PAGEREF _Toc225078939 \h </w:instrText>
             </w:r>
             <w:r>
               <w:rPr>
@@ -1829,7 +1793,7 @@
               <w14:ligatures w14:val="standardContextual"/>
             </w:rPr>
           </w:pPr>
-          <w:hyperlink w:anchor="_Toc225049664" w:history="1">
+          <w:hyperlink w:anchor="_Toc225078940" w:history="1">
             <w:r>
               <w:rPr>
                 <w:rStyle w:val="Hipervnculo"/>
@@ -1856,7 +1820,7 @@
                 <w:noProof/>
                 <w:webHidden/>
               </w:rPr>
-              <w:instrText xml:space="preserve"> PAGEREF _Toc225049664 \h </w:instrText>
+              <w:instrText xml:space="preserve"> PAGEREF _Toc225078940 \h </w:instrText>
             </w:r>
             <w:r>
               <w:rPr>
@@ -1921,7 +1885,7 @@
       <w:pPr>
         <w:pStyle w:val="Ttulo1"/>
       </w:pPr>
-      <w:bookmarkStart w:id="0" w:name="_Toc225049653"/>
+      <w:bookmarkStart w:id="0" w:name="_Toc225078929"/>
       <w:r>
         <w:lastRenderedPageBreak/>
         <w:t>Objetivo</w:t>
@@ -1946,7 +1910,7 @@
       <w:pPr>
         <w:pStyle w:val="Ttulo1"/>
       </w:pPr>
-      <w:bookmarkStart w:id="1" w:name="_Toc225049654"/>
+      <w:bookmarkStart w:id="1" w:name="_Toc225078930"/>
       <w:r>
         <w:t>Marco teórico</w:t>
       </w:r>
@@ -1960,71 +1924,35 @@
           <w:lang w:val="es-MX"/>
         </w:rPr>
       </w:pPr>
-      <w:bookmarkStart w:id="2" w:name="_Toc225049655"/>
+      <w:bookmarkStart w:id="2" w:name="_Toc225078931"/>
       <w:r>
         <w:rPr>
           <w:rFonts w:eastAsiaTheme="minorEastAsia"/>
           <w:lang w:val="es-MX"/>
         </w:rPr>
-        <w:t xml:space="preserve">Minería de Procesos (Process </w:t>
-      </w:r>
-      <w:proofErr w:type="spellStart"/>
+        <w:t>Minería de Procesos (Process Mining)</w:t>
+      </w:r>
+      <w:bookmarkEnd w:id="2"/>
+    </w:p>
+    <w:p>
+      <w:pPr>
+        <w:spacing w:line="240" w:lineRule="auto"/>
+        <w:jc w:val="both"/>
+        <w:rPr>
+          <w:rFonts w:ascii="Segoe UI" w:eastAsia="Segoe UI" w:hAnsi="Segoe UI" w:cs="Segoe UI"/>
+          <w:sz w:val="21"/>
+          <w:szCs w:val="21"/>
+          <w:lang w:val="es-MX"/>
+        </w:rPr>
+      </w:pPr>
       <w:r>
         <w:rPr>
           <w:rFonts w:eastAsiaTheme="minorEastAsia"/>
-          <w:lang w:val="es-MX"/>
-        </w:rPr>
-        <w:t>Mining</w:t>
-      </w:r>
-      <w:proofErr w:type="spellEnd"/>
-      <w:r>
-        <w:rPr>
-          <w:rFonts w:eastAsiaTheme="minorEastAsia"/>
-          <w:lang w:val="es-MX"/>
-        </w:rPr>
-        <w:t>)</w:t>
-      </w:r>
-      <w:bookmarkEnd w:id="2"/>
-    </w:p>
-    <w:p>
-      <w:pPr>
-        <w:spacing w:line="240" w:lineRule="auto"/>
-        <w:jc w:val="both"/>
-        <w:rPr>
-          <w:rFonts w:ascii="Segoe UI" w:eastAsia="Segoe UI" w:hAnsi="Segoe UI" w:cs="Segoe UI"/>
-          <w:sz w:val="21"/>
-          <w:szCs w:val="21"/>
-          <w:lang w:val="es-MX"/>
-        </w:rPr>
-      </w:pPr>
-      <w:r>
-        <w:rPr>
-          <w:rFonts w:eastAsiaTheme="minorEastAsia"/>
-          <w:sz w:val="21"/>
-          <w:szCs w:val="21"/>
-          <w:lang w:val="es-MX"/>
-        </w:rPr>
-        <w:t>La minería de procesos es un área relativamente reciente que se sitúa entre la ciencia de datos y la gestión de procesos de negocio. Su objetivo principal es extraer conocimiento a partir de registros de eventos (</w:t>
-      </w:r>
-      <w:proofErr w:type="spellStart"/>
-      <w:r>
-        <w:rPr>
-          <w:rFonts w:eastAsiaTheme="minorEastAsia"/>
-          <w:sz w:val="21"/>
-          <w:szCs w:val="21"/>
-          <w:lang w:val="es-MX"/>
-        </w:rPr>
-        <w:t>event</w:t>
-      </w:r>
-      <w:proofErr w:type="spellEnd"/>
-      <w:r>
-        <w:rPr>
-          <w:rFonts w:eastAsiaTheme="minorEastAsia"/>
-          <w:sz w:val="21"/>
-          <w:szCs w:val="21"/>
-          <w:lang w:val="es-MX"/>
-        </w:rPr>
-        <w:t xml:space="preserve"> logs) generados por sistemas de información como ERP, CRM, sistemas bancarios, hospitalarios, entre otros. Estos registros permiten descubrir, analizar y mejorar procesos reales al mostrar cómo se ejecutan en la práctica, no solo cómo se supone que deberían ejecutarse.</w:t>
+          <w:sz w:val="21"/>
+          <w:szCs w:val="21"/>
+          <w:lang w:val="es-MX"/>
+        </w:rPr>
+        <w:t>La minería de procesos es un área relativamente reciente que se sitúa entre la ciencia de datos y la gestión de procesos de negocio. Su objetivo principal es extraer conocimiento a partir de registros de eventos (event logs) generados por sistemas de información como ERP, CRM, sistemas bancarios, hospitalarios, entre otros. Estos registros permiten descubrir, analizar y mejorar procesos reales al mostrar cómo se ejecutan en la práctica, no solo cómo se supone que deberían ejecutarse.</w:t>
       </w:r>
     </w:p>
     <w:p>
@@ -2160,71 +2088,35 @@
           <w:lang w:val="es-MX"/>
         </w:rPr>
       </w:pPr>
-      <w:bookmarkStart w:id="3" w:name="_Toc225049656"/>
+      <w:bookmarkStart w:id="3" w:name="_Toc225078932"/>
       <w:r>
         <w:rPr>
           <w:rFonts w:eastAsiaTheme="minorEastAsia"/>
           <w:lang w:val="es-MX"/>
         </w:rPr>
-        <w:t xml:space="preserve">Concepto de </w:t>
-      </w:r>
-      <w:proofErr w:type="spellStart"/>
+        <w:t>Concepto de Event Log (Registro de Eventos)</w:t>
+      </w:r>
+      <w:bookmarkEnd w:id="3"/>
+    </w:p>
+    <w:p>
+      <w:pPr>
+        <w:spacing w:line="240" w:lineRule="auto"/>
+        <w:jc w:val="both"/>
+        <w:rPr>
+          <w:rFonts w:ascii="Segoe UI" w:eastAsia="Segoe UI" w:hAnsi="Segoe UI" w:cs="Segoe UI"/>
+          <w:sz w:val="21"/>
+          <w:szCs w:val="21"/>
+          <w:lang w:val="es-MX"/>
+        </w:rPr>
+      </w:pPr>
       <w:r>
         <w:rPr>
           <w:rFonts w:eastAsiaTheme="minorEastAsia"/>
-          <w:lang w:val="es-MX"/>
-        </w:rPr>
-        <w:t>Event</w:t>
-      </w:r>
-      <w:proofErr w:type="spellEnd"/>
-      <w:r>
-        <w:rPr>
-          <w:rFonts w:eastAsiaTheme="minorEastAsia"/>
-          <w:lang w:val="es-MX"/>
-        </w:rPr>
-        <w:t xml:space="preserve"> Log (Registro de Eventos)</w:t>
-      </w:r>
-      <w:bookmarkEnd w:id="3"/>
-    </w:p>
-    <w:p>
-      <w:pPr>
-        <w:spacing w:line="240" w:lineRule="auto"/>
-        <w:jc w:val="both"/>
-        <w:rPr>
-          <w:rFonts w:ascii="Segoe UI" w:eastAsia="Segoe UI" w:hAnsi="Segoe UI" w:cs="Segoe UI"/>
-          <w:sz w:val="21"/>
-          <w:szCs w:val="21"/>
-          <w:lang w:val="es-MX"/>
-        </w:rPr>
-      </w:pPr>
-      <w:r>
-        <w:rPr>
-          <w:rFonts w:eastAsiaTheme="minorEastAsia"/>
-          <w:sz w:val="21"/>
-          <w:szCs w:val="21"/>
-          <w:lang w:val="es-MX"/>
-        </w:rPr>
-        <w:t xml:space="preserve">El elemento esencial para la minería de procesos es el </w:t>
-      </w:r>
-      <w:proofErr w:type="spellStart"/>
-      <w:r>
-        <w:rPr>
-          <w:rFonts w:eastAsiaTheme="minorEastAsia"/>
-          <w:sz w:val="21"/>
-          <w:szCs w:val="21"/>
-          <w:lang w:val="es-MX"/>
-        </w:rPr>
-        <w:t>event</w:t>
-      </w:r>
-      <w:proofErr w:type="spellEnd"/>
-      <w:r>
-        <w:rPr>
-          <w:rFonts w:eastAsiaTheme="minorEastAsia"/>
-          <w:sz w:val="21"/>
-          <w:szCs w:val="21"/>
-          <w:lang w:val="es-MX"/>
-        </w:rPr>
-        <w:t xml:space="preserve"> log, que contiene información estructurada sobre la ejecución del proceso. Por lo general, cada registro incluye:</w:t>
+          <w:sz w:val="21"/>
+          <w:szCs w:val="21"/>
+          <w:lang w:val="es-MX"/>
+        </w:rPr>
+        <w:t>El elemento esencial para la minería de procesos es el event log, que contiene información estructurada sobre la ejecución del proceso. Por lo general, cada registro incluye:</w:t>
       </w:r>
     </w:p>
     <w:p>
@@ -2280,7 +2172,6 @@
           <w:lang w:val="es-MX"/>
         </w:rPr>
       </w:pPr>
-      <w:proofErr w:type="spellStart"/>
       <w:r>
         <w:rPr>
           <w:rFonts w:eastAsiaTheme="minorEastAsia"/>
@@ -2292,7 +2183,6 @@
         </w:rPr>
         <w:t>Activity</w:t>
       </w:r>
-      <w:proofErr w:type="spellEnd"/>
       <w:r>
         <w:rPr>
           <w:rFonts w:eastAsiaTheme="minorEastAsia"/>
@@ -2319,7 +2209,6 @@
           <w:lang w:val="es-MX"/>
         </w:rPr>
       </w:pPr>
-      <w:proofErr w:type="spellStart"/>
       <w:r>
         <w:rPr>
           <w:rFonts w:eastAsiaTheme="minorEastAsia"/>
@@ -2329,19 +2218,7 @@
           <w:szCs w:val="21"/>
           <w:lang w:val="es-MX"/>
         </w:rPr>
-        <w:t>Timestamp</w:t>
-      </w:r>
-      <w:proofErr w:type="spellEnd"/>
-      <w:r>
-        <w:rPr>
-          <w:rFonts w:eastAsiaTheme="minorEastAsia"/>
-          <w:b/>
-          <w:bCs/>
-          <w:sz w:val="21"/>
-          <w:szCs w:val="21"/>
-          <w:lang w:val="es-MX"/>
-        </w:rPr>
-        <w:t>,</w:t>
+        <w:t>Timestamp,</w:t>
       </w:r>
       <w:r>
         <w:rPr>
@@ -2419,91 +2296,35 @@
           <w:lang w:val="es-MX"/>
         </w:rPr>
       </w:pPr>
-      <w:bookmarkStart w:id="4" w:name="_Toc225049657"/>
+      <w:bookmarkStart w:id="4" w:name="_Toc225078933"/>
       <w:r>
         <w:rPr>
           <w:rFonts w:eastAsiaTheme="minorEastAsia"/>
           <w:lang w:val="es-MX"/>
         </w:rPr>
-        <w:t>El Software Disco (</w:t>
-      </w:r>
-      <w:proofErr w:type="spellStart"/>
-      <w:r>
+        <w:t>El Software Disco (Fluxicon Disco)</w:t>
+      </w:r>
+      <w:bookmarkEnd w:id="4"/>
+    </w:p>
+    <w:p>
+      <w:pPr>
+        <w:spacing w:line="240" w:lineRule="auto"/>
+        <w:jc w:val="both"/>
         <w:rPr>
           <w:rFonts w:eastAsiaTheme="minorEastAsia"/>
-          <w:lang w:val="es-MX"/>
-        </w:rPr>
-        <w:t>Fluxicon</w:t>
-      </w:r>
-      <w:proofErr w:type="spellEnd"/>
+          <w:sz w:val="21"/>
+          <w:szCs w:val="21"/>
+          <w:lang w:val="es-MX"/>
+        </w:rPr>
+      </w:pPr>
       <w:r>
         <w:rPr>
           <w:rFonts w:eastAsiaTheme="minorEastAsia"/>
-          <w:lang w:val="es-MX"/>
-        </w:rPr>
-        <w:t xml:space="preserve"> Disco)</w:t>
-      </w:r>
-      <w:bookmarkEnd w:id="4"/>
-    </w:p>
-    <w:p>
-      <w:pPr>
-        <w:spacing w:line="240" w:lineRule="auto"/>
-        <w:jc w:val="both"/>
-        <w:rPr>
-          <w:rFonts w:eastAsiaTheme="minorEastAsia"/>
-          <w:sz w:val="21"/>
-          <w:szCs w:val="21"/>
-          <w:lang w:val="es-MX"/>
-        </w:rPr>
-      </w:pPr>
-      <w:r>
-        <w:rPr>
-          <w:rFonts w:eastAsiaTheme="minorEastAsia"/>
-          <w:sz w:val="21"/>
-          <w:szCs w:val="21"/>
-          <w:lang w:val="es-MX"/>
-        </w:rPr>
-        <w:t xml:space="preserve">Disco, desarrollado por </w:t>
-      </w:r>
-      <w:proofErr w:type="spellStart"/>
-      <w:r>
-        <w:rPr>
-          <w:rFonts w:eastAsiaTheme="minorEastAsia"/>
-          <w:sz w:val="21"/>
-          <w:szCs w:val="21"/>
-          <w:lang w:val="es-MX"/>
-        </w:rPr>
-        <w:t>Fluxicon</w:t>
-      </w:r>
-      <w:proofErr w:type="spellEnd"/>
-      <w:r>
-        <w:rPr>
-          <w:rFonts w:eastAsiaTheme="minorEastAsia"/>
-          <w:sz w:val="21"/>
-          <w:szCs w:val="21"/>
-          <w:lang w:val="es-MX"/>
-        </w:rPr>
-        <w:t xml:space="preserve">, es una de las herramientas más utilizadas para minería de procesos debido a su combinación de algoritmos avanzados, velocidad y facilidad de uso. Fue creado por académicos del grupo líder en minería de procesos de la Universidad Técnica de Eindhoven, encabezado por Wil van </w:t>
-      </w:r>
-      <w:proofErr w:type="spellStart"/>
-      <w:r>
-        <w:rPr>
-          <w:rFonts w:eastAsiaTheme="minorEastAsia"/>
-          <w:sz w:val="21"/>
-          <w:szCs w:val="21"/>
-          <w:lang w:val="es-MX"/>
-        </w:rPr>
-        <w:t>der</w:t>
-      </w:r>
-      <w:proofErr w:type="spellEnd"/>
-      <w:r>
-        <w:rPr>
-          <w:rFonts w:eastAsiaTheme="minorEastAsia"/>
-          <w:sz w:val="21"/>
-          <w:szCs w:val="21"/>
-          <w:lang w:val="es-MX"/>
-        </w:rPr>
-        <w:t xml:space="preserve"> Aalst.</w:t>
+          <w:sz w:val="21"/>
+          <w:szCs w:val="21"/>
+          <w:lang w:val="es-MX"/>
+        </w:rPr>
+        <w:t>Disco, desarrollado por Fluxicon, es una de las herramientas más utilizadas para minería de procesos debido a su combinación de algoritmos avanzados, velocidad y facilidad de uso. Fue creado por académicos del grupo líder en minería de procesos de la Universidad Técnica de Eindhoven, encabezado por Wil van der Aalst.</w:t>
       </w:r>
     </w:p>
     <w:p>
@@ -2571,27 +2392,7 @@
           <w:szCs w:val="21"/>
           <w:lang w:val="es-MX"/>
         </w:rPr>
-        <w:t xml:space="preserve">Disco utiliza un algoritmo basado en el </w:t>
-      </w:r>
-      <w:proofErr w:type="spellStart"/>
-      <w:r>
-        <w:rPr>
-          <w:rFonts w:eastAsiaTheme="minorEastAsia"/>
-          <w:sz w:val="21"/>
-          <w:szCs w:val="21"/>
-          <w:lang w:val="es-MX"/>
-        </w:rPr>
-        <w:t>Fuzzy</w:t>
-      </w:r>
-      <w:proofErr w:type="spellEnd"/>
-      <w:r>
-        <w:rPr>
-          <w:rFonts w:eastAsiaTheme="minorEastAsia"/>
-          <w:sz w:val="21"/>
-          <w:szCs w:val="21"/>
-          <w:lang w:val="es-MX"/>
-        </w:rPr>
-        <w:t xml:space="preserve"> Miner, diseñado para manejar procesos complejos y grandes volúmenes de datos, generando mapas de procesos que permiten visualizar variantes, desviaciones y el flujo general. </w:t>
+        <w:t xml:space="preserve">Disco utiliza un algoritmo basado en el Fuzzy Miner, diseñado para manejar procesos complejos y grandes volúmenes de datos, generando mapas de procesos que permiten visualizar variantes, desviaciones y el flujo general. </w:t>
       </w:r>
       <w:hyperlink r:id="rId8">
         <w:r>
@@ -2601,27 +2402,7 @@
             <w:szCs w:val="21"/>
             <w:lang w:val="es-MX"/>
           </w:rPr>
-          <w:t>[</w:t>
-        </w:r>
-        <w:proofErr w:type="spellStart"/>
-        <w:r>
-          <w:rPr>
-            <w:rFonts w:eastAsiaTheme="minorEastAsia"/>
-            <w:sz w:val="21"/>
-            <w:szCs w:val="21"/>
-            <w:lang w:val="es-MX"/>
-          </w:rPr>
-          <w:t>processmin</w:t>
-        </w:r>
-        <w:proofErr w:type="spellEnd"/>
-        <w:r>
-          <w:rPr>
-            <w:rFonts w:eastAsiaTheme="minorEastAsia"/>
-            <w:sz w:val="21"/>
-            <w:szCs w:val="21"/>
-            <w:lang w:val="es-MX"/>
-          </w:rPr>
-          <w:t>...ftware.com]</w:t>
+          <w:t>[processmin...ftware.com]</w:t>
         </w:r>
       </w:hyperlink>
     </w:p>
@@ -2872,24 +2653,15 @@
           <w:lang w:val="es-MX"/>
         </w:rPr>
       </w:pPr>
-      <w:bookmarkStart w:id="5" w:name="_Toc225049658"/>
+      <w:bookmarkStart w:id="5" w:name="_Toc225078934"/>
       <w:r>
         <w:rPr>
           <w:rFonts w:eastAsiaTheme="minorEastAsia"/>
           <w:lang w:val="es-MX"/>
         </w:rPr>
-        <w:t xml:space="preserve">Herramientas relacionadas: ProM y </w:t>
-      </w:r>
-      <w:proofErr w:type="spellStart"/>
-      <w:r>
-        <w:rPr>
-          <w:rFonts w:eastAsiaTheme="minorEastAsia"/>
-          <w:lang w:val="es-MX"/>
-        </w:rPr>
-        <w:t>Celonis</w:t>
+        <w:t>Herramientas relacionadas: ProM y Celonis</w:t>
       </w:r>
       <w:bookmarkEnd w:id="5"/>
-      <w:proofErr w:type="spellEnd"/>
     </w:p>
     <w:p>
       <w:pPr>
@@ -2937,27 +2709,7 @@
           <w:szCs w:val="21"/>
           <w:lang w:val="es-MX"/>
         </w:rPr>
-        <w:t xml:space="preserve">ProM es un software de minería de procesos orientado al ámbito académico. Es altamente extensible y contiene una gran cantidad de </w:t>
-      </w:r>
-      <w:proofErr w:type="spellStart"/>
-      <w:r>
-        <w:rPr>
-          <w:rFonts w:eastAsiaTheme="minorEastAsia"/>
-          <w:sz w:val="21"/>
-          <w:szCs w:val="21"/>
-          <w:lang w:val="es-MX"/>
-        </w:rPr>
-        <w:t>plugins</w:t>
-      </w:r>
-      <w:proofErr w:type="spellEnd"/>
-      <w:r>
-        <w:rPr>
-          <w:rFonts w:eastAsiaTheme="minorEastAsia"/>
-          <w:sz w:val="21"/>
-          <w:szCs w:val="21"/>
-          <w:lang w:val="es-MX"/>
-        </w:rPr>
-        <w:t xml:space="preserve"> desarrollados por la comunidad científica. Ofrece una amplia biblioteca de algoritmos, pero su complejidad lo hace menos accesible para usuarios no técnicos. </w:t>
+        <w:t xml:space="preserve">ProM es un software de minería de procesos orientado al ámbito académico. Es altamente extensible y contiene una gran cantidad de plugins desarrollados por la comunidad científica. Ofrece una amplia biblioteca de algoritmos, pero su complejidad lo hace menos accesible para usuarios no técnicos. </w:t>
       </w:r>
     </w:p>
     <w:p>
@@ -2985,54 +2737,28 @@
           <w:szCs w:val="21"/>
           <w:lang w:val="es-MX"/>
         </w:rPr>
-        <w:t xml:space="preserve">b) </w:t>
-      </w:r>
-      <w:proofErr w:type="spellStart"/>
+        <w:t>b) Celonis</w:t>
+      </w:r>
+    </w:p>
+    <w:p>
+      <w:pPr>
+        <w:spacing w:line="240" w:lineRule="auto"/>
+        <w:jc w:val="both"/>
+        <w:rPr>
+          <w:rFonts w:ascii="Segoe UI" w:eastAsia="Segoe UI" w:hAnsi="Segoe UI" w:cs="Segoe UI"/>
+          <w:sz w:val="21"/>
+          <w:szCs w:val="21"/>
+          <w:lang w:val="es-MX"/>
+        </w:rPr>
+      </w:pPr>
       <w:r>
         <w:rPr>
           <w:rFonts w:eastAsiaTheme="minorEastAsia"/>
-          <w:b/>
-          <w:bCs/>
-          <w:i/>
-          <w:iCs/>
-          <w:sz w:val="21"/>
-          <w:szCs w:val="21"/>
-          <w:lang w:val="es-MX"/>
-        </w:rPr>
-        <w:t>Celonis</w:t>
-      </w:r>
-      <w:proofErr w:type="spellEnd"/>
-    </w:p>
-    <w:p>
-      <w:pPr>
-        <w:spacing w:line="240" w:lineRule="auto"/>
-        <w:jc w:val="both"/>
-        <w:rPr>
-          <w:rFonts w:ascii="Segoe UI" w:eastAsia="Segoe UI" w:hAnsi="Segoe UI" w:cs="Segoe UI"/>
-          <w:sz w:val="21"/>
-          <w:szCs w:val="21"/>
-          <w:lang w:val="es-MX"/>
-        </w:rPr>
-      </w:pPr>
-      <w:proofErr w:type="spellStart"/>
-      <w:r>
-        <w:rPr>
-          <w:rFonts w:eastAsiaTheme="minorEastAsia"/>
-          <w:sz w:val="21"/>
-          <w:szCs w:val="21"/>
-          <w:lang w:val="es-MX"/>
-        </w:rPr>
-        <w:t>Celonis</w:t>
-      </w:r>
-      <w:proofErr w:type="spellEnd"/>
-      <w:r>
-        <w:rPr>
-          <w:rFonts w:eastAsiaTheme="minorEastAsia"/>
-          <w:sz w:val="21"/>
-          <w:szCs w:val="21"/>
-          <w:lang w:val="es-MX"/>
-        </w:rPr>
-        <w:t xml:space="preserve"> es una plataforma empresarial que integra minería de procesos con monitoreo en tiempo real, análisis avanzado y automatización.</w:t>
+          <w:sz w:val="21"/>
+          <w:szCs w:val="21"/>
+          <w:lang w:val="es-MX"/>
+        </w:rPr>
+        <w:t>Celonis es una plataforma empresarial que integra minería de procesos con monitoreo en tiempo real, análisis avanzado y automatización.</w:t>
       </w:r>
       <w:r>
         <w:br/>
@@ -3165,45 +2891,25 @@
           <w:szCs w:val="21"/>
           <w:lang w:val="es-MX"/>
         </w:rPr>
-        <w:t xml:space="preserve">La literatura compara ProM, Disco y </w:t>
-      </w:r>
-      <w:proofErr w:type="spellStart"/>
+        <w:t>La literatura compara ProM, Disco y Celonis, señalando que, aunque comparten la misma base metodológica, se diferencian en velocidad, usabilidad, capacidades de análisis y público objetivo.</w:t>
+      </w:r>
+    </w:p>
+    <w:p>
+      <w:pPr>
+        <w:pStyle w:val="Ttulo3"/>
+        <w:rPr>
+          <w:rFonts w:ascii="Segoe UI" w:eastAsia="Segoe UI" w:hAnsi="Segoe UI" w:cs="Segoe UI"/>
+          <w:lang w:val="es-MX"/>
+        </w:rPr>
+      </w:pPr>
       <w:r>
         <w:rPr>
           <w:rFonts w:eastAsiaTheme="minorEastAsia"/>
-          <w:sz w:val="21"/>
-          <w:szCs w:val="21"/>
-          <w:lang w:val="es-MX"/>
-        </w:rPr>
-        <w:t>Celonis</w:t>
-      </w:r>
-      <w:proofErr w:type="spellEnd"/>
-      <w:r>
-        <w:rPr>
-          <w:rFonts w:eastAsiaTheme="minorEastAsia"/>
-          <w:sz w:val="21"/>
-          <w:szCs w:val="21"/>
-          <w:lang w:val="es-MX"/>
-        </w:rPr>
-        <w:t>, señalando que, aunque comparten la misma base metodológica, se diferencian en velocidad, usabilidad, capacidades de análisis y público objetivo.</w:t>
-      </w:r>
-    </w:p>
-    <w:p>
-      <w:pPr>
-        <w:pStyle w:val="Ttulo3"/>
-        <w:rPr>
-          <w:rFonts w:ascii="Segoe UI" w:eastAsia="Segoe UI" w:hAnsi="Segoe UI" w:cs="Segoe UI"/>
-          <w:lang w:val="es-MX"/>
-        </w:rPr>
-      </w:pPr>
-      <w:r>
-        <w:rPr>
-          <w:rFonts w:eastAsiaTheme="minorEastAsia"/>
           <w:lang w:val="es-MX"/>
         </w:rPr>
         <w:t xml:space="preserve"> </w:t>
       </w:r>
-      <w:bookmarkStart w:id="6" w:name="_Toc225049659"/>
+      <w:bookmarkStart w:id="6" w:name="_Toc225078935"/>
       <w:r>
         <w:rPr>
           <w:rFonts w:eastAsiaTheme="minorEastAsia"/>
@@ -3307,27 +3013,7 @@
           <w:szCs w:val="21"/>
           <w:lang w:val="es-MX"/>
         </w:rPr>
-        <w:t xml:space="preserve">verificar la consistencia de los </w:t>
-      </w:r>
-      <w:proofErr w:type="spellStart"/>
-      <w:r>
-        <w:rPr>
-          <w:rFonts w:eastAsiaTheme="minorEastAsia"/>
-          <w:sz w:val="21"/>
-          <w:szCs w:val="21"/>
-          <w:lang w:val="es-MX"/>
-        </w:rPr>
-        <w:t>timestamps</w:t>
-      </w:r>
-      <w:proofErr w:type="spellEnd"/>
-      <w:r>
-        <w:rPr>
-          <w:rFonts w:eastAsiaTheme="minorEastAsia"/>
-          <w:sz w:val="21"/>
-          <w:szCs w:val="21"/>
-          <w:lang w:val="es-MX"/>
-        </w:rPr>
-        <w:t>,</w:t>
+        <w:t>verificar la consistencia de los timestamps,</w:t>
       </w:r>
     </w:p>
     <w:p>
@@ -3416,7 +3102,7 @@
       <w:pPr>
         <w:pStyle w:val="Ttulo1"/>
       </w:pPr>
-      <w:bookmarkStart w:id="7" w:name="_Toc225049660"/>
+      <w:bookmarkStart w:id="7" w:name="_Toc225078936"/>
       <w:r>
         <w:rPr>
           <w:lang w:val="es-MX"/>
@@ -3817,7 +3503,6 @@
         </w:rPr>
         <w:t xml:space="preserve"> que ocurrieron en todo el registro. En este caso, la variante 12 es la combinación ordenada de las actividades: </w:t>
       </w:r>
-      <w:proofErr w:type="spellStart"/>
       <w:r>
         <w:rPr>
           <w:rFonts w:ascii="Calibri" w:eastAsia="Calibri" w:hAnsi="Calibri" w:cs="Calibri"/>
@@ -3827,43 +3512,7 @@
           <w:szCs w:val="22"/>
           <w:lang w:val="es-MX"/>
         </w:rPr>
-        <w:t>Inbund</w:t>
-      </w:r>
-      <w:proofErr w:type="spellEnd"/>
-      <w:r>
-        <w:rPr>
-          <w:rFonts w:ascii="Calibri" w:eastAsia="Calibri" w:hAnsi="Calibri" w:cs="Calibri"/>
-          <w:i/>
-          <w:iCs/>
-          <w:sz w:val="22"/>
-          <w:szCs w:val="22"/>
-          <w:lang w:val="es-MX"/>
-        </w:rPr>
-        <w:t xml:space="preserve"> Call, Handle Case, </w:t>
-      </w:r>
-      <w:proofErr w:type="spellStart"/>
-      <w:r>
-        <w:rPr>
-          <w:rFonts w:ascii="Calibri" w:eastAsia="Calibri" w:hAnsi="Calibri" w:cs="Calibri"/>
-          <w:i/>
-          <w:iCs/>
-          <w:sz w:val="22"/>
-          <w:szCs w:val="22"/>
-          <w:lang w:val="es-MX"/>
-        </w:rPr>
-        <w:t>Inbound</w:t>
-      </w:r>
-      <w:proofErr w:type="spellEnd"/>
-      <w:r>
-        <w:rPr>
-          <w:rFonts w:ascii="Calibri" w:eastAsia="Calibri" w:hAnsi="Calibri" w:cs="Calibri"/>
-          <w:i/>
-          <w:iCs/>
-          <w:sz w:val="22"/>
-          <w:szCs w:val="22"/>
-          <w:lang w:val="es-MX"/>
-        </w:rPr>
-        <w:t xml:space="preserve"> Call</w:t>
+        <w:t>Inbund Call, Handle Case, Inbound Call</w:t>
       </w:r>
       <w:r>
         <w:rPr>
@@ -3945,27 +3594,7 @@
           <w:szCs w:val="22"/>
           <w:lang w:val="es-MX"/>
         </w:rPr>
-        <w:t xml:space="preserve">Y </w:t>
-      </w:r>
-      <w:proofErr w:type="gramStart"/>
-      <w:r>
-        <w:rPr>
-          <w:rFonts w:ascii="Calibri" w:eastAsia="Calibri" w:hAnsi="Calibri" w:cs="Calibri"/>
-          <w:sz w:val="22"/>
-          <w:szCs w:val="22"/>
-          <w:lang w:val="es-MX"/>
-        </w:rPr>
-        <w:t>cada  variante</w:t>
-      </w:r>
-      <w:proofErr w:type="gramEnd"/>
-      <w:r>
-        <w:rPr>
-          <w:rFonts w:ascii="Calibri" w:eastAsia="Calibri" w:hAnsi="Calibri" w:cs="Calibri"/>
-          <w:sz w:val="22"/>
-          <w:szCs w:val="22"/>
-          <w:lang w:val="es-MX"/>
-        </w:rPr>
-        <w:t xml:space="preserve">, tiene una cantidad de casos relacionados. Son casos que utilizaron dicha variante (dicha combinación de eventos). </w:t>
+        <w:t xml:space="preserve">Y cada  variante, tiene una cantidad de casos relacionados. Son casos que utilizaron dicha variante (dicha combinación de eventos). </w:t>
       </w:r>
       <w:r>
         <w:rPr>
@@ -4125,7 +3754,6 @@
         </w:rPr>
         <w:t xml:space="preserve">Para segmentar los datos, teníamos que examinar cada caso y revisar si mostraba signos de atención, es decir, si el caso tenía más que llamadas y correos entrantes, pero sin respuesta. Para lo que usé un script de Python sencillo en donde identificáramos signos de atención y separáramos </w:t>
       </w:r>
-      <w:proofErr w:type="spellStart"/>
       <w:r>
         <w:rPr>
           <w:rFonts w:ascii="Calibri" w:eastAsia="Calibri" w:hAnsi="Calibri" w:cs="Calibri"/>
@@ -4137,7 +3765,6 @@
         </w:rPr>
         <w:t>CaseID</w:t>
       </w:r>
-      <w:proofErr w:type="spellEnd"/>
       <w:r>
         <w:rPr>
           <w:rFonts w:ascii="Calibri" w:eastAsia="Calibri" w:hAnsi="Calibri" w:cs="Calibri"/>
@@ -4161,7 +3788,6 @@
           <w:lang w:val="es-MX"/>
         </w:rPr>
       </w:pPr>
-      <w:proofErr w:type="spellStart"/>
       <w:r>
         <w:rPr>
           <w:rFonts w:ascii="Consolas" w:eastAsia="Consolas" w:hAnsi="Consolas" w:cs="Consolas"/>
@@ -4172,7 +3798,6 @@
         </w:rPr>
         <w:t>import</w:t>
       </w:r>
-      <w:proofErr w:type="spellEnd"/>
       <w:r>
         <w:rPr>
           <w:rFonts w:ascii="Consolas" w:eastAsia="Consolas" w:hAnsi="Consolas" w:cs="Consolas"/>
@@ -4201,20 +3826,8 @@
           <w:szCs w:val="21"/>
           <w:lang w:val="es-MX"/>
         </w:rPr>
-        <w:t xml:space="preserve"> </w:t>
-      </w:r>
-      <w:proofErr w:type="spellStart"/>
-      <w:r>
-        <w:rPr>
-          <w:rFonts w:ascii="Consolas" w:eastAsia="Consolas" w:hAnsi="Consolas" w:cs="Consolas"/>
-          <w:color w:val="BFC7D5"/>
-          <w:sz w:val="21"/>
-          <w:szCs w:val="21"/>
-          <w:lang w:val="es-MX"/>
-        </w:rPr>
-        <w:t>pd</w:t>
-      </w:r>
-      <w:proofErr w:type="spellEnd"/>
+        <w:t xml:space="preserve"> pd</w:t>
+      </w:r>
     </w:p>
     <w:p>
       <w:pPr>
@@ -4268,7 +3881,6 @@
         <w:spacing w:after="0"/>
         <w:jc w:val="both"/>
       </w:pPr>
-      <w:proofErr w:type="spellStart"/>
       <w:r>
         <w:rPr>
           <w:rFonts w:ascii="Consolas" w:eastAsia="Consolas" w:hAnsi="Consolas" w:cs="Consolas"/>
@@ -4277,9 +3889,18 @@
           <w:szCs w:val="21"/>
           <w:lang w:val="es-MX"/>
         </w:rPr>
-        <w:t>df</w:t>
-      </w:r>
-      <w:proofErr w:type="spellEnd"/>
+        <w:t xml:space="preserve">df </w:t>
+      </w:r>
+      <w:r>
+        <w:rPr>
+          <w:rFonts w:ascii="Consolas" w:eastAsia="Consolas" w:hAnsi="Consolas" w:cs="Consolas"/>
+          <w:color w:val="C792EA"/>
+          <w:sz w:val="21"/>
+          <w:szCs w:val="21"/>
+          <w:lang w:val="es-MX"/>
+        </w:rPr>
+        <w:t>=</w:t>
+      </w:r>
       <w:r>
         <w:rPr>
           <w:rFonts w:ascii="Consolas" w:eastAsia="Consolas" w:hAnsi="Consolas" w:cs="Consolas"/>
@@ -4288,39 +3909,7 @@
           <w:szCs w:val="21"/>
           <w:lang w:val="es-MX"/>
         </w:rPr>
-        <w:t xml:space="preserve"> </w:t>
-      </w:r>
-      <w:r>
-        <w:rPr>
-          <w:rFonts w:ascii="Consolas" w:eastAsia="Consolas" w:hAnsi="Consolas" w:cs="Consolas"/>
-          <w:color w:val="C792EA"/>
-          <w:sz w:val="21"/>
-          <w:szCs w:val="21"/>
-          <w:lang w:val="es-MX"/>
-        </w:rPr>
-        <w:t>=</w:t>
-      </w:r>
-      <w:r>
-        <w:rPr>
-          <w:rFonts w:ascii="Consolas" w:eastAsia="Consolas" w:hAnsi="Consolas" w:cs="Consolas"/>
-          <w:color w:val="BFC7D5"/>
-          <w:sz w:val="21"/>
-          <w:szCs w:val="21"/>
-          <w:lang w:val="es-MX"/>
-        </w:rPr>
-        <w:t xml:space="preserve"> </w:t>
-      </w:r>
-      <w:proofErr w:type="spellStart"/>
-      <w:proofErr w:type="gramStart"/>
-      <w:r>
-        <w:rPr>
-          <w:rFonts w:ascii="Consolas" w:eastAsia="Consolas" w:hAnsi="Consolas" w:cs="Consolas"/>
-          <w:color w:val="BFC7D5"/>
-          <w:sz w:val="21"/>
-          <w:szCs w:val="21"/>
-          <w:lang w:val="es-MX"/>
-        </w:rPr>
-        <w:t>pd.</w:t>
+        <w:t xml:space="preserve"> pd.</w:t>
       </w:r>
       <w:r>
         <w:rPr>
@@ -4330,20 +3919,8 @@
           <w:szCs w:val="21"/>
           <w:lang w:val="es-MX"/>
         </w:rPr>
-        <w:t>read</w:t>
-      </w:r>
-      <w:proofErr w:type="gramEnd"/>
-      <w:r>
-        <w:rPr>
-          <w:rFonts w:ascii="Consolas" w:eastAsia="Consolas" w:hAnsi="Consolas" w:cs="Consolas"/>
-          <w:color w:val="B2CCD6"/>
-          <w:sz w:val="21"/>
-          <w:szCs w:val="21"/>
-          <w:lang w:val="es-MX"/>
-        </w:rPr>
-        <w:t>_csv</w:t>
-      </w:r>
-      <w:proofErr w:type="spellEnd"/>
+        <w:t>read_csv</w:t>
+      </w:r>
       <w:r>
         <w:rPr>
           <w:rFonts w:ascii="Consolas" w:eastAsia="Consolas" w:hAnsi="Consolas" w:cs="Consolas"/>
@@ -4447,7 +4024,6 @@
         <w:spacing w:after="0"/>
         <w:jc w:val="both"/>
       </w:pPr>
-      <w:proofErr w:type="spellStart"/>
       <w:r>
         <w:rPr>
           <w:rFonts w:ascii="Consolas" w:eastAsia="Consolas" w:hAnsi="Consolas" w:cs="Consolas"/>
@@ -4456,9 +4032,18 @@
           <w:szCs w:val="21"/>
           <w:lang w:val="es-MX"/>
         </w:rPr>
-        <w:t>actividades_atencion</w:t>
-      </w:r>
-      <w:proofErr w:type="spellEnd"/>
+        <w:t xml:space="preserve">actividades_atencion </w:t>
+      </w:r>
+      <w:r>
+        <w:rPr>
+          <w:rFonts w:ascii="Consolas" w:eastAsia="Consolas" w:hAnsi="Consolas" w:cs="Consolas"/>
+          <w:color w:val="C792EA"/>
+          <w:sz w:val="21"/>
+          <w:szCs w:val="21"/>
+          <w:lang w:val="es-MX"/>
+        </w:rPr>
+        <w:t>=</w:t>
+      </w:r>
       <w:r>
         <w:rPr>
           <w:rFonts w:ascii="Consolas" w:eastAsia="Consolas" w:hAnsi="Consolas" w:cs="Consolas"/>
@@ -4472,12 +4057,32 @@
       <w:r>
         <w:rPr>
           <w:rFonts w:ascii="Consolas" w:eastAsia="Consolas" w:hAnsi="Consolas" w:cs="Consolas"/>
-          <w:color w:val="C792EA"/>
-          <w:sz w:val="21"/>
-          <w:szCs w:val="21"/>
-          <w:lang w:val="es-MX"/>
-        </w:rPr>
-        <w:t>=</w:t>
+          <w:color w:val="D9F5DD"/>
+          <w:sz w:val="21"/>
+          <w:szCs w:val="21"/>
+          <w:lang w:val="es-MX"/>
+        </w:rPr>
+        <w:t>['</w:t>
+      </w:r>
+      <w:r>
+        <w:rPr>
+          <w:rFonts w:ascii="Consolas" w:eastAsia="Consolas" w:hAnsi="Consolas" w:cs="Consolas"/>
+          <w:color w:val="C3E88D"/>
+          <w:sz w:val="21"/>
+          <w:szCs w:val="21"/>
+          <w:lang w:val="es-MX"/>
+        </w:rPr>
+        <w:t>Handle Case</w:t>
+      </w:r>
+      <w:r>
+        <w:rPr>
+          <w:rFonts w:ascii="Consolas" w:eastAsia="Consolas" w:hAnsi="Consolas" w:cs="Consolas"/>
+          <w:color w:val="D9F5DD"/>
+          <w:sz w:val="21"/>
+          <w:szCs w:val="21"/>
+          <w:lang w:val="es-MX"/>
+        </w:rPr>
+        <w:t>'</w:t>
       </w:r>
       <w:r>
         <w:rPr>
@@ -4487,7 +4092,7 @@
           <w:szCs w:val="21"/>
           <w:lang w:val="es-MX"/>
         </w:rPr>
-        <w:t xml:space="preserve"> </w:t>
+        <w:t xml:space="preserve">, </w:t>
       </w:r>
       <w:r>
         <w:rPr>
@@ -4497,7 +4102,7 @@
           <w:szCs w:val="21"/>
           <w:lang w:val="es-MX"/>
         </w:rPr>
-        <w:t>['</w:t>
+        <w:t>'</w:t>
       </w:r>
       <w:r>
         <w:rPr>
@@ -4507,7 +4112,7 @@
           <w:szCs w:val="21"/>
           <w:lang w:val="es-MX"/>
         </w:rPr>
-        <w:t>Handle Case</w:t>
+        <w:t>Handle email</w:t>
       </w:r>
       <w:r>
         <w:rPr>
@@ -4547,7 +4152,7 @@
           <w:szCs w:val="21"/>
           <w:lang w:val="es-MX"/>
         </w:rPr>
-        <w:t>Handle email</w:t>
+        <w:t>Call outbound</w:t>
       </w:r>
       <w:r>
         <w:rPr>
@@ -4587,72 +4192,8 @@
           <w:szCs w:val="21"/>
           <w:lang w:val="es-MX"/>
         </w:rPr>
-        <w:t xml:space="preserve">Call </w:t>
-      </w:r>
-      <w:proofErr w:type="spellStart"/>
-      <w:r>
-        <w:rPr>
-          <w:rFonts w:ascii="Consolas" w:eastAsia="Consolas" w:hAnsi="Consolas" w:cs="Consolas"/>
-          <w:color w:val="C3E88D"/>
-          <w:sz w:val="21"/>
-          <w:szCs w:val="21"/>
-          <w:lang w:val="es-MX"/>
-        </w:rPr>
-        <w:t>outbound</w:t>
-      </w:r>
-      <w:proofErr w:type="spellEnd"/>
-      <w:r>
-        <w:rPr>
-          <w:rFonts w:ascii="Consolas" w:eastAsia="Consolas" w:hAnsi="Consolas" w:cs="Consolas"/>
-          <w:color w:val="D9F5DD"/>
-          <w:sz w:val="21"/>
-          <w:szCs w:val="21"/>
-          <w:lang w:val="es-MX"/>
-        </w:rPr>
-        <w:t>'</w:t>
-      </w:r>
-      <w:r>
-        <w:rPr>
-          <w:rFonts w:ascii="Consolas" w:eastAsia="Consolas" w:hAnsi="Consolas" w:cs="Consolas"/>
-          <w:color w:val="BFC7D5"/>
-          <w:sz w:val="21"/>
-          <w:szCs w:val="21"/>
-          <w:lang w:val="es-MX"/>
-        </w:rPr>
-        <w:t xml:space="preserve">, </w:t>
-      </w:r>
-      <w:r>
-        <w:rPr>
-          <w:rFonts w:ascii="Consolas" w:eastAsia="Consolas" w:hAnsi="Consolas" w:cs="Consolas"/>
-          <w:color w:val="D9F5DD"/>
-          <w:sz w:val="21"/>
-          <w:szCs w:val="21"/>
-          <w:lang w:val="es-MX"/>
-        </w:rPr>
-        <w:t>'</w:t>
-      </w:r>
-      <w:r>
-        <w:rPr>
-          <w:rFonts w:ascii="Consolas" w:eastAsia="Consolas" w:hAnsi="Consolas" w:cs="Consolas"/>
-          <w:color w:val="C3E88D"/>
-          <w:sz w:val="21"/>
-          <w:szCs w:val="21"/>
-          <w:lang w:val="es-MX"/>
-        </w:rPr>
-        <w:t xml:space="preserve">email </w:t>
-      </w:r>
-      <w:proofErr w:type="spellStart"/>
-      <w:r>
-        <w:rPr>
-          <w:rFonts w:ascii="Consolas" w:eastAsia="Consolas" w:hAnsi="Consolas" w:cs="Consolas"/>
-          <w:color w:val="C3E88D"/>
-          <w:sz w:val="21"/>
-          <w:szCs w:val="21"/>
-          <w:lang w:val="es-MX"/>
-        </w:rPr>
-        <w:t>outbound</w:t>
-      </w:r>
-      <w:proofErr w:type="spellEnd"/>
+        <w:t>email outbound</w:t>
+      </w:r>
       <w:r>
         <w:rPr>
           <w:rFonts w:ascii="Consolas" w:eastAsia="Consolas" w:hAnsi="Consolas" w:cs="Consolas"/>
@@ -4707,10 +4248,208 @@
           <w:szCs w:val="21"/>
           <w:lang w:val="es-MX"/>
         </w:rPr>
-        <w:t xml:space="preserve"> 3. Identificar los </w:t>
-      </w:r>
-      <w:proofErr w:type="spellStart"/>
-      <w:r>
+        <w:t xml:space="preserve"> 3. Identificar los IDs que tienen al menos una actividad de atención</w:t>
+      </w:r>
+    </w:p>
+    <w:p>
+      <w:pPr>
+        <w:shd w:val="clear" w:color="auto" w:fill="292D3E"/>
+        <w:spacing w:after="0"/>
+        <w:jc w:val="both"/>
+      </w:pPr>
+      <w:r>
+        <w:rPr>
+          <w:rFonts w:ascii="Consolas" w:eastAsia="Consolas" w:hAnsi="Consolas" w:cs="Consolas"/>
+          <w:color w:val="BFC7D5"/>
+          <w:sz w:val="21"/>
+          <w:szCs w:val="21"/>
+          <w:lang w:val="es-MX"/>
+        </w:rPr>
+        <w:t xml:space="preserve">ids_con_atencion </w:t>
+      </w:r>
+      <w:r>
+        <w:rPr>
+          <w:rFonts w:ascii="Consolas" w:eastAsia="Consolas" w:hAnsi="Consolas" w:cs="Consolas"/>
+          <w:color w:val="C792EA"/>
+          <w:sz w:val="21"/>
+          <w:szCs w:val="21"/>
+          <w:lang w:val="es-MX"/>
+        </w:rPr>
+        <w:t>=</w:t>
+      </w:r>
+      <w:r>
+        <w:rPr>
+          <w:rFonts w:ascii="Consolas" w:eastAsia="Consolas" w:hAnsi="Consolas" w:cs="Consolas"/>
+          <w:color w:val="BFC7D5"/>
+          <w:sz w:val="21"/>
+          <w:szCs w:val="21"/>
+          <w:lang w:val="es-MX"/>
+        </w:rPr>
+        <w:t xml:space="preserve"> df[df[</w:t>
+      </w:r>
+      <w:r>
+        <w:rPr>
+          <w:rFonts w:ascii="Consolas" w:eastAsia="Consolas" w:hAnsi="Consolas" w:cs="Consolas"/>
+          <w:color w:val="D9F5DD"/>
+          <w:sz w:val="21"/>
+          <w:szCs w:val="21"/>
+          <w:lang w:val="es-MX"/>
+        </w:rPr>
+        <w:t>'</w:t>
+      </w:r>
+      <w:r>
+        <w:rPr>
+          <w:rFonts w:ascii="Consolas" w:eastAsia="Consolas" w:hAnsi="Consolas" w:cs="Consolas"/>
+          <w:color w:val="C3E88D"/>
+          <w:sz w:val="21"/>
+          <w:szCs w:val="21"/>
+          <w:lang w:val="es-MX"/>
+        </w:rPr>
+        <w:t>Activity</w:t>
+      </w:r>
+      <w:r>
+        <w:rPr>
+          <w:rFonts w:ascii="Consolas" w:eastAsia="Consolas" w:hAnsi="Consolas" w:cs="Consolas"/>
+          <w:color w:val="D9F5DD"/>
+          <w:sz w:val="21"/>
+          <w:szCs w:val="21"/>
+          <w:lang w:val="es-MX"/>
+        </w:rPr>
+        <w:t>'</w:t>
+      </w:r>
+      <w:r>
+        <w:rPr>
+          <w:rFonts w:ascii="Consolas" w:eastAsia="Consolas" w:hAnsi="Consolas" w:cs="Consolas"/>
+          <w:color w:val="BFC7D5"/>
+          <w:sz w:val="21"/>
+          <w:szCs w:val="21"/>
+          <w:lang w:val="es-MX"/>
+        </w:rPr>
+        <w:t>].</w:t>
+      </w:r>
+      <w:r>
+        <w:rPr>
+          <w:rFonts w:ascii="Consolas" w:eastAsia="Consolas" w:hAnsi="Consolas" w:cs="Consolas"/>
+          <w:color w:val="B2CCD6"/>
+          <w:sz w:val="21"/>
+          <w:szCs w:val="21"/>
+          <w:lang w:val="es-MX"/>
+        </w:rPr>
+        <w:t>isin</w:t>
+      </w:r>
+      <w:r>
+        <w:rPr>
+          <w:rFonts w:ascii="Consolas" w:eastAsia="Consolas" w:hAnsi="Consolas" w:cs="Consolas"/>
+          <w:color w:val="BFC7D5"/>
+          <w:sz w:val="21"/>
+          <w:szCs w:val="21"/>
+          <w:lang w:val="es-MX"/>
+        </w:rPr>
+        <w:t>(</w:t>
+      </w:r>
+      <w:r>
+        <w:rPr>
+          <w:rFonts w:ascii="Consolas" w:eastAsia="Consolas" w:hAnsi="Consolas" w:cs="Consolas"/>
+          <w:color w:val="7986E7"/>
+          <w:sz w:val="21"/>
+          <w:szCs w:val="21"/>
+          <w:lang w:val="es-MX"/>
+        </w:rPr>
+        <w:t>actividades_atencion</w:t>
+      </w:r>
+      <w:r>
+        <w:rPr>
+          <w:rFonts w:ascii="Consolas" w:eastAsia="Consolas" w:hAnsi="Consolas" w:cs="Consolas"/>
+          <w:color w:val="BFC7D5"/>
+          <w:sz w:val="21"/>
+          <w:szCs w:val="21"/>
+          <w:lang w:val="es-MX"/>
+        </w:rPr>
+        <w:t>)]</w:t>
+      </w:r>
+      <w:r>
+        <w:rPr>
+          <w:rFonts w:ascii="Consolas" w:eastAsia="Consolas" w:hAnsi="Consolas" w:cs="Consolas"/>
+          <w:color w:val="D9F5DD"/>
+          <w:sz w:val="21"/>
+          <w:szCs w:val="21"/>
+          <w:lang w:val="es-MX"/>
+        </w:rPr>
+        <w:t>['</w:t>
+      </w:r>
+      <w:r>
+        <w:rPr>
+          <w:rFonts w:ascii="Consolas" w:eastAsia="Consolas" w:hAnsi="Consolas" w:cs="Consolas"/>
+          <w:color w:val="C3E88D"/>
+          <w:sz w:val="21"/>
+          <w:szCs w:val="21"/>
+          <w:lang w:val="es-MX"/>
+        </w:rPr>
+        <w:t>Case ID</w:t>
+      </w:r>
+      <w:r>
+        <w:rPr>
+          <w:rFonts w:ascii="Consolas" w:eastAsia="Consolas" w:hAnsi="Consolas" w:cs="Consolas"/>
+          <w:color w:val="D9F5DD"/>
+          <w:sz w:val="21"/>
+          <w:szCs w:val="21"/>
+          <w:lang w:val="es-MX"/>
+        </w:rPr>
+        <w:t>']</w:t>
+      </w:r>
+      <w:r>
+        <w:rPr>
+          <w:rFonts w:ascii="Consolas" w:eastAsia="Consolas" w:hAnsi="Consolas" w:cs="Consolas"/>
+          <w:color w:val="BFC7D5"/>
+          <w:sz w:val="21"/>
+          <w:szCs w:val="21"/>
+          <w:lang w:val="es-MX"/>
+        </w:rPr>
+        <w:t>.</w:t>
+      </w:r>
+      <w:r>
+        <w:rPr>
+          <w:rFonts w:ascii="Consolas" w:eastAsia="Consolas" w:hAnsi="Consolas" w:cs="Consolas"/>
+          <w:color w:val="B2CCD6"/>
+          <w:sz w:val="21"/>
+          <w:szCs w:val="21"/>
+          <w:lang w:val="es-MX"/>
+        </w:rPr>
+        <w:t>unique</w:t>
+      </w:r>
+      <w:r>
+        <w:rPr>
+          <w:rFonts w:ascii="Consolas" w:eastAsia="Consolas" w:hAnsi="Consolas" w:cs="Consolas"/>
+          <w:color w:val="BFC7D5"/>
+          <w:sz w:val="21"/>
+          <w:szCs w:val="21"/>
+          <w:lang w:val="es-MX"/>
+        </w:rPr>
+        <w:t>()</w:t>
+      </w:r>
+    </w:p>
+    <w:p>
+      <w:pPr>
+        <w:shd w:val="clear" w:color="auto" w:fill="292D3E"/>
+        <w:spacing w:after="0"/>
+        <w:jc w:val="both"/>
+      </w:pPr>
+      <w:r>
+        <w:rPr>
+          <w:rFonts w:ascii="Consolas" w:eastAsia="Consolas" w:hAnsi="Consolas" w:cs="Consolas"/>
+          <w:color w:val="BFC7D5"/>
+          <w:sz w:val="21"/>
+          <w:szCs w:val="21"/>
+          <w:lang w:val="es-MX"/>
+        </w:rPr>
+        <w:t xml:space="preserve"> </w:t>
+      </w:r>
+    </w:p>
+    <w:p>
+      <w:pPr>
+        <w:shd w:val="clear" w:color="auto" w:fill="292D3E"/>
+        <w:spacing w:after="0"/>
+        <w:jc w:val="both"/>
         <w:rPr>
           <w:rFonts w:ascii="Consolas" w:eastAsia="Consolas" w:hAnsi="Consolas" w:cs="Consolas"/>
           <w:i/>
@@ -4720,9 +4459,17 @@
           <w:szCs w:val="21"/>
           <w:lang w:val="es-MX"/>
         </w:rPr>
-        <w:t>IDs</w:t>
-      </w:r>
-      <w:proofErr w:type="spellEnd"/>
+      </w:pPr>
+      <w:r>
+        <w:rPr>
+          <w:rFonts w:ascii="Consolas" w:eastAsia="Consolas" w:hAnsi="Consolas" w:cs="Consolas"/>
+          <w:color w:val="697098"/>
+          <w:sz w:val="21"/>
+          <w:szCs w:val="21"/>
+          <w:lang w:val="es-MX"/>
+        </w:rPr>
+        <w:t>#</w:t>
+      </w:r>
       <w:r>
         <w:rPr>
           <w:rFonts w:ascii="Consolas" w:eastAsia="Consolas" w:hAnsi="Consolas" w:cs="Consolas"/>
@@ -4733,7 +4480,7 @@
           <w:szCs w:val="21"/>
           <w:lang w:val="es-MX"/>
         </w:rPr>
-        <w:t xml:space="preserve"> que tienen al menos una actividad de atención</w:t>
+        <w:t xml:space="preserve"> 4. Separar el dataframe original basado en esos IDs</w:t>
       </w:r>
     </w:p>
     <w:p>
@@ -4742,7 +4489,6 @@
         <w:spacing w:after="0"/>
         <w:jc w:val="both"/>
       </w:pPr>
-      <w:proofErr w:type="spellStart"/>
       <w:r>
         <w:rPr>
           <w:rFonts w:ascii="Consolas" w:eastAsia="Consolas" w:hAnsi="Consolas" w:cs="Consolas"/>
@@ -4751,9 +4497,98 @@
           <w:szCs w:val="21"/>
           <w:lang w:val="es-MX"/>
         </w:rPr>
+        <w:t xml:space="preserve">df_atendidos </w:t>
+      </w:r>
+      <w:r>
+        <w:rPr>
+          <w:rFonts w:ascii="Consolas" w:eastAsia="Consolas" w:hAnsi="Consolas" w:cs="Consolas"/>
+          <w:color w:val="C792EA"/>
+          <w:sz w:val="21"/>
+          <w:szCs w:val="21"/>
+          <w:lang w:val="es-MX"/>
+        </w:rPr>
+        <w:t>=</w:t>
+      </w:r>
+      <w:r>
+        <w:rPr>
+          <w:rFonts w:ascii="Consolas" w:eastAsia="Consolas" w:hAnsi="Consolas" w:cs="Consolas"/>
+          <w:color w:val="BFC7D5"/>
+          <w:sz w:val="21"/>
+          <w:szCs w:val="21"/>
+          <w:lang w:val="es-MX"/>
+        </w:rPr>
+        <w:t xml:space="preserve"> df[df[</w:t>
+      </w:r>
+      <w:r>
+        <w:rPr>
+          <w:rFonts w:ascii="Consolas" w:eastAsia="Consolas" w:hAnsi="Consolas" w:cs="Consolas"/>
+          <w:color w:val="D9F5DD"/>
+          <w:sz w:val="21"/>
+          <w:szCs w:val="21"/>
+          <w:lang w:val="es-MX"/>
+        </w:rPr>
+        <w:t>'</w:t>
+      </w:r>
+      <w:r>
+        <w:rPr>
+          <w:rFonts w:ascii="Consolas" w:eastAsia="Consolas" w:hAnsi="Consolas" w:cs="Consolas"/>
+          <w:color w:val="C3E88D"/>
+          <w:sz w:val="21"/>
+          <w:szCs w:val="21"/>
+          <w:lang w:val="es-MX"/>
+        </w:rPr>
+        <w:t>Case ID</w:t>
+      </w:r>
+      <w:r>
+        <w:rPr>
+          <w:rFonts w:ascii="Consolas" w:eastAsia="Consolas" w:hAnsi="Consolas" w:cs="Consolas"/>
+          <w:color w:val="D9F5DD"/>
+          <w:sz w:val="21"/>
+          <w:szCs w:val="21"/>
+          <w:lang w:val="es-MX"/>
+        </w:rPr>
+        <w:t>'</w:t>
+      </w:r>
+      <w:r>
+        <w:rPr>
+          <w:rFonts w:ascii="Consolas" w:eastAsia="Consolas" w:hAnsi="Consolas" w:cs="Consolas"/>
+          <w:color w:val="BFC7D5"/>
+          <w:sz w:val="21"/>
+          <w:szCs w:val="21"/>
+          <w:lang w:val="es-MX"/>
+        </w:rPr>
+        <w:t>].</w:t>
+      </w:r>
+      <w:r>
+        <w:rPr>
+          <w:rFonts w:ascii="Consolas" w:eastAsia="Consolas" w:hAnsi="Consolas" w:cs="Consolas"/>
+          <w:color w:val="B2CCD6"/>
+          <w:sz w:val="21"/>
+          <w:szCs w:val="21"/>
+          <w:lang w:val="es-MX"/>
+        </w:rPr>
+        <w:t>isin</w:t>
+      </w:r>
+      <w:r>
+        <w:rPr>
+          <w:rFonts w:ascii="Consolas" w:eastAsia="Consolas" w:hAnsi="Consolas" w:cs="Consolas"/>
+          <w:color w:val="BFC7D5"/>
+          <w:sz w:val="21"/>
+          <w:szCs w:val="21"/>
+          <w:lang w:val="es-MX"/>
+        </w:rPr>
+        <w:t>(</w:t>
+      </w:r>
+      <w:r>
+        <w:rPr>
+          <w:rFonts w:ascii="Consolas" w:eastAsia="Consolas" w:hAnsi="Consolas" w:cs="Consolas"/>
+          <w:color w:val="7986E7"/>
+          <w:sz w:val="21"/>
+          <w:szCs w:val="21"/>
+          <w:lang w:val="es-MX"/>
+        </w:rPr>
         <w:t>ids_con_atencion</w:t>
       </w:r>
-      <w:proofErr w:type="spellEnd"/>
       <w:r>
         <w:rPr>
           <w:rFonts w:ascii="Consolas" w:eastAsia="Consolas" w:hAnsi="Consolas" w:cs="Consolas"/>
@@ -4762,7 +4597,24 @@
           <w:szCs w:val="21"/>
           <w:lang w:val="es-MX"/>
         </w:rPr>
-        <w:t xml:space="preserve"> </w:t>
+        <w:t>)]</w:t>
+      </w:r>
+    </w:p>
+    <w:p>
+      <w:pPr>
+        <w:shd w:val="clear" w:color="auto" w:fill="292D3E"/>
+        <w:spacing w:after="0"/>
+        <w:jc w:val="both"/>
+      </w:pPr>
+      <w:r>
+        <w:rPr>
+          <w:rFonts w:ascii="Consolas" w:eastAsia="Consolas" w:hAnsi="Consolas" w:cs="Consolas"/>
+          <w:color w:val="BFC7D5"/>
+          <w:sz w:val="21"/>
+          <w:szCs w:val="21"/>
+          <w:lang w:val="es-MX"/>
+        </w:rPr>
+        <w:t xml:space="preserve">df_no_atendidos </w:t>
       </w:r>
       <w:r>
         <w:rPr>
@@ -4782,9 +4634,18 @@
           <w:szCs w:val="21"/>
           <w:lang w:val="es-MX"/>
         </w:rPr>
-        <w:t xml:space="preserve"> </w:t>
-      </w:r>
-      <w:proofErr w:type="spellStart"/>
+        <w:t xml:space="preserve"> df[</w:t>
+      </w:r>
+      <w:r>
+        <w:rPr>
+          <w:rFonts w:ascii="Consolas" w:eastAsia="Consolas" w:hAnsi="Consolas" w:cs="Consolas"/>
+          <w:color w:val="89DDFF"/>
+          <w:sz w:val="21"/>
+          <w:szCs w:val="21"/>
+          <w:lang w:val="es-MX"/>
+        </w:rPr>
+        <w:t>~</w:t>
+      </w:r>
       <w:r>
         <w:rPr>
           <w:rFonts w:ascii="Consolas" w:eastAsia="Consolas" w:hAnsi="Consolas" w:cs="Consolas"/>
@@ -4793,9 +4654,38 @@
           <w:szCs w:val="21"/>
           <w:lang w:val="es-MX"/>
         </w:rPr>
-        <w:t>df</w:t>
-      </w:r>
-      <w:proofErr w:type="spellEnd"/>
+        <w:t>df[</w:t>
+      </w:r>
+      <w:r>
+        <w:rPr>
+          <w:rFonts w:ascii="Consolas" w:eastAsia="Consolas" w:hAnsi="Consolas" w:cs="Consolas"/>
+          <w:color w:val="D9F5DD"/>
+          <w:sz w:val="21"/>
+          <w:szCs w:val="21"/>
+          <w:lang w:val="es-MX"/>
+        </w:rPr>
+        <w:t>'</w:t>
+      </w:r>
+      <w:r>
+        <w:rPr>
+          <w:rFonts w:ascii="Consolas" w:eastAsia="Consolas" w:hAnsi="Consolas" w:cs="Consolas"/>
+          <w:color w:val="C3E88D"/>
+          <w:sz w:val="21"/>
+          <w:szCs w:val="21"/>
+          <w:lang w:val="es-MX"/>
+        </w:rPr>
+        <w:t>Case ID</w:t>
+      </w:r>
+      <w:r>
+        <w:rPr>
+          <w:rFonts w:ascii="Consolas" w:eastAsia="Consolas" w:hAnsi="Consolas" w:cs="Consolas"/>
+          <w:color w:val="D9F5DD"/>
+          <w:sz w:val="21"/>
+          <w:szCs w:val="21"/>
+          <w:lang w:val="es-MX"/>
+        </w:rPr>
+        <w:t>'</w:t>
+      </w:r>
       <w:r>
         <w:rPr>
           <w:rFonts w:ascii="Consolas" w:eastAsia="Consolas" w:hAnsi="Consolas" w:cs="Consolas"/>
@@ -4804,9 +4694,18 @@
           <w:szCs w:val="21"/>
           <w:lang w:val="es-MX"/>
         </w:rPr>
-        <w:t>[</w:t>
-      </w:r>
-      <w:proofErr w:type="spellStart"/>
+        <w:t>].</w:t>
+      </w:r>
+      <w:r>
+        <w:rPr>
+          <w:rFonts w:ascii="Consolas" w:eastAsia="Consolas" w:hAnsi="Consolas" w:cs="Consolas"/>
+          <w:color w:val="B2CCD6"/>
+          <w:sz w:val="21"/>
+          <w:szCs w:val="21"/>
+          <w:lang w:val="es-MX"/>
+        </w:rPr>
+        <w:t>isin</w:t>
+      </w:r>
       <w:r>
         <w:rPr>
           <w:rFonts w:ascii="Consolas" w:eastAsia="Consolas" w:hAnsi="Consolas" w:cs="Consolas"/>
@@ -4815,9 +4714,18 @@
           <w:szCs w:val="21"/>
           <w:lang w:val="es-MX"/>
         </w:rPr>
-        <w:t>df</w:t>
-      </w:r>
-      <w:proofErr w:type="spellEnd"/>
+        <w:t>(</w:t>
+      </w:r>
+      <w:r>
+        <w:rPr>
+          <w:rFonts w:ascii="Consolas" w:eastAsia="Consolas" w:hAnsi="Consolas" w:cs="Consolas"/>
+          <w:color w:val="7986E7"/>
+          <w:sz w:val="21"/>
+          <w:szCs w:val="21"/>
+          <w:lang w:val="es-MX"/>
+        </w:rPr>
+        <w:t>ids_con_atencion</w:t>
+      </w:r>
       <w:r>
         <w:rPr>
           <w:rFonts w:ascii="Consolas" w:eastAsia="Consolas" w:hAnsi="Consolas" w:cs="Consolas"/>
@@ -4826,191 +4734,7 @@
           <w:szCs w:val="21"/>
           <w:lang w:val="es-MX"/>
         </w:rPr>
-        <w:t>[</w:t>
-      </w:r>
-      <w:r>
-        <w:rPr>
-          <w:rFonts w:ascii="Consolas" w:eastAsia="Consolas" w:hAnsi="Consolas" w:cs="Consolas"/>
-          <w:color w:val="D9F5DD"/>
-          <w:sz w:val="21"/>
-          <w:szCs w:val="21"/>
-          <w:lang w:val="es-MX"/>
-        </w:rPr>
-        <w:t>'</w:t>
-      </w:r>
-      <w:proofErr w:type="spellStart"/>
-      <w:r>
-        <w:rPr>
-          <w:rFonts w:ascii="Consolas" w:eastAsia="Consolas" w:hAnsi="Consolas" w:cs="Consolas"/>
-          <w:color w:val="C3E88D"/>
-          <w:sz w:val="21"/>
-          <w:szCs w:val="21"/>
-          <w:lang w:val="es-MX"/>
-        </w:rPr>
-        <w:t>Activity</w:t>
-      </w:r>
-      <w:proofErr w:type="spellEnd"/>
-      <w:r>
-        <w:rPr>
-          <w:rFonts w:ascii="Consolas" w:eastAsia="Consolas" w:hAnsi="Consolas" w:cs="Consolas"/>
-          <w:color w:val="D9F5DD"/>
-          <w:sz w:val="21"/>
-          <w:szCs w:val="21"/>
-          <w:lang w:val="es-MX"/>
-        </w:rPr>
-        <w:t>'</w:t>
-      </w:r>
-      <w:proofErr w:type="gramStart"/>
-      <w:r>
-        <w:rPr>
-          <w:rFonts w:ascii="Consolas" w:eastAsia="Consolas" w:hAnsi="Consolas" w:cs="Consolas"/>
-          <w:color w:val="BFC7D5"/>
-          <w:sz w:val="21"/>
-          <w:szCs w:val="21"/>
-          <w:lang w:val="es-MX"/>
-        </w:rPr>
-        <w:t>].</w:t>
-      </w:r>
-      <w:proofErr w:type="spellStart"/>
-      <w:r>
-        <w:rPr>
-          <w:rFonts w:ascii="Consolas" w:eastAsia="Consolas" w:hAnsi="Consolas" w:cs="Consolas"/>
-          <w:color w:val="B2CCD6"/>
-          <w:sz w:val="21"/>
-          <w:szCs w:val="21"/>
-          <w:lang w:val="es-MX"/>
-        </w:rPr>
-        <w:t>isin</w:t>
-      </w:r>
-      <w:proofErr w:type="spellEnd"/>
-      <w:proofErr w:type="gramEnd"/>
-      <w:r>
-        <w:rPr>
-          <w:rFonts w:ascii="Consolas" w:eastAsia="Consolas" w:hAnsi="Consolas" w:cs="Consolas"/>
-          <w:color w:val="BFC7D5"/>
-          <w:sz w:val="21"/>
-          <w:szCs w:val="21"/>
-          <w:lang w:val="es-MX"/>
-        </w:rPr>
-        <w:t>(</w:t>
-      </w:r>
-      <w:proofErr w:type="spellStart"/>
-      <w:r>
-        <w:rPr>
-          <w:rFonts w:ascii="Consolas" w:eastAsia="Consolas" w:hAnsi="Consolas" w:cs="Consolas"/>
-          <w:color w:val="7986E7"/>
-          <w:sz w:val="21"/>
-          <w:szCs w:val="21"/>
-          <w:lang w:val="es-MX"/>
-        </w:rPr>
-        <w:t>actividades_atencion</w:t>
-      </w:r>
-      <w:proofErr w:type="spellEnd"/>
-      <w:r>
-        <w:rPr>
-          <w:rFonts w:ascii="Consolas" w:eastAsia="Consolas" w:hAnsi="Consolas" w:cs="Consolas"/>
-          <w:color w:val="BFC7D5"/>
-          <w:sz w:val="21"/>
-          <w:szCs w:val="21"/>
-          <w:lang w:val="es-MX"/>
-        </w:rPr>
-        <w:t>)</w:t>
-      </w:r>
-      <w:proofErr w:type="gramStart"/>
-      <w:r>
-        <w:rPr>
-          <w:rFonts w:ascii="Consolas" w:eastAsia="Consolas" w:hAnsi="Consolas" w:cs="Consolas"/>
-          <w:color w:val="BFC7D5"/>
-          <w:sz w:val="21"/>
-          <w:szCs w:val="21"/>
-          <w:lang w:val="es-MX"/>
-        </w:rPr>
-        <w:t>]</w:t>
-      </w:r>
-      <w:r>
-        <w:rPr>
-          <w:rFonts w:ascii="Consolas" w:eastAsia="Consolas" w:hAnsi="Consolas" w:cs="Consolas"/>
-          <w:color w:val="D9F5DD"/>
-          <w:sz w:val="21"/>
-          <w:szCs w:val="21"/>
-          <w:lang w:val="es-MX"/>
-        </w:rPr>
-        <w:t>[</w:t>
-      </w:r>
-      <w:proofErr w:type="gramEnd"/>
-      <w:r>
-        <w:rPr>
-          <w:rFonts w:ascii="Consolas" w:eastAsia="Consolas" w:hAnsi="Consolas" w:cs="Consolas"/>
-          <w:color w:val="D9F5DD"/>
-          <w:sz w:val="21"/>
-          <w:szCs w:val="21"/>
-          <w:lang w:val="es-MX"/>
-        </w:rPr>
-        <w:t>'</w:t>
-      </w:r>
-      <w:r>
-        <w:rPr>
-          <w:rFonts w:ascii="Consolas" w:eastAsia="Consolas" w:hAnsi="Consolas" w:cs="Consolas"/>
-          <w:color w:val="C3E88D"/>
-          <w:sz w:val="21"/>
-          <w:szCs w:val="21"/>
-          <w:lang w:val="es-MX"/>
-        </w:rPr>
-        <w:t>Case ID</w:t>
-      </w:r>
-      <w:r>
-        <w:rPr>
-          <w:rFonts w:ascii="Consolas" w:eastAsia="Consolas" w:hAnsi="Consolas" w:cs="Consolas"/>
-          <w:color w:val="D9F5DD"/>
-          <w:sz w:val="21"/>
-          <w:szCs w:val="21"/>
-          <w:lang w:val="es-MX"/>
-        </w:rPr>
-        <w:t>'</w:t>
-      </w:r>
-      <w:proofErr w:type="gramStart"/>
-      <w:r>
-        <w:rPr>
-          <w:rFonts w:ascii="Consolas" w:eastAsia="Consolas" w:hAnsi="Consolas" w:cs="Consolas"/>
-          <w:color w:val="D9F5DD"/>
-          <w:sz w:val="21"/>
-          <w:szCs w:val="21"/>
-          <w:lang w:val="es-MX"/>
-        </w:rPr>
-        <w:t>]</w:t>
-      </w:r>
-      <w:r>
-        <w:rPr>
-          <w:rFonts w:ascii="Consolas" w:eastAsia="Consolas" w:hAnsi="Consolas" w:cs="Consolas"/>
-          <w:color w:val="BFC7D5"/>
-          <w:sz w:val="21"/>
-          <w:szCs w:val="21"/>
-          <w:lang w:val="es-MX"/>
-        </w:rPr>
-        <w:t>.</w:t>
-      </w:r>
-      <w:proofErr w:type="spellStart"/>
-      <w:r>
-        <w:rPr>
-          <w:rFonts w:ascii="Consolas" w:eastAsia="Consolas" w:hAnsi="Consolas" w:cs="Consolas"/>
-          <w:color w:val="B2CCD6"/>
-          <w:sz w:val="21"/>
-          <w:szCs w:val="21"/>
-          <w:lang w:val="es-MX"/>
-        </w:rPr>
-        <w:t>unique</w:t>
-      </w:r>
-      <w:proofErr w:type="spellEnd"/>
-      <w:proofErr w:type="gramEnd"/>
-      <w:r>
-        <w:rPr>
-          <w:rFonts w:ascii="Consolas" w:eastAsia="Consolas" w:hAnsi="Consolas" w:cs="Consolas"/>
-          <w:color w:val="BFC7D5"/>
-          <w:sz w:val="21"/>
-          <w:szCs w:val="21"/>
-          <w:lang w:val="es-MX"/>
-        </w:rPr>
-        <w:t>()</w:t>
+        <w:t>)]</w:t>
       </w:r>
     </w:p>
     <w:p>
@@ -5065,48 +4789,8 @@
           <w:szCs w:val="21"/>
           <w:lang w:val="es-MX"/>
         </w:rPr>
-        <w:t xml:space="preserve"> 4. Separar el </w:t>
-      </w:r>
-      <w:proofErr w:type="spellStart"/>
-      <w:r>
-        <w:rPr>
-          <w:rFonts w:ascii="Consolas" w:eastAsia="Consolas" w:hAnsi="Consolas" w:cs="Consolas"/>
-          <w:i/>
-          <w:iCs/>
-          <w:color w:val="697098"/>
-          <w:sz w:val="21"/>
-          <w:szCs w:val="21"/>
-          <w:lang w:val="es-MX"/>
-        </w:rPr>
-        <w:t>dataframe</w:t>
-      </w:r>
-      <w:proofErr w:type="spellEnd"/>
-      <w:r>
-        <w:rPr>
-          <w:rFonts w:ascii="Consolas" w:eastAsia="Consolas" w:hAnsi="Consolas" w:cs="Consolas"/>
-          <w:i/>
-          <w:iCs/>
-          <w:color w:val="697098"/>
-          <w:sz w:val="21"/>
-          <w:szCs w:val="21"/>
-          <w:lang w:val="es-MX"/>
-        </w:rPr>
-        <w:t xml:space="preserve"> original basado en esos </w:t>
-      </w:r>
-      <w:proofErr w:type="spellStart"/>
-      <w:r>
-        <w:rPr>
-          <w:rFonts w:ascii="Consolas" w:eastAsia="Consolas" w:hAnsi="Consolas" w:cs="Consolas"/>
-          <w:i/>
-          <w:iCs/>
-          <w:color w:val="697098"/>
-          <w:sz w:val="21"/>
-          <w:szCs w:val="21"/>
-          <w:lang w:val="es-MX"/>
-        </w:rPr>
-        <w:t>IDs</w:t>
-      </w:r>
-      <w:proofErr w:type="spellEnd"/>
+        <w:t xml:space="preserve"> 5. Guardar los dos nuevos CSVs</w:t>
+      </w:r>
     </w:p>
     <w:p>
       <w:pPr>
@@ -5114,7 +4798,6 @@
         <w:spacing w:after="0"/>
         <w:jc w:val="both"/>
       </w:pPr>
-      <w:proofErr w:type="spellStart"/>
       <w:r>
         <w:rPr>
           <w:rFonts w:ascii="Consolas" w:eastAsia="Consolas" w:hAnsi="Consolas" w:cs="Consolas"/>
@@ -5123,9 +4806,18 @@
           <w:szCs w:val="21"/>
           <w:lang w:val="es-MX"/>
         </w:rPr>
-        <w:t>df_atendidos</w:t>
-      </w:r>
-      <w:proofErr w:type="spellEnd"/>
+        <w:t>df_atendidos.</w:t>
+      </w:r>
+      <w:r>
+        <w:rPr>
+          <w:rFonts w:ascii="Consolas" w:eastAsia="Consolas" w:hAnsi="Consolas" w:cs="Consolas"/>
+          <w:color w:val="B2CCD6"/>
+          <w:sz w:val="21"/>
+          <w:szCs w:val="21"/>
+          <w:lang w:val="es-MX"/>
+        </w:rPr>
+        <w:t>to_csv</w:t>
+      </w:r>
       <w:r>
         <w:rPr>
           <w:rFonts w:ascii="Consolas" w:eastAsia="Consolas" w:hAnsi="Consolas" w:cs="Consolas"/>
@@ -5134,7 +4826,47 @@
           <w:szCs w:val="21"/>
           <w:lang w:val="es-MX"/>
         </w:rPr>
-        <w:t xml:space="preserve"> </w:t>
+        <w:t>(</w:t>
+      </w:r>
+      <w:r>
+        <w:rPr>
+          <w:rFonts w:ascii="Consolas" w:eastAsia="Consolas" w:hAnsi="Consolas" w:cs="Consolas"/>
+          <w:color w:val="D9F5DD"/>
+          <w:sz w:val="21"/>
+          <w:szCs w:val="21"/>
+          <w:lang w:val="es-MX"/>
+        </w:rPr>
+        <w:t>'</w:t>
+      </w:r>
+      <w:r>
+        <w:rPr>
+          <w:rFonts w:ascii="Consolas" w:eastAsia="Consolas" w:hAnsi="Consolas" w:cs="Consolas"/>
+          <w:color w:val="C3E88D"/>
+          <w:sz w:val="21"/>
+          <w:szCs w:val="21"/>
+          <w:lang w:val="es-MX"/>
+        </w:rPr>
+        <w:t>Casos_Con_Atencion.csv</w:t>
+      </w:r>
+      <w:r>
+        <w:rPr>
+          <w:rFonts w:ascii="Consolas" w:eastAsia="Consolas" w:hAnsi="Consolas" w:cs="Consolas"/>
+          <w:color w:val="D9F5DD"/>
+          <w:sz w:val="21"/>
+          <w:szCs w:val="21"/>
+          <w:lang w:val="es-MX"/>
+        </w:rPr>
+        <w:t>',</w:t>
+      </w:r>
+      <w:r>
+        <w:rPr>
+          <w:rFonts w:ascii="Consolas" w:eastAsia="Consolas" w:hAnsi="Consolas" w:cs="Consolas"/>
+          <w:color w:val="7986E7"/>
+          <w:sz w:val="21"/>
+          <w:szCs w:val="21"/>
+          <w:lang w:val="es-MX"/>
+        </w:rPr>
+        <w:t xml:space="preserve"> index</w:t>
       </w:r>
       <w:r>
         <w:rPr>
@@ -5149,144 +4881,22 @@
       <w:r>
         <w:rPr>
           <w:rFonts w:ascii="Consolas" w:eastAsia="Consolas" w:hAnsi="Consolas" w:cs="Consolas"/>
+          <w:color w:val="FF5874"/>
+          <w:sz w:val="21"/>
+          <w:szCs w:val="21"/>
+          <w:lang w:val="es-MX"/>
+        </w:rPr>
+        <w:t>False</w:t>
+      </w:r>
+      <w:r>
+        <w:rPr>
+          <w:rFonts w:ascii="Consolas" w:eastAsia="Consolas" w:hAnsi="Consolas" w:cs="Consolas"/>
           <w:color w:val="BFC7D5"/>
           <w:sz w:val="21"/>
           <w:szCs w:val="21"/>
           <w:lang w:val="es-MX"/>
         </w:rPr>
-        <w:t xml:space="preserve"> </w:t>
-      </w:r>
-      <w:proofErr w:type="spellStart"/>
-      <w:proofErr w:type="gramStart"/>
-      <w:r>
-        <w:rPr>
-          <w:rFonts w:ascii="Consolas" w:eastAsia="Consolas" w:hAnsi="Consolas" w:cs="Consolas"/>
-          <w:color w:val="BFC7D5"/>
-          <w:sz w:val="21"/>
-          <w:szCs w:val="21"/>
-          <w:lang w:val="es-MX"/>
-        </w:rPr>
-        <w:t>df</w:t>
-      </w:r>
-      <w:proofErr w:type="spellEnd"/>
-      <w:r>
-        <w:rPr>
-          <w:rFonts w:ascii="Consolas" w:eastAsia="Consolas" w:hAnsi="Consolas" w:cs="Consolas"/>
-          <w:color w:val="BFC7D5"/>
-          <w:sz w:val="21"/>
-          <w:szCs w:val="21"/>
-          <w:lang w:val="es-MX"/>
-        </w:rPr>
-        <w:t>[</w:t>
-      </w:r>
-      <w:proofErr w:type="spellStart"/>
-      <w:r>
-        <w:rPr>
-          <w:rFonts w:ascii="Consolas" w:eastAsia="Consolas" w:hAnsi="Consolas" w:cs="Consolas"/>
-          <w:color w:val="BFC7D5"/>
-          <w:sz w:val="21"/>
-          <w:szCs w:val="21"/>
-          <w:lang w:val="es-MX"/>
-        </w:rPr>
-        <w:t>df</w:t>
-      </w:r>
-      <w:proofErr w:type="spellEnd"/>
-      <w:r>
-        <w:rPr>
-          <w:rFonts w:ascii="Consolas" w:eastAsia="Consolas" w:hAnsi="Consolas" w:cs="Consolas"/>
-          <w:color w:val="BFC7D5"/>
-          <w:sz w:val="21"/>
-          <w:szCs w:val="21"/>
-          <w:lang w:val="es-MX"/>
-        </w:rPr>
-        <w:t>[</w:t>
-      </w:r>
-      <w:proofErr w:type="gramEnd"/>
-      <w:r>
-        <w:rPr>
-          <w:rFonts w:ascii="Consolas" w:eastAsia="Consolas" w:hAnsi="Consolas" w:cs="Consolas"/>
-          <w:color w:val="D9F5DD"/>
-          <w:sz w:val="21"/>
-          <w:szCs w:val="21"/>
-          <w:lang w:val="es-MX"/>
-        </w:rPr>
-        <w:t>'</w:t>
-      </w:r>
-      <w:r>
-        <w:rPr>
-          <w:rFonts w:ascii="Consolas" w:eastAsia="Consolas" w:hAnsi="Consolas" w:cs="Consolas"/>
-          <w:color w:val="C3E88D"/>
-          <w:sz w:val="21"/>
-          <w:szCs w:val="21"/>
-          <w:lang w:val="es-MX"/>
-        </w:rPr>
-        <w:t>Case ID</w:t>
-      </w:r>
-      <w:r>
-        <w:rPr>
-          <w:rFonts w:ascii="Consolas" w:eastAsia="Consolas" w:hAnsi="Consolas" w:cs="Consolas"/>
-          <w:color w:val="D9F5DD"/>
-          <w:sz w:val="21"/>
-          <w:szCs w:val="21"/>
-          <w:lang w:val="es-MX"/>
-        </w:rPr>
-        <w:t>'</w:t>
-      </w:r>
-      <w:proofErr w:type="gramStart"/>
-      <w:r>
-        <w:rPr>
-          <w:rFonts w:ascii="Consolas" w:eastAsia="Consolas" w:hAnsi="Consolas" w:cs="Consolas"/>
-          <w:color w:val="BFC7D5"/>
-          <w:sz w:val="21"/>
-          <w:szCs w:val="21"/>
-          <w:lang w:val="es-MX"/>
-        </w:rPr>
-        <w:t>].</w:t>
-      </w:r>
-      <w:proofErr w:type="spellStart"/>
-      <w:r>
-        <w:rPr>
-          <w:rFonts w:ascii="Consolas" w:eastAsia="Consolas" w:hAnsi="Consolas" w:cs="Consolas"/>
-          <w:color w:val="B2CCD6"/>
-          <w:sz w:val="21"/>
-          <w:szCs w:val="21"/>
-          <w:lang w:val="es-MX"/>
-        </w:rPr>
-        <w:t>isin</w:t>
-      </w:r>
-      <w:proofErr w:type="spellEnd"/>
-      <w:proofErr w:type="gramEnd"/>
-      <w:r>
-        <w:rPr>
-          <w:rFonts w:ascii="Consolas" w:eastAsia="Consolas" w:hAnsi="Consolas" w:cs="Consolas"/>
-          <w:color w:val="BFC7D5"/>
-          <w:sz w:val="21"/>
-          <w:szCs w:val="21"/>
-          <w:lang w:val="es-MX"/>
-        </w:rPr>
-        <w:t>(</w:t>
-      </w:r>
-      <w:proofErr w:type="spellStart"/>
-      <w:r>
-        <w:rPr>
-          <w:rFonts w:ascii="Consolas" w:eastAsia="Consolas" w:hAnsi="Consolas" w:cs="Consolas"/>
-          <w:color w:val="7986E7"/>
-          <w:sz w:val="21"/>
-          <w:szCs w:val="21"/>
-          <w:lang w:val="es-MX"/>
-        </w:rPr>
-        <w:t>ids_con_atencion</w:t>
-      </w:r>
-      <w:proofErr w:type="spellEnd"/>
-      <w:r>
-        <w:rPr>
-          <w:rFonts w:ascii="Consolas" w:eastAsia="Consolas" w:hAnsi="Consolas" w:cs="Consolas"/>
-          <w:color w:val="BFC7D5"/>
-          <w:sz w:val="21"/>
-          <w:szCs w:val="21"/>
-          <w:lang w:val="es-MX"/>
-        </w:rPr>
-        <w:t>)]</w:t>
+        <w:t>)</w:t>
       </w:r>
     </w:p>
     <w:p>
@@ -5295,7 +4905,6 @@
         <w:spacing w:after="0"/>
         <w:jc w:val="both"/>
       </w:pPr>
-      <w:proofErr w:type="spellStart"/>
       <w:r>
         <w:rPr>
           <w:rFonts w:ascii="Consolas" w:eastAsia="Consolas" w:hAnsi="Consolas" w:cs="Consolas"/>
@@ -5304,9 +4913,18 @@
           <w:szCs w:val="21"/>
           <w:lang w:val="es-MX"/>
         </w:rPr>
-        <w:t>df_no_atendidos</w:t>
-      </w:r>
-      <w:proofErr w:type="spellEnd"/>
+        <w:t>df_no_atendidos.</w:t>
+      </w:r>
+      <w:r>
+        <w:rPr>
+          <w:rFonts w:ascii="Consolas" w:eastAsia="Consolas" w:hAnsi="Consolas" w:cs="Consolas"/>
+          <w:color w:val="B2CCD6"/>
+          <w:sz w:val="21"/>
+          <w:szCs w:val="21"/>
+          <w:lang w:val="es-MX"/>
+        </w:rPr>
+        <w:t>to_csv</w:t>
+      </w:r>
       <w:r>
         <w:rPr>
           <w:rFonts w:ascii="Consolas" w:eastAsia="Consolas" w:hAnsi="Consolas" w:cs="Consolas"/>
@@ -5315,7 +4933,47 @@
           <w:szCs w:val="21"/>
           <w:lang w:val="es-MX"/>
         </w:rPr>
-        <w:t xml:space="preserve"> </w:t>
+        <w:t>(</w:t>
+      </w:r>
+      <w:r>
+        <w:rPr>
+          <w:rFonts w:ascii="Consolas" w:eastAsia="Consolas" w:hAnsi="Consolas" w:cs="Consolas"/>
+          <w:color w:val="D9F5DD"/>
+          <w:sz w:val="21"/>
+          <w:szCs w:val="21"/>
+          <w:lang w:val="es-MX"/>
+        </w:rPr>
+        <w:t>'</w:t>
+      </w:r>
+      <w:r>
+        <w:rPr>
+          <w:rFonts w:ascii="Consolas" w:eastAsia="Consolas" w:hAnsi="Consolas" w:cs="Consolas"/>
+          <w:color w:val="C3E88D"/>
+          <w:sz w:val="21"/>
+          <w:szCs w:val="21"/>
+          <w:lang w:val="es-MX"/>
+        </w:rPr>
+        <w:t>Casos_Sin_Atencion.csv</w:t>
+      </w:r>
+      <w:r>
+        <w:rPr>
+          <w:rFonts w:ascii="Consolas" w:eastAsia="Consolas" w:hAnsi="Consolas" w:cs="Consolas"/>
+          <w:color w:val="D9F5DD"/>
+          <w:sz w:val="21"/>
+          <w:szCs w:val="21"/>
+          <w:lang w:val="es-MX"/>
+        </w:rPr>
+        <w:t>',</w:t>
+      </w:r>
+      <w:r>
+        <w:rPr>
+          <w:rFonts w:ascii="Consolas" w:eastAsia="Consolas" w:hAnsi="Consolas" w:cs="Consolas"/>
+          <w:color w:val="7986E7"/>
+          <w:sz w:val="21"/>
+          <w:szCs w:val="21"/>
+          <w:lang w:val="es-MX"/>
+        </w:rPr>
+        <w:t xml:space="preserve"> index</w:t>
       </w:r>
       <w:r>
         <w:rPr>
@@ -5330,156 +4988,22 @@
       <w:r>
         <w:rPr>
           <w:rFonts w:ascii="Consolas" w:eastAsia="Consolas" w:hAnsi="Consolas" w:cs="Consolas"/>
+          <w:color w:val="FF5874"/>
+          <w:sz w:val="21"/>
+          <w:szCs w:val="21"/>
+          <w:lang w:val="es-MX"/>
+        </w:rPr>
+        <w:t>False</w:t>
+      </w:r>
+      <w:r>
+        <w:rPr>
+          <w:rFonts w:ascii="Consolas" w:eastAsia="Consolas" w:hAnsi="Consolas" w:cs="Consolas"/>
           <w:color w:val="BFC7D5"/>
           <w:sz w:val="21"/>
           <w:szCs w:val="21"/>
           <w:lang w:val="es-MX"/>
         </w:rPr>
-        <w:t xml:space="preserve"> </w:t>
-      </w:r>
-      <w:proofErr w:type="spellStart"/>
-      <w:proofErr w:type="gramStart"/>
-      <w:r>
-        <w:rPr>
-          <w:rFonts w:ascii="Consolas" w:eastAsia="Consolas" w:hAnsi="Consolas" w:cs="Consolas"/>
-          <w:color w:val="BFC7D5"/>
-          <w:sz w:val="21"/>
-          <w:szCs w:val="21"/>
-          <w:lang w:val="es-MX"/>
-        </w:rPr>
-        <w:t>df</w:t>
-      </w:r>
-      <w:proofErr w:type="spellEnd"/>
-      <w:r>
-        <w:rPr>
-          <w:rFonts w:ascii="Consolas" w:eastAsia="Consolas" w:hAnsi="Consolas" w:cs="Consolas"/>
-          <w:color w:val="BFC7D5"/>
-          <w:sz w:val="21"/>
-          <w:szCs w:val="21"/>
-          <w:lang w:val="es-MX"/>
-        </w:rPr>
-        <w:t>[</w:t>
-      </w:r>
-      <w:proofErr w:type="gramEnd"/>
-      <w:r>
-        <w:rPr>
-          <w:rFonts w:ascii="Consolas" w:eastAsia="Consolas" w:hAnsi="Consolas" w:cs="Consolas"/>
-          <w:color w:val="89DDFF"/>
-          <w:sz w:val="21"/>
-          <w:szCs w:val="21"/>
-          <w:lang w:val="es-MX"/>
-        </w:rPr>
-        <w:t>~</w:t>
-      </w:r>
-      <w:proofErr w:type="spellStart"/>
-      <w:proofErr w:type="gramStart"/>
-      <w:r>
-        <w:rPr>
-          <w:rFonts w:ascii="Consolas" w:eastAsia="Consolas" w:hAnsi="Consolas" w:cs="Consolas"/>
-          <w:color w:val="BFC7D5"/>
-          <w:sz w:val="21"/>
-          <w:szCs w:val="21"/>
-          <w:lang w:val="es-MX"/>
-        </w:rPr>
-        <w:t>df</w:t>
-      </w:r>
-      <w:proofErr w:type="spellEnd"/>
-      <w:r>
-        <w:rPr>
-          <w:rFonts w:ascii="Consolas" w:eastAsia="Consolas" w:hAnsi="Consolas" w:cs="Consolas"/>
-          <w:color w:val="BFC7D5"/>
-          <w:sz w:val="21"/>
-          <w:szCs w:val="21"/>
-          <w:lang w:val="es-MX"/>
-        </w:rPr>
-        <w:t>[</w:t>
-      </w:r>
-      <w:proofErr w:type="gramEnd"/>
-      <w:r>
-        <w:rPr>
-          <w:rFonts w:ascii="Consolas" w:eastAsia="Consolas" w:hAnsi="Consolas" w:cs="Consolas"/>
-          <w:color w:val="D9F5DD"/>
-          <w:sz w:val="21"/>
-          <w:szCs w:val="21"/>
-          <w:lang w:val="es-MX"/>
-        </w:rPr>
-        <w:t>'</w:t>
-      </w:r>
-      <w:r>
-        <w:rPr>
-          <w:rFonts w:ascii="Consolas" w:eastAsia="Consolas" w:hAnsi="Consolas" w:cs="Consolas"/>
-          <w:color w:val="C3E88D"/>
-          <w:sz w:val="21"/>
-          <w:szCs w:val="21"/>
-          <w:lang w:val="es-MX"/>
-        </w:rPr>
-        <w:t>Case ID</w:t>
-      </w:r>
-      <w:r>
-        <w:rPr>
-          <w:rFonts w:ascii="Consolas" w:eastAsia="Consolas" w:hAnsi="Consolas" w:cs="Consolas"/>
-          <w:color w:val="D9F5DD"/>
-          <w:sz w:val="21"/>
-          <w:szCs w:val="21"/>
-          <w:lang w:val="es-MX"/>
-        </w:rPr>
-        <w:t>'</w:t>
-      </w:r>
-      <w:proofErr w:type="gramStart"/>
-      <w:r>
-        <w:rPr>
-          <w:rFonts w:ascii="Consolas" w:eastAsia="Consolas" w:hAnsi="Consolas" w:cs="Consolas"/>
-          <w:color w:val="BFC7D5"/>
-          <w:sz w:val="21"/>
-          <w:szCs w:val="21"/>
-          <w:lang w:val="es-MX"/>
-        </w:rPr>
-        <w:t>].</w:t>
-      </w:r>
-      <w:proofErr w:type="spellStart"/>
-      <w:r>
-        <w:rPr>
-          <w:rFonts w:ascii="Consolas" w:eastAsia="Consolas" w:hAnsi="Consolas" w:cs="Consolas"/>
-          <w:color w:val="B2CCD6"/>
-          <w:sz w:val="21"/>
-          <w:szCs w:val="21"/>
-          <w:lang w:val="es-MX"/>
-        </w:rPr>
-        <w:t>isin</w:t>
-      </w:r>
-      <w:proofErr w:type="spellEnd"/>
-      <w:proofErr w:type="gramEnd"/>
-      <w:r>
-        <w:rPr>
-          <w:rFonts w:ascii="Consolas" w:eastAsia="Consolas" w:hAnsi="Consolas" w:cs="Consolas"/>
-          <w:color w:val="BFC7D5"/>
-          <w:sz w:val="21"/>
-          <w:szCs w:val="21"/>
-          <w:lang w:val="es-MX"/>
-        </w:rPr>
-        <w:t>(</w:t>
-      </w:r>
-      <w:proofErr w:type="spellStart"/>
-      <w:r>
-        <w:rPr>
-          <w:rFonts w:ascii="Consolas" w:eastAsia="Consolas" w:hAnsi="Consolas" w:cs="Consolas"/>
-          <w:color w:val="7986E7"/>
-          <w:sz w:val="21"/>
-          <w:szCs w:val="21"/>
-          <w:lang w:val="es-MX"/>
-        </w:rPr>
-        <w:t>ids_con_atencion</w:t>
-      </w:r>
-      <w:proofErr w:type="spellEnd"/>
-      <w:r>
-        <w:rPr>
-          <w:rFonts w:ascii="Consolas" w:eastAsia="Consolas" w:hAnsi="Consolas" w:cs="Consolas"/>
-          <w:color w:val="BFC7D5"/>
-          <w:sz w:val="21"/>
-          <w:szCs w:val="21"/>
-          <w:lang w:val="es-MX"/>
-        </w:rPr>
-        <w:t>)]</w:t>
+        <w:t>)</w:t>
       </w:r>
     </w:p>
     <w:p>
@@ -5491,369 +5015,22 @@
       <w:r>
         <w:rPr>
           <w:rFonts w:ascii="Consolas" w:eastAsia="Consolas" w:hAnsi="Consolas" w:cs="Consolas"/>
+          <w:color w:val="89DDFF"/>
+          <w:sz w:val="21"/>
+          <w:szCs w:val="21"/>
+          <w:lang w:val="es-MX"/>
+        </w:rPr>
+        <w:t>input</w:t>
+      </w:r>
+      <w:r>
+        <w:rPr>
+          <w:rFonts w:ascii="Consolas" w:eastAsia="Consolas" w:hAnsi="Consolas" w:cs="Consolas"/>
           <w:color w:val="BFC7D5"/>
           <w:sz w:val="21"/>
           <w:szCs w:val="21"/>
           <w:lang w:val="es-MX"/>
         </w:rPr>
-        <w:t xml:space="preserve"> </w:t>
-      </w:r>
-    </w:p>
-    <w:p>
-      <w:pPr>
-        <w:shd w:val="clear" w:color="auto" w:fill="292D3E"/>
-        <w:spacing w:after="0"/>
-        <w:jc w:val="both"/>
-        <w:rPr>
-          <w:rFonts w:ascii="Consolas" w:eastAsia="Consolas" w:hAnsi="Consolas" w:cs="Consolas"/>
-          <w:i/>
-          <w:iCs/>
-          <w:color w:val="697098"/>
-          <w:sz w:val="21"/>
-          <w:szCs w:val="21"/>
-          <w:lang w:val="es-MX"/>
-        </w:rPr>
-      </w:pPr>
-      <w:r>
-        <w:rPr>
-          <w:rFonts w:ascii="Consolas" w:eastAsia="Consolas" w:hAnsi="Consolas" w:cs="Consolas"/>
-          <w:color w:val="697098"/>
-          <w:sz w:val="21"/>
-          <w:szCs w:val="21"/>
-          <w:lang w:val="es-MX"/>
-        </w:rPr>
-        <w:t>#</w:t>
-      </w:r>
-      <w:r>
-        <w:rPr>
-          <w:rFonts w:ascii="Consolas" w:eastAsia="Consolas" w:hAnsi="Consolas" w:cs="Consolas"/>
-          <w:i/>
-          <w:iCs/>
-          <w:color w:val="697098"/>
-          <w:sz w:val="21"/>
-          <w:szCs w:val="21"/>
-          <w:lang w:val="es-MX"/>
-        </w:rPr>
-        <w:t xml:space="preserve"> 5. Guardar los dos nuevos </w:t>
-      </w:r>
-      <w:proofErr w:type="spellStart"/>
-      <w:r>
-        <w:rPr>
-          <w:rFonts w:ascii="Consolas" w:eastAsia="Consolas" w:hAnsi="Consolas" w:cs="Consolas"/>
-          <w:i/>
-          <w:iCs/>
-          <w:color w:val="697098"/>
-          <w:sz w:val="21"/>
-          <w:szCs w:val="21"/>
-          <w:lang w:val="es-MX"/>
-        </w:rPr>
-        <w:t>CSVs</w:t>
-      </w:r>
-      <w:proofErr w:type="spellEnd"/>
-    </w:p>
-    <w:p>
-      <w:pPr>
-        <w:shd w:val="clear" w:color="auto" w:fill="292D3E"/>
-        <w:spacing w:after="0"/>
-        <w:jc w:val="both"/>
-      </w:pPr>
-      <w:proofErr w:type="spellStart"/>
-      <w:r>
-        <w:rPr>
-          <w:rFonts w:ascii="Consolas" w:eastAsia="Consolas" w:hAnsi="Consolas" w:cs="Consolas"/>
-          <w:color w:val="BFC7D5"/>
-          <w:sz w:val="21"/>
-          <w:szCs w:val="21"/>
-          <w:lang w:val="es-MX"/>
-        </w:rPr>
-        <w:t>df_atendidos.</w:t>
-      </w:r>
-      <w:r>
-        <w:rPr>
-          <w:rFonts w:ascii="Consolas" w:eastAsia="Consolas" w:hAnsi="Consolas" w:cs="Consolas"/>
-          <w:color w:val="B2CCD6"/>
-          <w:sz w:val="21"/>
-          <w:szCs w:val="21"/>
-          <w:lang w:val="es-MX"/>
-        </w:rPr>
-        <w:t>to_</w:t>
-      </w:r>
-      <w:proofErr w:type="gramStart"/>
-      <w:r>
-        <w:rPr>
-          <w:rFonts w:ascii="Consolas" w:eastAsia="Consolas" w:hAnsi="Consolas" w:cs="Consolas"/>
-          <w:color w:val="B2CCD6"/>
-          <w:sz w:val="21"/>
-          <w:szCs w:val="21"/>
-          <w:lang w:val="es-MX"/>
-        </w:rPr>
-        <w:t>csv</w:t>
-      </w:r>
-      <w:proofErr w:type="spellEnd"/>
-      <w:r>
-        <w:rPr>
-          <w:rFonts w:ascii="Consolas" w:eastAsia="Consolas" w:hAnsi="Consolas" w:cs="Consolas"/>
-          <w:color w:val="BFC7D5"/>
-          <w:sz w:val="21"/>
-          <w:szCs w:val="21"/>
-          <w:lang w:val="es-MX"/>
-        </w:rPr>
-        <w:t>(</w:t>
-      </w:r>
-      <w:proofErr w:type="gramEnd"/>
-      <w:r>
-        <w:rPr>
-          <w:rFonts w:ascii="Consolas" w:eastAsia="Consolas" w:hAnsi="Consolas" w:cs="Consolas"/>
-          <w:color w:val="D9F5DD"/>
-          <w:sz w:val="21"/>
-          <w:szCs w:val="21"/>
-          <w:lang w:val="es-MX"/>
-        </w:rPr>
-        <w:t>'</w:t>
-      </w:r>
-      <w:r>
-        <w:rPr>
-          <w:rFonts w:ascii="Consolas" w:eastAsia="Consolas" w:hAnsi="Consolas" w:cs="Consolas"/>
-          <w:color w:val="C3E88D"/>
-          <w:sz w:val="21"/>
-          <w:szCs w:val="21"/>
-          <w:lang w:val="es-MX"/>
-        </w:rPr>
-        <w:t>Casos_Con_Atencion.csv</w:t>
-      </w:r>
-      <w:r>
-        <w:rPr>
-          <w:rFonts w:ascii="Consolas" w:eastAsia="Consolas" w:hAnsi="Consolas" w:cs="Consolas"/>
-          <w:color w:val="D9F5DD"/>
-          <w:sz w:val="21"/>
-          <w:szCs w:val="21"/>
-          <w:lang w:val="es-MX"/>
-        </w:rPr>
-        <w:t>',</w:t>
-      </w:r>
-      <w:r>
-        <w:rPr>
-          <w:rFonts w:ascii="Consolas" w:eastAsia="Consolas" w:hAnsi="Consolas" w:cs="Consolas"/>
-          <w:color w:val="7986E7"/>
-          <w:sz w:val="21"/>
-          <w:szCs w:val="21"/>
-          <w:lang w:val="es-MX"/>
-        </w:rPr>
-        <w:t xml:space="preserve"> </w:t>
-      </w:r>
-      <w:proofErr w:type="spellStart"/>
-      <w:r>
-        <w:rPr>
-          <w:rFonts w:ascii="Consolas" w:eastAsia="Consolas" w:hAnsi="Consolas" w:cs="Consolas"/>
-          <w:color w:val="7986E7"/>
-          <w:sz w:val="21"/>
-          <w:szCs w:val="21"/>
-          <w:lang w:val="es-MX"/>
-        </w:rPr>
-        <w:t>index</w:t>
-      </w:r>
-      <w:proofErr w:type="spellEnd"/>
-      <w:r>
-        <w:rPr>
-          <w:rFonts w:ascii="Consolas" w:eastAsia="Consolas" w:hAnsi="Consolas" w:cs="Consolas"/>
-          <w:color w:val="C792EA"/>
-          <w:sz w:val="21"/>
-          <w:szCs w:val="21"/>
-          <w:lang w:val="es-MX"/>
-        </w:rPr>
-        <w:t>=</w:t>
-      </w:r>
-      <w:r>
-        <w:rPr>
-          <w:rFonts w:ascii="Consolas" w:eastAsia="Consolas" w:hAnsi="Consolas" w:cs="Consolas"/>
-          <w:color w:val="FF5874"/>
-          <w:sz w:val="21"/>
-          <w:szCs w:val="21"/>
-          <w:lang w:val="es-MX"/>
-        </w:rPr>
-        <w:t>False</w:t>
-      </w:r>
-      <w:r>
-        <w:rPr>
-          <w:rFonts w:ascii="Consolas" w:eastAsia="Consolas" w:hAnsi="Consolas" w:cs="Consolas"/>
-          <w:color w:val="BFC7D5"/>
-          <w:sz w:val="21"/>
-          <w:szCs w:val="21"/>
-          <w:lang w:val="es-MX"/>
-        </w:rPr>
-        <w:t>)</w:t>
-      </w:r>
-    </w:p>
-    <w:p>
-      <w:pPr>
-        <w:shd w:val="clear" w:color="auto" w:fill="292D3E"/>
-        <w:spacing w:after="0"/>
-        <w:jc w:val="both"/>
-      </w:pPr>
-      <w:proofErr w:type="spellStart"/>
-      <w:r>
-        <w:rPr>
-          <w:rFonts w:ascii="Consolas" w:eastAsia="Consolas" w:hAnsi="Consolas" w:cs="Consolas"/>
-          <w:color w:val="BFC7D5"/>
-          <w:sz w:val="21"/>
-          <w:szCs w:val="21"/>
-          <w:lang w:val="es-MX"/>
-        </w:rPr>
-        <w:t>df_no_atendidos.</w:t>
-      </w:r>
-      <w:r>
-        <w:rPr>
-          <w:rFonts w:ascii="Consolas" w:eastAsia="Consolas" w:hAnsi="Consolas" w:cs="Consolas"/>
-          <w:color w:val="B2CCD6"/>
-          <w:sz w:val="21"/>
-          <w:szCs w:val="21"/>
-          <w:lang w:val="es-MX"/>
-        </w:rPr>
-        <w:t>to_</w:t>
-      </w:r>
-      <w:proofErr w:type="gramStart"/>
-      <w:r>
-        <w:rPr>
-          <w:rFonts w:ascii="Consolas" w:eastAsia="Consolas" w:hAnsi="Consolas" w:cs="Consolas"/>
-          <w:color w:val="B2CCD6"/>
-          <w:sz w:val="21"/>
-          <w:szCs w:val="21"/>
-          <w:lang w:val="es-MX"/>
-        </w:rPr>
-        <w:t>csv</w:t>
-      </w:r>
-      <w:proofErr w:type="spellEnd"/>
-      <w:r>
-        <w:rPr>
-          <w:rFonts w:ascii="Consolas" w:eastAsia="Consolas" w:hAnsi="Consolas" w:cs="Consolas"/>
-          <w:color w:val="BFC7D5"/>
-          <w:sz w:val="21"/>
-          <w:szCs w:val="21"/>
-          <w:lang w:val="es-MX"/>
-        </w:rPr>
-        <w:t>(</w:t>
-      </w:r>
-      <w:proofErr w:type="gramEnd"/>
-      <w:r>
-        <w:rPr>
-          <w:rFonts w:ascii="Consolas" w:eastAsia="Consolas" w:hAnsi="Consolas" w:cs="Consolas"/>
-          <w:color w:val="D9F5DD"/>
-          <w:sz w:val="21"/>
-          <w:szCs w:val="21"/>
-          <w:lang w:val="es-MX"/>
-        </w:rPr>
-        <w:t>'</w:t>
-      </w:r>
-      <w:r>
-        <w:rPr>
-          <w:rFonts w:ascii="Consolas" w:eastAsia="Consolas" w:hAnsi="Consolas" w:cs="Consolas"/>
-          <w:color w:val="C3E88D"/>
-          <w:sz w:val="21"/>
-          <w:szCs w:val="21"/>
-          <w:lang w:val="es-MX"/>
-        </w:rPr>
-        <w:t>Casos_Sin_Atencion.csv</w:t>
-      </w:r>
-      <w:r>
-        <w:rPr>
-          <w:rFonts w:ascii="Consolas" w:eastAsia="Consolas" w:hAnsi="Consolas" w:cs="Consolas"/>
-          <w:color w:val="D9F5DD"/>
-          <w:sz w:val="21"/>
-          <w:szCs w:val="21"/>
-          <w:lang w:val="es-MX"/>
-        </w:rPr>
-        <w:t>',</w:t>
-      </w:r>
-      <w:r>
-        <w:rPr>
-          <w:rFonts w:ascii="Consolas" w:eastAsia="Consolas" w:hAnsi="Consolas" w:cs="Consolas"/>
-          <w:color w:val="7986E7"/>
-          <w:sz w:val="21"/>
-          <w:szCs w:val="21"/>
-          <w:lang w:val="es-MX"/>
-        </w:rPr>
-        <w:t xml:space="preserve"> </w:t>
-      </w:r>
-      <w:proofErr w:type="spellStart"/>
-      <w:r>
-        <w:rPr>
-          <w:rFonts w:ascii="Consolas" w:eastAsia="Consolas" w:hAnsi="Consolas" w:cs="Consolas"/>
-          <w:color w:val="7986E7"/>
-          <w:sz w:val="21"/>
-          <w:szCs w:val="21"/>
-          <w:lang w:val="es-MX"/>
-        </w:rPr>
-        <w:t>index</w:t>
-      </w:r>
-      <w:proofErr w:type="spellEnd"/>
-      <w:r>
-        <w:rPr>
-          <w:rFonts w:ascii="Consolas" w:eastAsia="Consolas" w:hAnsi="Consolas" w:cs="Consolas"/>
-          <w:color w:val="C792EA"/>
-          <w:sz w:val="21"/>
-          <w:szCs w:val="21"/>
-          <w:lang w:val="es-MX"/>
-        </w:rPr>
-        <w:t>=</w:t>
-      </w:r>
-      <w:r>
-        <w:rPr>
-          <w:rFonts w:ascii="Consolas" w:eastAsia="Consolas" w:hAnsi="Consolas" w:cs="Consolas"/>
-          <w:color w:val="FF5874"/>
-          <w:sz w:val="21"/>
-          <w:szCs w:val="21"/>
-          <w:lang w:val="es-MX"/>
-        </w:rPr>
-        <w:t>False</w:t>
-      </w:r>
-      <w:r>
-        <w:rPr>
-          <w:rFonts w:ascii="Consolas" w:eastAsia="Consolas" w:hAnsi="Consolas" w:cs="Consolas"/>
-          <w:color w:val="BFC7D5"/>
-          <w:sz w:val="21"/>
-          <w:szCs w:val="21"/>
-          <w:lang w:val="es-MX"/>
-        </w:rPr>
-        <w:t>)</w:t>
-      </w:r>
-    </w:p>
-    <w:p>
-      <w:pPr>
-        <w:shd w:val="clear" w:color="auto" w:fill="292D3E"/>
-        <w:spacing w:after="0"/>
-        <w:jc w:val="both"/>
-      </w:pPr>
-      <w:proofErr w:type="gramStart"/>
-      <w:r>
-        <w:rPr>
-          <w:rFonts w:ascii="Consolas" w:eastAsia="Consolas" w:hAnsi="Consolas" w:cs="Consolas"/>
-          <w:color w:val="89DDFF"/>
-          <w:sz w:val="21"/>
-          <w:szCs w:val="21"/>
-          <w:lang w:val="es-MX"/>
-        </w:rPr>
-        <w:t>input</w:t>
-      </w:r>
-      <w:r>
-        <w:rPr>
-          <w:rFonts w:ascii="Consolas" w:eastAsia="Consolas" w:hAnsi="Consolas" w:cs="Consolas"/>
-          <w:color w:val="BFC7D5"/>
-          <w:sz w:val="21"/>
-          <w:szCs w:val="21"/>
-          <w:lang w:val="es-MX"/>
-        </w:rPr>
-        <w:t>(</w:t>
-      </w:r>
-      <w:proofErr w:type="gramEnd"/>
-      <w:r>
-        <w:rPr>
-          <w:rFonts w:ascii="Consolas" w:eastAsia="Consolas" w:hAnsi="Consolas" w:cs="Consolas"/>
-          <w:color w:val="BFC7D5"/>
-          <w:sz w:val="21"/>
-          <w:szCs w:val="21"/>
-          <w:lang w:val="es-MX"/>
-        </w:rPr>
-        <w:t>)</w:t>
+        <w:t>()</w:t>
       </w:r>
     </w:p>
     <w:p>
@@ -5975,27 +5152,7 @@
           <w:szCs w:val="22"/>
           <w:lang w:val="es-MX"/>
         </w:rPr>
-        <w:t xml:space="preserve"> Los casos sin atención son casos en donde entraron llamadas o </w:t>
-      </w:r>
-      <w:proofErr w:type="gramStart"/>
-      <w:r>
-        <w:rPr>
-          <w:rFonts w:ascii="Calibri" w:eastAsia="Calibri" w:hAnsi="Calibri" w:cs="Calibri"/>
-          <w:sz w:val="22"/>
-          <w:szCs w:val="22"/>
-          <w:lang w:val="es-MX"/>
-        </w:rPr>
-        <w:t>correos</w:t>
-      </w:r>
-      <w:proofErr w:type="gramEnd"/>
-      <w:r>
-        <w:rPr>
-          <w:rFonts w:ascii="Calibri" w:eastAsia="Calibri" w:hAnsi="Calibri" w:cs="Calibri"/>
-          <w:sz w:val="22"/>
-          <w:szCs w:val="22"/>
-          <w:lang w:val="es-MX"/>
-        </w:rPr>
-        <w:t xml:space="preserve"> pero nunca se atendieron, por lo que esperaría ver en </w:t>
+        <w:t xml:space="preserve"> Los casos sin atención son casos en donde entraron llamadas o correos pero nunca se atendieron, por lo que esperaría ver en </w:t>
       </w:r>
       <w:r>
         <w:rPr>
@@ -6015,87 +5172,7 @@
           <w:szCs w:val="22"/>
           <w:lang w:val="es-MX"/>
         </w:rPr>
-        <w:t xml:space="preserve"> casos que sólo tengan “</w:t>
-      </w:r>
-      <w:proofErr w:type="spellStart"/>
-      <w:r>
-        <w:rPr>
-          <w:rFonts w:ascii="Calibri" w:eastAsia="Calibri" w:hAnsi="Calibri" w:cs="Calibri"/>
-          <w:sz w:val="22"/>
-          <w:szCs w:val="22"/>
-          <w:lang w:val="es-MX"/>
-        </w:rPr>
-        <w:t>Inbound</w:t>
-      </w:r>
-      <w:proofErr w:type="spellEnd"/>
-      <w:r>
-        <w:rPr>
-          <w:rFonts w:ascii="Calibri" w:eastAsia="Calibri" w:hAnsi="Calibri" w:cs="Calibri"/>
-          <w:sz w:val="22"/>
-          <w:szCs w:val="22"/>
-          <w:lang w:val="es-MX"/>
-        </w:rPr>
-        <w:t xml:space="preserve"> Call” e “</w:t>
-      </w:r>
-      <w:proofErr w:type="spellStart"/>
-      <w:r>
-        <w:rPr>
-          <w:rFonts w:ascii="Calibri" w:eastAsia="Calibri" w:hAnsi="Calibri" w:cs="Calibri"/>
-          <w:sz w:val="22"/>
-          <w:szCs w:val="22"/>
-          <w:lang w:val="es-MX"/>
-        </w:rPr>
-        <w:t>Inbound</w:t>
-      </w:r>
-      <w:proofErr w:type="spellEnd"/>
-      <w:r>
-        <w:rPr>
-          <w:rFonts w:ascii="Calibri" w:eastAsia="Calibri" w:hAnsi="Calibri" w:cs="Calibri"/>
-          <w:sz w:val="22"/>
-          <w:szCs w:val="22"/>
-          <w:lang w:val="es-MX"/>
-        </w:rPr>
-        <w:t xml:space="preserve"> Email” y nada más, sin </w:t>
-      </w:r>
-      <w:proofErr w:type="gramStart"/>
-      <w:r>
-        <w:rPr>
-          <w:rFonts w:ascii="Calibri" w:eastAsia="Calibri" w:hAnsi="Calibri" w:cs="Calibri"/>
-          <w:sz w:val="22"/>
-          <w:szCs w:val="22"/>
-          <w:lang w:val="es-MX"/>
-        </w:rPr>
-        <w:t>embargo</w:t>
-      </w:r>
-      <w:proofErr w:type="gramEnd"/>
-      <w:r>
-        <w:rPr>
-          <w:rFonts w:ascii="Calibri" w:eastAsia="Calibri" w:hAnsi="Calibri" w:cs="Calibri"/>
-          <w:sz w:val="22"/>
-          <w:szCs w:val="22"/>
-          <w:lang w:val="es-MX"/>
-        </w:rPr>
-        <w:t xml:space="preserve"> no hay casos de “</w:t>
-      </w:r>
-      <w:proofErr w:type="spellStart"/>
-      <w:r>
-        <w:rPr>
-          <w:rFonts w:ascii="Calibri" w:eastAsia="Calibri" w:hAnsi="Calibri" w:cs="Calibri"/>
-          <w:sz w:val="22"/>
-          <w:szCs w:val="22"/>
-          <w:lang w:val="es-MX"/>
-        </w:rPr>
-        <w:t>Inbound</w:t>
-      </w:r>
-      <w:proofErr w:type="spellEnd"/>
-      <w:r>
-        <w:rPr>
-          <w:rFonts w:ascii="Calibri" w:eastAsia="Calibri" w:hAnsi="Calibri" w:cs="Calibri"/>
-          <w:sz w:val="22"/>
-          <w:szCs w:val="22"/>
-          <w:lang w:val="es-MX"/>
-        </w:rPr>
-        <w:t xml:space="preserve"> Email”. </w:t>
+        <w:t xml:space="preserve"> casos que sólo tengan “Inbound Call” e “Inbound Email” y nada más, sin embargo no hay casos de “Inbound Email”. </w:t>
       </w:r>
     </w:p>
     <w:p>
@@ -6110,27 +5187,7 @@
           <w:szCs w:val="22"/>
           <w:lang w:val="es-MX"/>
         </w:rPr>
-        <w:t>Esto se debe a que no hay correos sin atender. Todos los “</w:t>
-      </w:r>
-      <w:proofErr w:type="spellStart"/>
-      <w:r>
-        <w:rPr>
-          <w:rFonts w:ascii="Calibri" w:eastAsia="Calibri" w:hAnsi="Calibri" w:cs="Calibri"/>
-          <w:sz w:val="22"/>
-          <w:szCs w:val="22"/>
-          <w:lang w:val="es-MX"/>
-        </w:rPr>
-        <w:t>Inbound</w:t>
-      </w:r>
-      <w:proofErr w:type="spellEnd"/>
-      <w:r>
-        <w:rPr>
-          <w:rFonts w:ascii="Calibri" w:eastAsia="Calibri" w:hAnsi="Calibri" w:cs="Calibri"/>
-          <w:sz w:val="22"/>
-          <w:szCs w:val="22"/>
-          <w:lang w:val="es-MX"/>
-        </w:rPr>
-        <w:t xml:space="preserve"> Email” en algún momento muestran señales de atención.</w:t>
+        <w:t>Esto se debe a que no hay correos sin atender. Todos los “Inbound Email” en algún momento muestran señales de atención.</w:t>
       </w:r>
     </w:p>
     <w:tbl>
@@ -6199,7 +5256,6 @@
               <w:spacing w:after="160" w:line="257" w:lineRule="auto"/>
               <w:jc w:val="both"/>
             </w:pPr>
-            <w:proofErr w:type="gramStart"/>
             <w:r>
               <w:rPr>
                 <w:rFonts w:ascii="Calibri" w:eastAsia="Calibri" w:hAnsi="Calibri" w:cs="Calibri"/>
@@ -6209,19 +5265,7 @@
                 <w:szCs w:val="22"/>
                 <w:lang w:val="es-MX"/>
               </w:rPr>
-              <w:t>Total</w:t>
-            </w:r>
-            <w:proofErr w:type="gramEnd"/>
-            <w:r>
-              <w:rPr>
-                <w:rFonts w:ascii="Calibri" w:eastAsia="Calibri" w:hAnsi="Calibri" w:cs="Calibri"/>
-                <w:b/>
-                <w:bCs/>
-                <w:sz w:val="22"/>
-                <w:szCs w:val="22"/>
-                <w:lang w:val="es-MX"/>
-              </w:rPr>
-              <w:t xml:space="preserve"> de veces que aparece</w:t>
+              <w:t>Total de veces que aparece</w:t>
             </w:r>
           </w:p>
         </w:tc>
@@ -6289,7 +5333,6 @@
                 <w:lang w:val="es-MX"/>
               </w:rPr>
             </w:pPr>
-            <w:proofErr w:type="spellStart"/>
             <w:r>
               <w:rPr>
                 <w:rFonts w:ascii="Calibri" w:eastAsia="Calibri" w:hAnsi="Calibri" w:cs="Calibri"/>
@@ -6299,19 +5342,7 @@
                 <w:szCs w:val="22"/>
                 <w:lang w:val="es-MX"/>
               </w:rPr>
-              <w:t>Inbound</w:t>
-            </w:r>
-            <w:proofErr w:type="spellEnd"/>
-            <w:r>
-              <w:rPr>
-                <w:rFonts w:ascii="Calibri" w:eastAsia="Calibri" w:hAnsi="Calibri" w:cs="Calibri"/>
-                <w:b/>
-                <w:bCs/>
-                <w:sz w:val="22"/>
-                <w:szCs w:val="22"/>
-                <w:lang w:val="es-MX"/>
-              </w:rPr>
-              <w:t xml:space="preserve"> Call</w:t>
+              <w:t>Inbound Call</w:t>
             </w:r>
           </w:p>
         </w:tc>
@@ -6401,7 +5432,6 @@
               <w:spacing w:after="160" w:line="257" w:lineRule="auto"/>
               <w:jc w:val="both"/>
             </w:pPr>
-            <w:proofErr w:type="spellStart"/>
             <w:r>
               <w:rPr>
                 <w:rFonts w:ascii="Calibri" w:eastAsia="Calibri" w:hAnsi="Calibri" w:cs="Calibri"/>
@@ -6411,19 +5441,7 @@
                 <w:szCs w:val="22"/>
                 <w:lang w:val="es-MX"/>
               </w:rPr>
-              <w:t>Inbound</w:t>
-            </w:r>
-            <w:proofErr w:type="spellEnd"/>
-            <w:r>
-              <w:rPr>
-                <w:rFonts w:ascii="Calibri" w:eastAsia="Calibri" w:hAnsi="Calibri" w:cs="Calibri"/>
-                <w:b/>
-                <w:bCs/>
-                <w:sz w:val="22"/>
-                <w:szCs w:val="22"/>
-                <w:lang w:val="es-MX"/>
-              </w:rPr>
-              <w:t xml:space="preserve"> Email</w:t>
+              <w:t>Inbound Email</w:t>
             </w:r>
           </w:p>
         </w:tc>
@@ -6509,17 +5527,16 @@
     <w:p>
       <w:pPr>
         <w:pStyle w:val="Ttulo1"/>
-        <w:spacing w:line="257" w:lineRule="auto"/>
-        <w:jc w:val="both"/>
-      </w:pPr>
-      <w:bookmarkStart w:id="8" w:name="_Toc225049661"/>
-      <w:r>
-        <w:rPr>
-          <w:rFonts w:ascii="Calibri Light" w:eastAsia="Calibri Light" w:hAnsi="Calibri Light" w:cs="Calibri Light"/>
-          <w:color w:val="2F5496"/>
-          <w:lang w:val="es-MX"/>
-        </w:rPr>
-        <w:t>Calculo y resultados</w:t>
+      </w:pPr>
+      <w:bookmarkStart w:id="8" w:name="_Toc225078937"/>
+      <w:r>
+        <w:t>C</w:t>
+      </w:r>
+      <w:r>
+        <w:t>á</w:t>
+      </w:r>
+      <w:r>
+        <w:t>lculo y resultados</w:t>
       </w:r>
       <w:bookmarkEnd w:id="8"/>
     </w:p>
@@ -6911,27 +5928,7 @@
           <w:szCs w:val="22"/>
           <w:lang w:val="es-MX"/>
         </w:rPr>
-        <w:t>Analicé cuántas veces contactó el cliente (</w:t>
-      </w:r>
-      <w:proofErr w:type="spellStart"/>
-      <w:r>
-        <w:rPr>
-          <w:rFonts w:ascii="Calibri" w:eastAsia="Calibri" w:hAnsi="Calibri" w:cs="Calibri"/>
-          <w:sz w:val="22"/>
-          <w:szCs w:val="22"/>
-          <w:lang w:val="es-MX"/>
-        </w:rPr>
-        <w:t>Inbound</w:t>
-      </w:r>
-      <w:proofErr w:type="spellEnd"/>
-      <w:r>
-        <w:rPr>
-          <w:rFonts w:ascii="Calibri" w:eastAsia="Calibri" w:hAnsi="Calibri" w:cs="Calibri"/>
-          <w:sz w:val="22"/>
-          <w:szCs w:val="22"/>
-          <w:lang w:val="es-MX"/>
-        </w:rPr>
-        <w:t>) antes de que el caso se cerrara o se atendiera:</w:t>
+        <w:t>Analicé cuántas veces contactó el cliente (Inbound) antes de que el caso se cerrara o se atendiera:</w:t>
       </w:r>
     </w:p>
     <w:p>
@@ -7308,7 +6305,6 @@
         </w:rPr>
         <w:t>. Aquí es donde vemos las "Variantes" interesantes en Disco (</w:t>
       </w:r>
-      <w:proofErr w:type="spellStart"/>
       <w:r>
         <w:rPr>
           <w:rFonts w:ascii="Calibri" w:eastAsia="Calibri" w:hAnsi="Calibri" w:cs="Calibri"/>
@@ -7318,72 +6314,16 @@
           <w:szCs w:val="22"/>
           <w:lang w:val="es-MX"/>
         </w:rPr>
-        <w:t>Inbound</w:t>
-      </w:r>
-      <w:proofErr w:type="spellEnd"/>
-      <w:r>
-        <w:rPr>
-          <w:rFonts w:ascii="Calibri" w:eastAsia="Calibri" w:hAnsi="Calibri" w:cs="Calibri"/>
-          <w:i/>
-          <w:iCs/>
-          <w:sz w:val="22"/>
-          <w:szCs w:val="22"/>
-          <w:lang w:val="es-MX"/>
-        </w:rPr>
-        <w:t xml:space="preserve"> -&gt; Handle -&gt; </w:t>
-      </w:r>
-      <w:proofErr w:type="spellStart"/>
-      <w:r>
-        <w:rPr>
-          <w:rFonts w:ascii="Calibri" w:eastAsia="Calibri" w:hAnsi="Calibri" w:cs="Calibri"/>
-          <w:i/>
-          <w:iCs/>
-          <w:sz w:val="22"/>
-          <w:szCs w:val="22"/>
-          <w:lang w:val="es-MX"/>
-        </w:rPr>
-        <w:t>Outbound</w:t>
-      </w:r>
-      <w:proofErr w:type="spellEnd"/>
-      <w:r>
-        <w:rPr>
-          <w:rFonts w:ascii="Calibri" w:eastAsia="Calibri" w:hAnsi="Calibri" w:cs="Calibri"/>
-          <w:i/>
-          <w:iCs/>
-          <w:sz w:val="22"/>
-          <w:szCs w:val="22"/>
-          <w:lang w:val="es-MX"/>
-        </w:rPr>
-        <w:t xml:space="preserve"> -&gt; Handle</w:t>
-      </w:r>
-      <w:r>
-        <w:rPr>
-          <w:rFonts w:ascii="Calibri" w:eastAsia="Calibri" w:hAnsi="Calibri" w:cs="Calibri"/>
-          <w:sz w:val="22"/>
-          <w:szCs w:val="22"/>
-          <w:lang w:val="es-MX"/>
-        </w:rPr>
-        <w:t xml:space="preserve">). Son muchas más. Esto podría ser una </w:t>
-      </w:r>
-      <w:proofErr w:type="gramStart"/>
-      <w:r>
-        <w:rPr>
-          <w:rFonts w:ascii="Calibri" w:eastAsia="Calibri" w:hAnsi="Calibri" w:cs="Calibri"/>
-          <w:sz w:val="22"/>
-          <w:szCs w:val="22"/>
-          <w:lang w:val="es-MX"/>
-        </w:rPr>
-        <w:t>trivialidad</w:t>
-      </w:r>
-      <w:proofErr w:type="gramEnd"/>
-      <w:r>
-        <w:rPr>
-          <w:rFonts w:ascii="Calibri" w:eastAsia="Calibri" w:hAnsi="Calibri" w:cs="Calibri"/>
-          <w:sz w:val="22"/>
-          <w:szCs w:val="22"/>
-          <w:lang w:val="es-MX"/>
-        </w:rPr>
-        <w:t xml:space="preserve"> pero es parte del análisis a mi parecer.</w:t>
+        <w:t>Inbound -&gt; Handle -&gt; Outbound -&gt; Handle</w:t>
+      </w:r>
+      <w:r>
+        <w:rPr>
+          <w:rFonts w:ascii="Calibri" w:eastAsia="Calibri" w:hAnsi="Calibri" w:cs="Calibri"/>
+          <w:sz w:val="22"/>
+          <w:szCs w:val="22"/>
+          <w:lang w:val="es-MX"/>
+        </w:rPr>
+        <w:t>). Son muchas más. Esto podría ser una trivialidad pero es parte del análisis a mi parecer.</w:t>
       </w:r>
     </w:p>
     <w:p>
@@ -7415,25 +6355,13 @@
     <w:p>
       <w:pPr>
         <w:pStyle w:val="Ttulo2"/>
-        <w:spacing w:line="257" w:lineRule="auto"/>
-        <w:jc w:val="both"/>
-      </w:pPr>
-      <w:bookmarkStart w:id="9" w:name="_Toc225049662"/>
-      <w:r>
-        <w:rPr>
-          <w:rFonts w:ascii="Calibri Light" w:eastAsia="Calibri Light" w:hAnsi="Calibri Light" w:cs="Calibri Light"/>
-          <w:color w:val="2F5496"/>
-          <w:lang w:val="es-MX"/>
-        </w:rPr>
+      </w:pPr>
+      <w:bookmarkStart w:id="9" w:name="_Toc225078938"/>
+      <w:r>
         <w:lastRenderedPageBreak/>
-        <w:t>Conclusión</w:t>
-      </w:r>
-      <w:r>
-        <w:rPr>
-          <w:rFonts w:ascii="Calibri Light" w:eastAsia="Calibri Light" w:hAnsi="Calibri Light" w:cs="Calibri Light"/>
-          <w:color w:val="2F5496"/>
-          <w:lang w:val="es-MX"/>
-        </w:rPr>
+        <w:t>Síntesis</w:t>
+      </w:r>
+      <w:r>
         <w:t xml:space="preserve"> de este análisis:</w:t>
       </w:r>
       <w:bookmarkEnd w:id="9"/>
@@ -7462,47 +6390,7 @@
           <w:szCs w:val="22"/>
           <w:lang w:val="es-MX"/>
         </w:rPr>
-        <w:t>Existe una brecha crítica entre la demanda (</w:t>
-      </w:r>
-      <w:proofErr w:type="spellStart"/>
-      <w:r>
-        <w:rPr>
-          <w:rFonts w:ascii="Calibri" w:eastAsia="Calibri" w:hAnsi="Calibri" w:cs="Calibri"/>
-          <w:sz w:val="22"/>
-          <w:szCs w:val="22"/>
-          <w:lang w:val="es-MX"/>
-        </w:rPr>
-        <w:t>Inbound</w:t>
-      </w:r>
-      <w:proofErr w:type="spellEnd"/>
-      <w:r>
-        <w:rPr>
-          <w:rFonts w:ascii="Calibri" w:eastAsia="Calibri" w:hAnsi="Calibri" w:cs="Calibri"/>
-          <w:sz w:val="22"/>
-          <w:szCs w:val="22"/>
-          <w:lang w:val="es-MX"/>
-        </w:rPr>
-        <w:t>) y la capacidad de respuesta (Handle/</w:t>
-      </w:r>
-      <w:proofErr w:type="spellStart"/>
-      <w:r>
-        <w:rPr>
-          <w:rFonts w:ascii="Calibri" w:eastAsia="Calibri" w:hAnsi="Calibri" w:cs="Calibri"/>
-          <w:sz w:val="22"/>
-          <w:szCs w:val="22"/>
-          <w:lang w:val="es-MX"/>
-        </w:rPr>
-        <w:t>Outbound</w:t>
-      </w:r>
-      <w:proofErr w:type="spellEnd"/>
-      <w:r>
-        <w:rPr>
-          <w:rFonts w:ascii="Calibri" w:eastAsia="Calibri" w:hAnsi="Calibri" w:cs="Calibri"/>
-          <w:sz w:val="22"/>
-          <w:szCs w:val="22"/>
-          <w:lang w:val="es-MX"/>
-        </w:rPr>
-        <w:t>). Siete de cada diez clientes no reciben respuesta. Esto habla muy mal del servicio al cliente.</w:t>
+        <w:t>Existe una brecha crítica entre la demanda (Inbound) y la capacidad de respuesta (Handle/Outbound). Siete de cada diez clientes no reciben respuesta. Esto habla muy mal del servicio al cliente.</w:t>
       </w:r>
     </w:p>
     <w:p>
@@ -7598,7 +6486,6 @@
         </w:rPr>
         <w:t xml:space="preserve">, la probabilidad de que se convierta en un caso "Sin Atención" es casi total, </w:t>
       </w:r>
-      <w:proofErr w:type="spellStart"/>
       <w:r>
         <w:rPr>
           <w:rFonts w:ascii="Calibri" w:eastAsia="Calibri" w:hAnsi="Calibri" w:cs="Calibri"/>
@@ -7615,24 +6502,14 @@
           <w:szCs w:val="22"/>
           <w:lang w:val="es-MX"/>
         </w:rPr>
-        <w:t xml:space="preserve"> que</w:t>
-      </w:r>
-      <w:proofErr w:type="spellEnd"/>
-      <w:r>
-        <w:rPr>
-          <w:rFonts w:ascii="Calibri" w:eastAsia="Calibri" w:hAnsi="Calibri" w:cs="Calibri"/>
-          <w:sz w:val="22"/>
-          <w:szCs w:val="22"/>
-          <w:lang w:val="es-MX"/>
-        </w:rPr>
-        <w:t xml:space="preserve"> ese es el tiempo de vida promedio de los casos ignorados.</w:t>
+        <w:t xml:space="preserve"> que ese es el tiempo de vida promedio de los casos ignorados.</w:t>
       </w:r>
     </w:p>
     <w:p>
       <w:pPr>
         <w:pStyle w:val="Ttulo1"/>
       </w:pPr>
-      <w:bookmarkStart w:id="10" w:name="_Toc225049663"/>
+      <w:bookmarkStart w:id="10" w:name="_Toc225078939"/>
       <w:r>
         <w:t>Conclusión</w:t>
       </w:r>
@@ -7650,7 +6527,43 @@
           <w:szCs w:val="21"/>
           <w:lang w:val="es-MX"/>
         </w:rPr>
-        <w:t>Durante esta práctica comprendimos con mayor claridad cómo los procesos pueden modelarse a partir de datos que, en apariencia, son simples. Nos resultó particularmente interesante —e incluso un poco extraño al inicio— observar cómo una tabla estructurada en formato CSV podía transformarse automáticamente en diagramas de flujo complejos. Aunque entendemos que, si los eventos y sus tiempos están correctamente documentados, resulta lógico representar un proceso de manera gráfica, ver esa transformación automatizada nos generó cierta sorpresa. Sin embargo, reconocemos que, considerando que herramientas como Disco están diseñadas específicamente para la minería de procesos y requieren una licencia de pago, es razonable que ofrezcan este tipo de funcionalidades avanzadas.</w:t>
+        <w:t xml:space="preserve">Durante esta práctica comprendimos con mayor claridad cómo los procesos pueden modelarse a partir de datos que, en apariencia, son simples. Nos resultó particularmente interesante </w:t>
+      </w:r>
+      <w:r>
+        <w:rPr>
+          <w:rFonts w:ascii="Segoe UI" w:eastAsia="Segoe UI" w:hAnsi="Segoe UI" w:cs="Segoe UI"/>
+          <w:sz w:val="21"/>
+          <w:szCs w:val="21"/>
+          <w:lang w:val="es-MX"/>
+        </w:rPr>
+        <w:t>(</w:t>
+      </w:r>
+      <w:r>
+        <w:rPr>
+          <w:rFonts w:ascii="Segoe UI" w:eastAsia="Segoe UI" w:hAnsi="Segoe UI" w:cs="Segoe UI"/>
+          <w:sz w:val="21"/>
+          <w:szCs w:val="21"/>
+          <w:lang w:val="es-MX"/>
+        </w:rPr>
+        <w:t>e incluso un poco extraño al inicio</w:t>
+      </w:r>
+      <w:r>
+        <w:rPr>
+          <w:rFonts w:ascii="Segoe UI" w:eastAsia="Segoe UI" w:hAnsi="Segoe UI" w:cs="Segoe UI"/>
+          <w:sz w:val="21"/>
+          <w:szCs w:val="21"/>
+          <w:lang w:val="es-MX"/>
+        </w:rPr>
+        <w:t>)</w:t>
+      </w:r>
+      <w:r>
+        <w:rPr>
+          <w:rFonts w:ascii="Segoe UI" w:eastAsia="Segoe UI" w:hAnsi="Segoe UI" w:cs="Segoe UI"/>
+          <w:sz w:val="21"/>
+          <w:szCs w:val="21"/>
+          <w:lang w:val="es-MX"/>
+        </w:rPr>
+        <w:t xml:space="preserve"> observar cómo una tabla estructurada en formato CSV podía transformarse automáticamente en diagramas de flujo complejos. Aunque entendemos que, si los eventos y sus tiempos están correctamente documentados, resulta lógico representar un proceso de manera gráfica, ver esa transformación automatizada nos generó cierta sorpresa. Sin embargo, reconocemos que, considerando que herramientas como Disco están diseñadas específicamente para la minería de procesos y requieren una licencia de pago, es razonable que ofrezcan este tipo de funcionalidades avanzadas.</w:t>
       </w:r>
     </w:p>
     <w:p>
@@ -7720,7 +6633,7 @@
       <w:pPr>
         <w:pStyle w:val="Ttulo1"/>
       </w:pPr>
-      <w:bookmarkStart w:id="11" w:name="_Toc225049664"/>
+      <w:bookmarkStart w:id="11" w:name="_Toc225078940"/>
       <w:r>
         <w:lastRenderedPageBreak/>
         <w:t>Referencias</w:t>
@@ -7740,7 +6653,6 @@
           <w:lang w:val="en-US"/>
         </w:rPr>
       </w:pPr>
-      <w:proofErr w:type="spellStart"/>
       <w:r>
         <w:rPr>
           <w:rFonts w:ascii="Segoe UI" w:eastAsia="Segoe UI" w:hAnsi="Segoe UI" w:cs="Segoe UI"/>
@@ -7750,19 +6662,7 @@
           <w:szCs w:val="21"/>
           <w:lang w:val="en-US"/>
         </w:rPr>
-        <w:t>Fluxicon</w:t>
-      </w:r>
-      <w:proofErr w:type="spellEnd"/>
-      <w:r>
-        <w:rPr>
-          <w:rFonts w:ascii="Segoe UI" w:eastAsia="Segoe UI" w:hAnsi="Segoe UI" w:cs="Segoe UI"/>
-          <w:i/>
-          <w:iCs/>
-          <w:sz w:val="21"/>
-          <w:szCs w:val="21"/>
-          <w:lang w:val="en-US"/>
-        </w:rPr>
-        <w:t>.</w:t>
+        <w:t>Fluxicon.</w:t>
       </w:r>
       <w:r>
         <w:rPr>
@@ -7836,47 +6736,7 @@
           <w:szCs w:val="21"/>
           <w:lang w:val="es-MX"/>
         </w:rPr>
-        <w:t xml:space="preserve">Process </w:t>
-      </w:r>
-      <w:proofErr w:type="spellStart"/>
-      <w:r>
-        <w:rPr>
-          <w:rFonts w:ascii="Segoe UI" w:eastAsia="Segoe UI" w:hAnsi="Segoe UI" w:cs="Segoe UI"/>
-          <w:sz w:val="21"/>
-          <w:szCs w:val="21"/>
-          <w:lang w:val="es-MX"/>
-        </w:rPr>
-        <w:t>Mining</w:t>
-      </w:r>
-      <w:proofErr w:type="spellEnd"/>
-      <w:r>
-        <w:rPr>
-          <w:rFonts w:ascii="Segoe UI" w:eastAsia="Segoe UI" w:hAnsi="Segoe UI" w:cs="Segoe UI"/>
-          <w:sz w:val="21"/>
-          <w:szCs w:val="21"/>
-          <w:lang w:val="es-MX"/>
-        </w:rPr>
-        <w:t xml:space="preserve"> Software </w:t>
-      </w:r>
-      <w:proofErr w:type="spellStart"/>
-      <w:r>
-        <w:rPr>
-          <w:rFonts w:ascii="Segoe UI" w:eastAsia="Segoe UI" w:hAnsi="Segoe UI" w:cs="Segoe UI"/>
-          <w:sz w:val="21"/>
-          <w:szCs w:val="21"/>
-          <w:lang w:val="es-MX"/>
-        </w:rPr>
-        <w:t>Comparison</w:t>
-      </w:r>
-      <w:proofErr w:type="spellEnd"/>
-      <w:r>
-        <w:rPr>
-          <w:rFonts w:ascii="Segoe UI" w:eastAsia="Segoe UI" w:hAnsi="Segoe UI" w:cs="Segoe UI"/>
-          <w:sz w:val="21"/>
-          <w:szCs w:val="21"/>
-          <w:lang w:val="es-MX"/>
-        </w:rPr>
-        <w:t xml:space="preserve">. </w:t>
+        <w:t xml:space="preserve">Process Mining Software Comparison. </w:t>
       </w:r>
       <w:r>
         <w:rPr>
@@ -7887,45 +6747,8 @@
           <w:szCs w:val="21"/>
           <w:lang w:val="es-MX"/>
         </w:rPr>
-        <w:t xml:space="preserve">Disco – Tool </w:t>
-      </w:r>
-      <w:proofErr w:type="spellStart"/>
-      <w:r>
-        <w:rPr>
-          <w:rFonts w:ascii="Segoe UI" w:eastAsia="Segoe UI" w:hAnsi="Segoe UI" w:cs="Segoe UI"/>
-          <w:i/>
-          <w:iCs/>
-          <w:sz w:val="21"/>
-          <w:szCs w:val="21"/>
-          <w:lang w:val="es-MX"/>
-        </w:rPr>
-        <w:t>Overview</w:t>
-      </w:r>
-      <w:proofErr w:type="spellEnd"/>
-      <w:r>
-        <w:rPr>
-          <w:rFonts w:ascii="Segoe UI" w:eastAsia="Segoe UI" w:hAnsi="Segoe UI" w:cs="Segoe UI"/>
-          <w:i/>
-          <w:iCs/>
-          <w:sz w:val="21"/>
-          <w:szCs w:val="21"/>
-          <w:lang w:val="es-MX"/>
-        </w:rPr>
-        <w:t xml:space="preserve"> and </w:t>
-      </w:r>
-      <w:proofErr w:type="spellStart"/>
-      <w:r>
-        <w:rPr>
-          <w:rFonts w:ascii="Segoe UI" w:eastAsia="Segoe UI" w:hAnsi="Segoe UI" w:cs="Segoe UI"/>
-          <w:i/>
-          <w:iCs/>
-          <w:sz w:val="21"/>
-          <w:szCs w:val="21"/>
-          <w:lang w:val="es-MX"/>
-        </w:rPr>
-        <w:t>Capabilities</w:t>
-      </w:r>
-      <w:proofErr w:type="spellEnd"/>
+        <w:t>Disco – Tool Overview and Capabilities</w:t>
+      </w:r>
       <w:r>
         <w:rPr>
           <w:rFonts w:ascii="Segoe UI" w:eastAsia="Segoe UI" w:hAnsi="Segoe UI" w:cs="Segoe UI"/>
@@ -7959,7 +6782,6 @@
           <w:lang w:val="en-US"/>
         </w:rPr>
       </w:pPr>
-      <w:proofErr w:type="spellStart"/>
       <w:r>
         <w:rPr>
           <w:rFonts w:ascii="Segoe UI" w:eastAsia="Segoe UI" w:hAnsi="Segoe UI" w:cs="Segoe UI"/>
@@ -7967,17 +6789,7 @@
           <w:szCs w:val="21"/>
           <w:lang w:val="en-US"/>
         </w:rPr>
-        <w:t>Celonis</w:t>
-      </w:r>
-      <w:proofErr w:type="spellEnd"/>
-      <w:r>
-        <w:rPr>
-          <w:rFonts w:ascii="Segoe UI" w:eastAsia="Segoe UI" w:hAnsi="Segoe UI" w:cs="Segoe UI"/>
-          <w:sz w:val="21"/>
-          <w:szCs w:val="21"/>
-          <w:lang w:val="en-US"/>
-        </w:rPr>
-        <w:t xml:space="preserve">. </w:t>
+        <w:t xml:space="preserve">Celonis. </w:t>
       </w:r>
       <w:r>
         <w:rPr>
@@ -8053,128 +6865,16 @@
           <w:szCs w:val="21"/>
           <w:lang w:val="es-MX"/>
         </w:rPr>
-        <w:t xml:space="preserve">Comparative </w:t>
-      </w:r>
-      <w:proofErr w:type="spellStart"/>
+        <w:t>Comparative Evaluation of Process Mining Tools</w:t>
+      </w:r>
       <w:r>
         <w:rPr>
           <w:rFonts w:ascii="Segoe UI" w:eastAsia="Segoe UI" w:hAnsi="Segoe UI" w:cs="Segoe UI"/>
-          <w:i/>
-          <w:iCs/>
-          <w:sz w:val="21"/>
-          <w:szCs w:val="21"/>
-          <w:lang w:val="es-MX"/>
-        </w:rPr>
-        <w:t>Evaluation</w:t>
-      </w:r>
-      <w:proofErr w:type="spellEnd"/>
-      <w:r>
-        <w:rPr>
-          <w:rFonts w:ascii="Segoe UI" w:eastAsia="Segoe UI" w:hAnsi="Segoe UI" w:cs="Segoe UI"/>
-          <w:i/>
-          <w:iCs/>
-          <w:sz w:val="21"/>
-          <w:szCs w:val="21"/>
-          <w:lang w:val="es-MX"/>
-        </w:rPr>
-        <w:t xml:space="preserve"> </w:t>
-      </w:r>
-      <w:proofErr w:type="spellStart"/>
-      <w:r>
-        <w:rPr>
-          <w:rFonts w:ascii="Segoe UI" w:eastAsia="Segoe UI" w:hAnsi="Segoe UI" w:cs="Segoe UI"/>
-          <w:i/>
-          <w:iCs/>
-          <w:sz w:val="21"/>
-          <w:szCs w:val="21"/>
-          <w:lang w:val="es-MX"/>
-        </w:rPr>
-        <w:t>of</w:t>
-      </w:r>
-      <w:proofErr w:type="spellEnd"/>
-      <w:r>
-        <w:rPr>
-          <w:rFonts w:ascii="Segoe UI" w:eastAsia="Segoe UI" w:hAnsi="Segoe UI" w:cs="Segoe UI"/>
-          <w:i/>
-          <w:iCs/>
-          <w:sz w:val="21"/>
-          <w:szCs w:val="21"/>
-          <w:lang w:val="es-MX"/>
-        </w:rPr>
-        <w:t xml:space="preserve"> Process </w:t>
-      </w:r>
-      <w:proofErr w:type="spellStart"/>
-      <w:r>
-        <w:rPr>
-          <w:rFonts w:ascii="Segoe UI" w:eastAsia="Segoe UI" w:hAnsi="Segoe UI" w:cs="Segoe UI"/>
-          <w:i/>
-          <w:iCs/>
-          <w:sz w:val="21"/>
-          <w:szCs w:val="21"/>
-          <w:lang w:val="es-MX"/>
-        </w:rPr>
-        <w:t>Mining</w:t>
-      </w:r>
-      <w:proofErr w:type="spellEnd"/>
-      <w:r>
-        <w:rPr>
-          <w:rFonts w:ascii="Segoe UI" w:eastAsia="Segoe UI" w:hAnsi="Segoe UI" w:cs="Segoe UI"/>
-          <w:i/>
-          <w:iCs/>
-          <w:sz w:val="21"/>
-          <w:szCs w:val="21"/>
-          <w:lang w:val="es-MX"/>
-        </w:rPr>
-        <w:t xml:space="preserve"> Tools</w:t>
-      </w:r>
-      <w:r>
-        <w:rPr>
-          <w:rFonts w:ascii="Segoe UI" w:eastAsia="Segoe UI" w:hAnsi="Segoe UI" w:cs="Segoe UI"/>
-          <w:sz w:val="21"/>
-          <w:szCs w:val="21"/>
-          <w:lang w:val="es-MX"/>
-        </w:rPr>
-        <w:t xml:space="preserve">. </w:t>
-      </w:r>
-      <w:proofErr w:type="spellStart"/>
-      <w:r>
-        <w:rPr>
-          <w:rFonts w:ascii="Segoe UI" w:eastAsia="Segoe UI" w:hAnsi="Segoe UI" w:cs="Segoe UI"/>
-          <w:sz w:val="21"/>
-          <w:szCs w:val="21"/>
-          <w:lang w:val="es-MX"/>
-        </w:rPr>
-        <w:t>University</w:t>
-      </w:r>
-      <w:proofErr w:type="spellEnd"/>
-      <w:r>
-        <w:rPr>
-          <w:rFonts w:ascii="Segoe UI" w:eastAsia="Segoe UI" w:hAnsi="Segoe UI" w:cs="Segoe UI"/>
-          <w:sz w:val="21"/>
-          <w:szCs w:val="21"/>
-          <w:lang w:val="es-MX"/>
-        </w:rPr>
-        <w:t xml:space="preserve"> </w:t>
-      </w:r>
-      <w:proofErr w:type="spellStart"/>
-      <w:r>
-        <w:rPr>
-          <w:rFonts w:ascii="Segoe UI" w:eastAsia="Segoe UI" w:hAnsi="Segoe UI" w:cs="Segoe UI"/>
-          <w:sz w:val="21"/>
-          <w:szCs w:val="21"/>
-          <w:lang w:val="es-MX"/>
-        </w:rPr>
-        <w:t>of</w:t>
-      </w:r>
-      <w:proofErr w:type="spellEnd"/>
-      <w:r>
-        <w:rPr>
-          <w:rFonts w:ascii="Segoe UI" w:eastAsia="Segoe UI" w:hAnsi="Segoe UI" w:cs="Segoe UI"/>
-          <w:sz w:val="21"/>
-          <w:szCs w:val="21"/>
-          <w:lang w:val="es-MX"/>
-        </w:rPr>
-        <w:t xml:space="preserve"> Tartu. </w:t>
+          <w:sz w:val="21"/>
+          <w:szCs w:val="21"/>
+          <w:lang w:val="es-MX"/>
+        </w:rPr>
+        <w:t xml:space="preserve">. University of Tartu. </w:t>
       </w:r>
       <w:hyperlink r:id="rId21">
         <w:r>
@@ -8219,27 +6919,7 @@
           <w:szCs w:val="21"/>
           <w:lang w:val="en-US"/>
         </w:rPr>
-        <w:t xml:space="preserve">Çelik, U., &amp; </w:t>
-      </w:r>
-      <w:proofErr w:type="spellStart"/>
-      <w:r>
-        <w:rPr>
-          <w:rFonts w:ascii="Segoe UI" w:eastAsia="Segoe UI" w:hAnsi="Segoe UI" w:cs="Segoe UI"/>
-          <w:sz w:val="21"/>
-          <w:szCs w:val="21"/>
-          <w:lang w:val="en-US"/>
-        </w:rPr>
-        <w:t>Akçetin</w:t>
-      </w:r>
-      <w:proofErr w:type="spellEnd"/>
-      <w:r>
-        <w:rPr>
-          <w:rFonts w:ascii="Segoe UI" w:eastAsia="Segoe UI" w:hAnsi="Segoe UI" w:cs="Segoe UI"/>
-          <w:sz w:val="21"/>
-          <w:szCs w:val="21"/>
-          <w:lang w:val="en-US"/>
-        </w:rPr>
-        <w:t xml:space="preserve">, E. (2018). </w:t>
+        <w:t xml:space="preserve">Çelik, U., &amp; Akçetin, E. (2018). </w:t>
       </w:r>
       <w:r>
         <w:rPr>
@@ -8297,7 +6977,6 @@
           <w:lang w:val="en-US"/>
         </w:rPr>
       </w:pPr>
-      <w:proofErr w:type="spellStart"/>
       <w:r>
         <w:rPr>
           <w:rFonts w:ascii="Segoe UI" w:eastAsia="Segoe UI" w:hAnsi="Segoe UI" w:cs="Segoe UI"/>
@@ -8305,17 +6984,7 @@
           <w:szCs w:val="21"/>
           <w:lang w:val="en-US"/>
         </w:rPr>
-        <w:t>Karwehl</w:t>
-      </w:r>
-      <w:proofErr w:type="spellEnd"/>
-      <w:r>
-        <w:rPr>
-          <w:rFonts w:ascii="Segoe UI" w:eastAsia="Segoe UI" w:hAnsi="Segoe UI" w:cs="Segoe UI"/>
-          <w:sz w:val="21"/>
-          <w:szCs w:val="21"/>
-          <w:lang w:val="en-US"/>
-        </w:rPr>
-        <w:t xml:space="preserve">, D. (2018). </w:t>
+        <w:t xml:space="preserve">Karwehl, D. (2018). </w:t>
       </w:r>
       <w:r>
         <w:rPr>
@@ -8335,47 +7004,7 @@
           <w:szCs w:val="21"/>
           <w:lang w:val="en-US"/>
         </w:rPr>
-        <w:t xml:space="preserve">. Hochschule für </w:t>
-      </w:r>
-      <w:proofErr w:type="spellStart"/>
-      <w:r>
-        <w:rPr>
-          <w:rFonts w:ascii="Segoe UI" w:eastAsia="Segoe UI" w:hAnsi="Segoe UI" w:cs="Segoe UI"/>
-          <w:sz w:val="21"/>
-          <w:szCs w:val="21"/>
-          <w:lang w:val="en-US"/>
-        </w:rPr>
-        <w:t>Angewandte</w:t>
-      </w:r>
-      <w:proofErr w:type="spellEnd"/>
-      <w:r>
-        <w:rPr>
-          <w:rFonts w:ascii="Segoe UI" w:eastAsia="Segoe UI" w:hAnsi="Segoe UI" w:cs="Segoe UI"/>
-          <w:sz w:val="21"/>
-          <w:szCs w:val="21"/>
-          <w:lang w:val="en-US"/>
-        </w:rPr>
-        <w:t xml:space="preserve"> </w:t>
-      </w:r>
-      <w:proofErr w:type="spellStart"/>
-      <w:r>
-        <w:rPr>
-          <w:rFonts w:ascii="Segoe UI" w:eastAsia="Segoe UI" w:hAnsi="Segoe UI" w:cs="Segoe UI"/>
-          <w:sz w:val="21"/>
-          <w:szCs w:val="21"/>
-          <w:lang w:val="en-US"/>
-        </w:rPr>
-        <w:t>Wissenschaften</w:t>
-      </w:r>
-      <w:proofErr w:type="spellEnd"/>
-      <w:r>
-        <w:rPr>
-          <w:rFonts w:ascii="Segoe UI" w:eastAsia="Segoe UI" w:hAnsi="Segoe UI" w:cs="Segoe UI"/>
-          <w:sz w:val="21"/>
-          <w:szCs w:val="21"/>
-          <w:lang w:val="en-US"/>
-        </w:rPr>
-        <w:t xml:space="preserve"> Hamburg. </w:t>
+        <w:t xml:space="preserve">. Hochschule für Angewandte Wissenschaften Hamburg. </w:t>
       </w:r>
       <w:hyperlink r:id="rId23">
         <w:r>
